--- a/docs/spiClock.docx
+++ b/docs/spiClock.docx
@@ -117,14 +117,35 @@
           <w:sz w:val="36"/>
           <w:szCs w:val="36"/>
         </w:rPr>
-        <w:t>1</w:t>
+        <w:t>2</w:t>
       </w:r>
       <w:r>
         <w:rPr>
           <w:sz w:val="36"/>
           <w:szCs w:val="36"/>
         </w:rPr>
-        <w:t>-November-2025</w:t>
+        <w:t>-</w:t>
+      </w:r>
+      <w:r>
+        <w:rPr>
+          <w:sz w:val="36"/>
+          <w:szCs w:val="36"/>
+        </w:rPr>
+        <w:t>May</w:t>
+      </w:r>
+      <w:r>
+        <w:rPr>
+          <w:sz w:val="36"/>
+          <w:szCs w:val="36"/>
+        </w:rPr>
+        <w:t>-202</w:t>
+      </w:r>
+      <w:r>
+        <w:rPr>
+          <w:sz w:val="36"/>
+          <w:szCs w:val="36"/>
+        </w:rPr>
+        <w:t>6</w:t>
       </w:r>
     </w:p>
     <w:p>
@@ -277,45 +298,30 @@
             <w:pStyle w:val="TOC1"/>
             <w:rPr>
               <w:rFonts w:cstheme="minorBidi"/>
-              <w:noProof/>
               <w:kern w:val="2"/>
-              <w:szCs w:val="20"/>
               <w14:ligatures w14:val="standardContextual"/>
             </w:rPr>
           </w:pPr>
           <w:r>
-            <w:rPr>
-              <w:szCs w:val="20"/>
-            </w:rPr>
             <w:fldChar w:fldCharType="begin"/>
           </w:r>
           <w:r>
-            <w:rPr>
-              <w:szCs w:val="20"/>
-            </w:rPr>
             <w:instrText xml:space="preserve"> TOC \o "1-3" \h \z \u </w:instrText>
           </w:r>
           <w:r>
-            <w:rPr>
-              <w:szCs w:val="20"/>
-            </w:rPr>
             <w:fldChar w:fldCharType="separate"/>
           </w:r>
-          <w:hyperlink w:anchor="_Toc214635429" w:history="1">
+          <w:hyperlink w:anchor="_Toc230369788" w:history="1">
             <w:r>
               <w:rPr>
                 <w:rStyle w:val="Hyperlink"/>
-                <w:noProof/>
-                <w:szCs w:val="20"/>
               </w:rPr>
               <w:t>1</w:t>
             </w:r>
             <w:r>
               <w:rPr>
                 <w:rFonts w:cstheme="minorBidi"/>
-                <w:noProof/>
                 <w:kern w:val="2"/>
-                <w:szCs w:val="20"/>
                 <w14:ligatures w14:val="standardContextual"/>
               </w:rPr>
               <w:tab/>
@@ -323,63 +329,47 @@
             <w:r>
               <w:rPr>
                 <w:rStyle w:val="Hyperlink"/>
-                <w:noProof/>
-                <w:szCs w:val="20"/>
               </w:rPr>
               <w:t>Introduction</w:t>
             </w:r>
             <w:r>
               <w:rPr>
-                <w:noProof/>
-                <w:webHidden/>
-                <w:szCs w:val="20"/>
+                <w:webHidden/>
               </w:rPr>
               <w:tab/>
             </w:r>
             <w:r>
               <w:rPr>
-                <w:noProof/>
-                <w:webHidden/>
-                <w:szCs w:val="20"/>
+                <w:webHidden/>
               </w:rPr>
               <w:fldChar w:fldCharType="begin"/>
             </w:r>
             <w:r>
               <w:rPr>
-                <w:noProof/>
-                <w:webHidden/>
-                <w:szCs w:val="20"/>
-              </w:rPr>
-              <w:instrText xml:space="preserve"> PAGEREF _Toc214635429 \h </w:instrText>
-            </w:r>
-            <w:r>
-              <w:rPr>
-                <w:noProof/>
-                <w:webHidden/>
-                <w:szCs w:val="20"/>
-              </w:rPr>
-            </w:r>
-            <w:r>
-              <w:rPr>
-                <w:noProof/>
-                <w:webHidden/>
-                <w:szCs w:val="20"/>
+                <w:webHidden/>
+              </w:rPr>
+              <w:instrText xml:space="preserve"> PAGEREF _Toc230369788 \h </w:instrText>
+            </w:r>
+            <w:r>
+              <w:rPr>
+                <w:webHidden/>
+              </w:rPr>
+            </w:r>
+            <w:r>
+              <w:rPr>
+                <w:webHidden/>
               </w:rPr>
               <w:fldChar w:fldCharType="separate"/>
             </w:r>
             <w:r>
               <w:rPr>
-                <w:noProof/>
-                <w:webHidden/>
-                <w:szCs w:val="20"/>
+                <w:webHidden/>
               </w:rPr>
               <w:t>3</w:t>
             </w:r>
             <w:r>
               <w:rPr>
-                <w:noProof/>
-                <w:webHidden/>
-                <w:szCs w:val="20"/>
+                <w:webHidden/>
               </w:rPr>
               <w:fldChar w:fldCharType="end"/>
             </w:r>
@@ -397,7 +387,7 @@
               <w14:ligatures w14:val="standardContextual"/>
             </w:rPr>
           </w:pPr>
-          <w:hyperlink w:anchor="_Toc214635430" w:history="1">
+          <w:hyperlink w:anchor="_Toc230369789" w:history="1">
             <w:r>
               <w:rPr>
                 <w:rStyle w:val="Hyperlink"/>
@@ -452,7 +442,7 @@
                 <w:sz w:val="20"/>
                 <w:szCs w:val="20"/>
               </w:rPr>
-              <w:instrText xml:space="preserve"> PAGEREF _Toc214635430 \h </w:instrText>
+              <w:instrText xml:space="preserve"> PAGEREF _Toc230369789 \h </w:instrText>
             </w:r>
             <w:r>
               <w:rPr>
@@ -503,7 +493,7 @@
               <w14:ligatures w14:val="standardContextual"/>
             </w:rPr>
           </w:pPr>
-          <w:hyperlink w:anchor="_Toc214635431" w:history="1">
+          <w:hyperlink w:anchor="_Toc230369790" w:history="1">
             <w:r>
               <w:rPr>
                 <w:rStyle w:val="Hyperlink"/>
@@ -558,7 +548,7 @@
                 <w:sz w:val="20"/>
                 <w:szCs w:val="20"/>
               </w:rPr>
-              <w:instrText xml:space="preserve"> PAGEREF _Toc214635431 \h </w:instrText>
+              <w:instrText xml:space="preserve"> PAGEREF _Toc230369790 \h </w:instrText>
             </w:r>
             <w:r>
               <w:rPr>
@@ -609,7 +599,7 @@
               <w14:ligatures w14:val="standardContextual"/>
             </w:rPr>
           </w:pPr>
-          <w:hyperlink w:anchor="_Toc214635432" w:history="1">
+          <w:hyperlink w:anchor="_Toc230369791" w:history="1">
             <w:r>
               <w:rPr>
                 <w:rStyle w:val="Hyperlink"/>
@@ -664,7 +654,7 @@
                 <w:sz w:val="20"/>
                 <w:szCs w:val="20"/>
               </w:rPr>
-              <w:instrText xml:space="preserve"> PAGEREF _Toc214635432 \h </w:instrText>
+              <w:instrText xml:space="preserve"> PAGEREF _Toc230369791 \h </w:instrText>
             </w:r>
             <w:r>
               <w:rPr>
@@ -708,27 +698,21 @@
             <w:pStyle w:val="TOC1"/>
             <w:rPr>
               <w:rFonts w:cstheme="minorBidi"/>
-              <w:noProof/>
               <w:kern w:val="2"/>
-              <w:szCs w:val="20"/>
               <w14:ligatures w14:val="standardContextual"/>
             </w:rPr>
           </w:pPr>
-          <w:hyperlink w:anchor="_Toc214635433" w:history="1">
+          <w:hyperlink w:anchor="_Toc230369792" w:history="1">
             <w:r>
               <w:rPr>
                 <w:rStyle w:val="Hyperlink"/>
-                <w:noProof/>
-                <w:szCs w:val="20"/>
               </w:rPr>
               <w:t>2</w:t>
             </w:r>
             <w:r>
               <w:rPr>
                 <w:rFonts w:cstheme="minorBidi"/>
-                <w:noProof/>
                 <w:kern w:val="2"/>
-                <w:szCs w:val="20"/>
                 <w14:ligatures w14:val="standardContextual"/>
               </w:rPr>
               <w:tab/>
@@ -736,63 +720,47 @@
             <w:r>
               <w:rPr>
                 <w:rStyle w:val="Hyperlink"/>
-                <w:noProof/>
-                <w:szCs w:val="20"/>
               </w:rPr>
               <w:t>Photographs of Hardware Components</w:t>
             </w:r>
             <w:r>
               <w:rPr>
-                <w:noProof/>
-                <w:webHidden/>
-                <w:szCs w:val="20"/>
+                <w:webHidden/>
               </w:rPr>
               <w:tab/>
             </w:r>
             <w:r>
               <w:rPr>
-                <w:noProof/>
-                <w:webHidden/>
-                <w:szCs w:val="20"/>
+                <w:webHidden/>
               </w:rPr>
               <w:fldChar w:fldCharType="begin"/>
             </w:r>
             <w:r>
               <w:rPr>
-                <w:noProof/>
-                <w:webHidden/>
-                <w:szCs w:val="20"/>
-              </w:rPr>
-              <w:instrText xml:space="preserve"> PAGEREF _Toc214635433 \h </w:instrText>
-            </w:r>
-            <w:r>
-              <w:rPr>
-                <w:noProof/>
-                <w:webHidden/>
-                <w:szCs w:val="20"/>
-              </w:rPr>
-            </w:r>
-            <w:r>
-              <w:rPr>
-                <w:noProof/>
-                <w:webHidden/>
-                <w:szCs w:val="20"/>
+                <w:webHidden/>
+              </w:rPr>
+              <w:instrText xml:space="preserve"> PAGEREF _Toc230369792 \h </w:instrText>
+            </w:r>
+            <w:r>
+              <w:rPr>
+                <w:webHidden/>
+              </w:rPr>
+            </w:r>
+            <w:r>
+              <w:rPr>
+                <w:webHidden/>
               </w:rPr>
               <w:fldChar w:fldCharType="separate"/>
             </w:r>
             <w:r>
               <w:rPr>
-                <w:noProof/>
-                <w:webHidden/>
-                <w:szCs w:val="20"/>
+                <w:webHidden/>
               </w:rPr>
               <w:t>5</w:t>
             </w:r>
             <w:r>
               <w:rPr>
-                <w:noProof/>
-                <w:webHidden/>
-                <w:szCs w:val="20"/>
+                <w:webHidden/>
               </w:rPr>
               <w:fldChar w:fldCharType="end"/>
             </w:r>
@@ -810,7 +778,7 @@
               <w14:ligatures w14:val="standardContextual"/>
             </w:rPr>
           </w:pPr>
-          <w:hyperlink w:anchor="_Toc214635434" w:history="1">
+          <w:hyperlink w:anchor="_Toc230369793" w:history="1">
             <w:r>
               <w:rPr>
                 <w:rStyle w:val="Hyperlink"/>
@@ -865,7 +833,7 @@
                 <w:sz w:val="20"/>
                 <w:szCs w:val="20"/>
               </w:rPr>
-              <w:instrText xml:space="preserve"> PAGEREF _Toc214635434 \h </w:instrText>
+              <w:instrText xml:space="preserve"> PAGEREF _Toc230369793 \h </w:instrText>
             </w:r>
             <w:r>
               <w:rPr>
@@ -916,7 +884,7 @@
               <w14:ligatures w14:val="standardContextual"/>
             </w:rPr>
           </w:pPr>
-          <w:hyperlink w:anchor="_Toc214635435" w:history="1">
+          <w:hyperlink w:anchor="_Toc230369794" w:history="1">
             <w:r>
               <w:rPr>
                 <w:rStyle w:val="Hyperlink"/>
@@ -971,7 +939,7 @@
                 <w:sz w:val="20"/>
                 <w:szCs w:val="20"/>
               </w:rPr>
-              <w:instrText xml:space="preserve"> PAGEREF _Toc214635435 \h </w:instrText>
+              <w:instrText xml:space="preserve"> PAGEREF _Toc230369794 \h </w:instrText>
             </w:r>
             <w:r>
               <w:rPr>
@@ -1015,27 +983,21 @@
             <w:pStyle w:val="TOC1"/>
             <w:rPr>
               <w:rFonts w:cstheme="minorBidi"/>
-              <w:noProof/>
               <w:kern w:val="2"/>
-              <w:szCs w:val="20"/>
               <w14:ligatures w14:val="standardContextual"/>
             </w:rPr>
           </w:pPr>
-          <w:hyperlink w:anchor="_Toc214635436" w:history="1">
+          <w:hyperlink w:anchor="_Toc230369795" w:history="1">
             <w:r>
               <w:rPr>
                 <w:rStyle w:val="Hyperlink"/>
-                <w:noProof/>
-                <w:szCs w:val="20"/>
               </w:rPr>
               <w:t>3</w:t>
             </w:r>
             <w:r>
               <w:rPr>
                 <w:rFonts w:cstheme="minorBidi"/>
-                <w:noProof/>
                 <w:kern w:val="2"/>
-                <w:szCs w:val="20"/>
                 <w14:ligatures w14:val="standardContextual"/>
               </w:rPr>
               <w:tab/>
@@ -1043,63 +1005,47 @@
             <w:r>
               <w:rPr>
                 <w:rStyle w:val="Hyperlink"/>
-                <w:noProof/>
-                <w:szCs w:val="20"/>
               </w:rPr>
               <w:t>Wiring Diagrams</w:t>
             </w:r>
             <w:r>
               <w:rPr>
-                <w:noProof/>
-                <w:webHidden/>
-                <w:szCs w:val="20"/>
+                <w:webHidden/>
               </w:rPr>
               <w:tab/>
             </w:r>
             <w:r>
               <w:rPr>
-                <w:noProof/>
-                <w:webHidden/>
-                <w:szCs w:val="20"/>
+                <w:webHidden/>
               </w:rPr>
               <w:fldChar w:fldCharType="begin"/>
             </w:r>
             <w:r>
               <w:rPr>
-                <w:noProof/>
-                <w:webHidden/>
-                <w:szCs w:val="20"/>
-              </w:rPr>
-              <w:instrText xml:space="preserve"> PAGEREF _Toc214635436 \h </w:instrText>
-            </w:r>
-            <w:r>
-              <w:rPr>
-                <w:noProof/>
-                <w:webHidden/>
-                <w:szCs w:val="20"/>
-              </w:rPr>
-            </w:r>
-            <w:r>
-              <w:rPr>
-                <w:noProof/>
-                <w:webHidden/>
-                <w:szCs w:val="20"/>
+                <w:webHidden/>
+              </w:rPr>
+              <w:instrText xml:space="preserve"> PAGEREF _Toc230369795 \h </w:instrText>
+            </w:r>
+            <w:r>
+              <w:rPr>
+                <w:webHidden/>
+              </w:rPr>
+            </w:r>
+            <w:r>
+              <w:rPr>
+                <w:webHidden/>
               </w:rPr>
               <w:fldChar w:fldCharType="separate"/>
             </w:r>
             <w:r>
               <w:rPr>
-                <w:noProof/>
-                <w:webHidden/>
-                <w:szCs w:val="20"/>
+                <w:webHidden/>
               </w:rPr>
               <w:t>7</w:t>
             </w:r>
             <w:r>
               <w:rPr>
-                <w:noProof/>
-                <w:webHidden/>
-                <w:szCs w:val="20"/>
+                <w:webHidden/>
               </w:rPr>
               <w:fldChar w:fldCharType="end"/>
             </w:r>
@@ -1110,27 +1056,21 @@
             <w:pStyle w:val="TOC1"/>
             <w:rPr>
               <w:rFonts w:cstheme="minorBidi"/>
-              <w:noProof/>
               <w:kern w:val="2"/>
-              <w:szCs w:val="20"/>
               <w14:ligatures w14:val="standardContextual"/>
             </w:rPr>
           </w:pPr>
-          <w:hyperlink w:anchor="_Toc214635437" w:history="1">
+          <w:hyperlink w:anchor="_Toc230369796" w:history="1">
             <w:r>
               <w:rPr>
                 <w:rStyle w:val="Hyperlink"/>
-                <w:noProof/>
-                <w:szCs w:val="20"/>
               </w:rPr>
               <w:t>4</w:t>
             </w:r>
             <w:r>
               <w:rPr>
                 <w:rFonts w:cstheme="minorBidi"/>
-                <w:noProof/>
                 <w:kern w:val="2"/>
-                <w:szCs w:val="20"/>
                 <w14:ligatures w14:val="standardContextual"/>
               </w:rPr>
               <w:tab/>
@@ -1138,63 +1078,47 @@
             <w:r>
               <w:rPr>
                 <w:rStyle w:val="Hyperlink"/>
-                <w:noProof/>
-                <w:szCs w:val="20"/>
               </w:rPr>
               <w:t>Software Operational Overview</w:t>
             </w:r>
             <w:r>
               <w:rPr>
-                <w:noProof/>
-                <w:webHidden/>
-                <w:szCs w:val="20"/>
+                <w:webHidden/>
               </w:rPr>
               <w:tab/>
             </w:r>
             <w:r>
               <w:rPr>
-                <w:noProof/>
-                <w:webHidden/>
-                <w:szCs w:val="20"/>
+                <w:webHidden/>
               </w:rPr>
               <w:fldChar w:fldCharType="begin"/>
             </w:r>
             <w:r>
               <w:rPr>
-                <w:noProof/>
-                <w:webHidden/>
-                <w:szCs w:val="20"/>
-              </w:rPr>
-              <w:instrText xml:space="preserve"> PAGEREF _Toc214635437 \h </w:instrText>
-            </w:r>
-            <w:r>
-              <w:rPr>
-                <w:noProof/>
-                <w:webHidden/>
-                <w:szCs w:val="20"/>
-              </w:rPr>
-            </w:r>
-            <w:r>
-              <w:rPr>
-                <w:noProof/>
-                <w:webHidden/>
-                <w:szCs w:val="20"/>
+                <w:webHidden/>
+              </w:rPr>
+              <w:instrText xml:space="preserve"> PAGEREF _Toc230369796 \h </w:instrText>
+            </w:r>
+            <w:r>
+              <w:rPr>
+                <w:webHidden/>
+              </w:rPr>
+            </w:r>
+            <w:r>
+              <w:rPr>
+                <w:webHidden/>
               </w:rPr>
               <w:fldChar w:fldCharType="separate"/>
             </w:r>
             <w:r>
               <w:rPr>
-                <w:noProof/>
-                <w:webHidden/>
-                <w:szCs w:val="20"/>
-              </w:rPr>
-              <w:t>9</w:t>
-            </w:r>
-            <w:r>
-              <w:rPr>
-                <w:noProof/>
-                <w:webHidden/>
-                <w:szCs w:val="20"/>
+                <w:webHidden/>
+              </w:rPr>
+              <w:t>10</w:t>
+            </w:r>
+            <w:r>
+              <w:rPr>
+                <w:webHidden/>
               </w:rPr>
               <w:fldChar w:fldCharType="end"/>
             </w:r>
@@ -1212,7 +1136,7 @@
               <w14:ligatures w14:val="standardContextual"/>
             </w:rPr>
           </w:pPr>
-          <w:hyperlink w:anchor="_Toc214635438" w:history="1">
+          <w:hyperlink w:anchor="_Toc230369797" w:history="1">
             <w:r>
               <w:rPr>
                 <w:rStyle w:val="Hyperlink"/>
@@ -1267,7 +1191,7 @@
                 <w:sz w:val="20"/>
                 <w:szCs w:val="20"/>
               </w:rPr>
-              <w:instrText xml:space="preserve"> PAGEREF _Toc214635438 \h </w:instrText>
+              <w:instrText xml:space="preserve"> PAGEREF _Toc230369797 \h </w:instrText>
             </w:r>
             <w:r>
               <w:rPr>
@@ -1293,7 +1217,7 @@
                 <w:sz w:val="20"/>
                 <w:szCs w:val="20"/>
               </w:rPr>
-              <w:t>9</w:t>
+              <w:t>10</w:t>
             </w:r>
             <w:r>
               <w:rPr>
@@ -1318,7 +1242,7 @@
               <w14:ligatures w14:val="standardContextual"/>
             </w:rPr>
           </w:pPr>
-          <w:hyperlink w:anchor="_Toc214635439" w:history="1">
+          <w:hyperlink w:anchor="_Toc230369798" w:history="1">
             <w:r>
               <w:rPr>
                 <w:rStyle w:val="Hyperlink"/>
@@ -1375,7 +1299,7 @@
                 <w:sz w:val="20"/>
                 <w:szCs w:val="20"/>
               </w:rPr>
-              <w:instrText xml:space="preserve"> PAGEREF _Toc214635439 \h </w:instrText>
+              <w:instrText xml:space="preserve"> PAGEREF _Toc230369798 \h </w:instrText>
             </w:r>
             <w:r>
               <w:rPr>
@@ -1401,7 +1325,7 @@
                 <w:sz w:val="20"/>
                 <w:szCs w:val="20"/>
               </w:rPr>
-              <w:t>10</w:t>
+              <w:t>11</w:t>
             </w:r>
             <w:r>
               <w:rPr>
@@ -1430,7 +1354,7 @@
               <w14:ligatures w14:val="standardContextual"/>
             </w:rPr>
           </w:pPr>
-          <w:hyperlink w:anchor="_Toc214635440" w:history="1">
+          <w:hyperlink w:anchor="_Toc230369799" w:history="1">
             <w:r>
               <w:rPr>
                 <w:rStyle w:val="Hyperlink"/>
@@ -1485,7 +1409,7 @@
                 <w:sz w:val="20"/>
                 <w:szCs w:val="20"/>
               </w:rPr>
-              <w:instrText xml:space="preserve"> PAGEREF _Toc214635440 \h </w:instrText>
+              <w:instrText xml:space="preserve"> PAGEREF _Toc230369799 \h </w:instrText>
             </w:r>
             <w:r>
               <w:rPr>
@@ -1511,7 +1435,7 @@
                 <w:sz w:val="20"/>
                 <w:szCs w:val="20"/>
               </w:rPr>
-              <w:t>10</w:t>
+              <w:t>11</w:t>
             </w:r>
             <w:r>
               <w:rPr>
@@ -1540,7 +1464,7 @@
               <w14:ligatures w14:val="standardContextual"/>
             </w:rPr>
           </w:pPr>
-          <w:hyperlink w:anchor="_Toc214635441" w:history="1">
+          <w:hyperlink w:anchor="_Toc230369800" w:history="1">
             <w:r>
               <w:rPr>
                 <w:rStyle w:val="Hyperlink"/>
@@ -1595,7 +1519,7 @@
                 <w:sz w:val="20"/>
                 <w:szCs w:val="20"/>
               </w:rPr>
-              <w:instrText xml:space="preserve"> PAGEREF _Toc214635441 \h </w:instrText>
+              <w:instrText xml:space="preserve"> PAGEREF _Toc230369800 \h </w:instrText>
             </w:r>
             <w:r>
               <w:rPr>
@@ -1621,7 +1545,7 @@
                 <w:sz w:val="20"/>
                 <w:szCs w:val="20"/>
               </w:rPr>
-              <w:t>11</w:t>
+              <w:t>12</w:t>
             </w:r>
             <w:r>
               <w:rPr>
@@ -1650,7 +1574,7 @@
               <w14:ligatures w14:val="standardContextual"/>
             </w:rPr>
           </w:pPr>
-          <w:hyperlink w:anchor="_Toc214635442" w:history="1">
+          <w:hyperlink w:anchor="_Toc230369801" w:history="1">
             <w:r>
               <w:rPr>
                 <w:rStyle w:val="Hyperlink"/>
@@ -1705,7 +1629,7 @@
                 <w:sz w:val="20"/>
                 <w:szCs w:val="20"/>
               </w:rPr>
-              <w:instrText xml:space="preserve"> PAGEREF _Toc214635442 \h </w:instrText>
+              <w:instrText xml:space="preserve"> PAGEREF _Toc230369801 \h </w:instrText>
             </w:r>
             <w:r>
               <w:rPr>
@@ -1731,7 +1655,7 @@
                 <w:sz w:val="20"/>
                 <w:szCs w:val="20"/>
               </w:rPr>
-              <w:t>11</w:t>
+              <w:t>12</w:t>
             </w:r>
             <w:r>
               <w:rPr>
@@ -1760,7 +1684,7 @@
               <w14:ligatures w14:val="standardContextual"/>
             </w:rPr>
           </w:pPr>
-          <w:hyperlink w:anchor="_Toc214635443" w:history="1">
+          <w:hyperlink w:anchor="_Toc230369802" w:history="1">
             <w:r>
               <w:rPr>
                 <w:rStyle w:val="Hyperlink"/>
@@ -1815,7 +1739,7 @@
                 <w:sz w:val="20"/>
                 <w:szCs w:val="20"/>
               </w:rPr>
-              <w:instrText xml:space="preserve"> PAGEREF _Toc214635443 \h </w:instrText>
+              <w:instrText xml:space="preserve"> PAGEREF _Toc230369802 \h </w:instrText>
             </w:r>
             <w:r>
               <w:rPr>
@@ -1841,7 +1765,7 @@
                 <w:sz w:val="20"/>
                 <w:szCs w:val="20"/>
               </w:rPr>
-              <w:t>12</w:t>
+              <w:t>13</w:t>
             </w:r>
             <w:r>
               <w:rPr>
@@ -1866,7 +1790,7 @@
               <w14:ligatures w14:val="standardContextual"/>
             </w:rPr>
           </w:pPr>
-          <w:hyperlink w:anchor="_Toc214635444" w:history="1">
+          <w:hyperlink w:anchor="_Toc230369803" w:history="1">
             <w:r>
               <w:rPr>
                 <w:rStyle w:val="Hyperlink"/>
@@ -1921,7 +1845,7 @@
                 <w:sz w:val="20"/>
                 <w:szCs w:val="20"/>
               </w:rPr>
-              <w:instrText xml:space="preserve"> PAGEREF _Toc214635444 \h </w:instrText>
+              <w:instrText xml:space="preserve"> PAGEREF _Toc230369803 \h </w:instrText>
             </w:r>
             <w:r>
               <w:rPr>
@@ -1947,7 +1871,7 @@
                 <w:sz w:val="20"/>
                 <w:szCs w:val="20"/>
               </w:rPr>
-              <w:t>12</w:t>
+              <w:t>13</w:t>
             </w:r>
             <w:r>
               <w:rPr>
@@ -1972,7 +1896,7 @@
               <w14:ligatures w14:val="standardContextual"/>
             </w:rPr>
           </w:pPr>
-          <w:hyperlink w:anchor="_Toc214635445" w:history="1">
+          <w:hyperlink w:anchor="_Toc230369804" w:history="1">
             <w:r>
               <w:rPr>
                 <w:rStyle w:val="Hyperlink"/>
@@ -2027,7 +1951,7 @@
                 <w:sz w:val="20"/>
                 <w:szCs w:val="20"/>
               </w:rPr>
-              <w:instrText xml:space="preserve"> PAGEREF _Toc214635445 \h </w:instrText>
+              <w:instrText xml:space="preserve"> PAGEREF _Toc230369804 \h </w:instrText>
             </w:r>
             <w:r>
               <w:rPr>
@@ -2053,7 +1977,7 @@
                 <w:sz w:val="20"/>
                 <w:szCs w:val="20"/>
               </w:rPr>
-              <w:t>13</w:t>
+              <w:t>14</w:t>
             </w:r>
             <w:r>
               <w:rPr>
@@ -2078,7 +2002,7 @@
               <w14:ligatures w14:val="standardContextual"/>
             </w:rPr>
           </w:pPr>
-          <w:hyperlink w:anchor="_Toc214635446" w:history="1">
+          <w:hyperlink w:anchor="_Toc230369805" w:history="1">
             <w:r>
               <w:rPr>
                 <w:rStyle w:val="Hyperlink"/>
@@ -2133,7 +2057,7 @@
                 <w:sz w:val="20"/>
                 <w:szCs w:val="20"/>
               </w:rPr>
-              <w:instrText xml:space="preserve"> PAGEREF _Toc214635446 \h </w:instrText>
+              <w:instrText xml:space="preserve"> PAGEREF _Toc230369805 \h </w:instrText>
             </w:r>
             <w:r>
               <w:rPr>
@@ -2159,7 +2083,7 @@
                 <w:sz w:val="20"/>
                 <w:szCs w:val="20"/>
               </w:rPr>
-              <w:t>14</w:t>
+              <w:t>15</w:t>
             </w:r>
             <w:r>
               <w:rPr>
@@ -2184,7 +2108,7 @@
               <w14:ligatures w14:val="standardContextual"/>
             </w:rPr>
           </w:pPr>
-          <w:hyperlink w:anchor="_Toc214635447" w:history="1">
+          <w:hyperlink w:anchor="_Toc230369806" w:history="1">
             <w:r>
               <w:rPr>
                 <w:rStyle w:val="Hyperlink"/>
@@ -2239,7 +2163,7 @@
                 <w:sz w:val="20"/>
                 <w:szCs w:val="20"/>
               </w:rPr>
-              <w:instrText xml:space="preserve"> PAGEREF _Toc214635447 \h </w:instrText>
+              <w:instrText xml:space="preserve"> PAGEREF _Toc230369806 \h </w:instrText>
             </w:r>
             <w:r>
               <w:rPr>
@@ -2265,7 +2189,7 @@
                 <w:sz w:val="20"/>
                 <w:szCs w:val="20"/>
               </w:rPr>
-              <w:t>15</w:t>
+              <w:t>16</w:t>
             </w:r>
             <w:r>
               <w:rPr>
@@ -2290,7 +2214,7 @@
               <w14:ligatures w14:val="standardContextual"/>
             </w:rPr>
           </w:pPr>
-          <w:hyperlink w:anchor="_Toc214635448" w:history="1">
+          <w:hyperlink w:anchor="_Toc230369807" w:history="1">
             <w:r>
               <w:rPr>
                 <w:rStyle w:val="Hyperlink"/>
@@ -2345,7 +2269,7 @@
                 <w:sz w:val="20"/>
                 <w:szCs w:val="20"/>
               </w:rPr>
-              <w:instrText xml:space="preserve"> PAGEREF _Toc214635448 \h </w:instrText>
+              <w:instrText xml:space="preserve"> PAGEREF _Toc230369807 \h </w:instrText>
             </w:r>
             <w:r>
               <w:rPr>
@@ -2371,7 +2295,7 @@
                 <w:sz w:val="20"/>
                 <w:szCs w:val="20"/>
               </w:rPr>
-              <w:t>16</w:t>
+              <w:t>17</w:t>
             </w:r>
             <w:r>
               <w:rPr>
@@ -2396,7 +2320,7 @@
               <w14:ligatures w14:val="standardContextual"/>
             </w:rPr>
           </w:pPr>
-          <w:hyperlink w:anchor="_Toc214635449" w:history="1">
+          <w:hyperlink w:anchor="_Toc230369808" w:history="1">
             <w:r>
               <w:rPr>
                 <w:rStyle w:val="Hyperlink"/>
@@ -2451,7 +2375,7 @@
                 <w:sz w:val="20"/>
                 <w:szCs w:val="20"/>
               </w:rPr>
-              <w:instrText xml:space="preserve"> PAGEREF _Toc214635449 \h </w:instrText>
+              <w:instrText xml:space="preserve"> PAGEREF _Toc230369808 \h </w:instrText>
             </w:r>
             <w:r>
               <w:rPr>
@@ -2477,7 +2401,7 @@
                 <w:sz w:val="20"/>
                 <w:szCs w:val="20"/>
               </w:rPr>
-              <w:t>18</w:t>
+              <w:t>19</w:t>
             </w:r>
             <w:r>
               <w:rPr>
@@ -2495,27 +2419,21 @@
             <w:pStyle w:val="TOC1"/>
             <w:rPr>
               <w:rFonts w:cstheme="minorBidi"/>
-              <w:noProof/>
               <w:kern w:val="2"/>
-              <w:szCs w:val="20"/>
               <w14:ligatures w14:val="standardContextual"/>
             </w:rPr>
           </w:pPr>
-          <w:hyperlink w:anchor="_Toc214635450" w:history="1">
+          <w:hyperlink w:anchor="_Toc230369809" w:history="1">
             <w:r>
               <w:rPr>
                 <w:rStyle w:val="Hyperlink"/>
-                <w:noProof/>
-                <w:szCs w:val="20"/>
               </w:rPr>
               <w:t>5</w:t>
             </w:r>
             <w:r>
               <w:rPr>
                 <w:rFonts w:cstheme="minorBidi"/>
-                <w:noProof/>
                 <w:kern w:val="2"/>
-                <w:szCs w:val="20"/>
                 <w14:ligatures w14:val="standardContextual"/>
               </w:rPr>
               <w:tab/>
@@ -2523,63 +2441,47 @@
             <w:r>
               <w:rPr>
                 <w:rStyle w:val="Hyperlink"/>
-                <w:noProof/>
-                <w:szCs w:val="20"/>
               </w:rPr>
               <w:t>Appendix 1. A Python Based Client-Server Architecture</w:t>
             </w:r>
             <w:r>
               <w:rPr>
-                <w:noProof/>
-                <w:webHidden/>
-                <w:szCs w:val="20"/>
+                <w:webHidden/>
               </w:rPr>
               <w:tab/>
             </w:r>
             <w:r>
               <w:rPr>
-                <w:noProof/>
-                <w:webHidden/>
-                <w:szCs w:val="20"/>
+                <w:webHidden/>
               </w:rPr>
               <w:fldChar w:fldCharType="begin"/>
             </w:r>
             <w:r>
               <w:rPr>
-                <w:noProof/>
-                <w:webHidden/>
-                <w:szCs w:val="20"/>
-              </w:rPr>
-              <w:instrText xml:space="preserve"> PAGEREF _Toc214635450 \h </w:instrText>
-            </w:r>
-            <w:r>
-              <w:rPr>
-                <w:noProof/>
-                <w:webHidden/>
-                <w:szCs w:val="20"/>
-              </w:rPr>
-            </w:r>
-            <w:r>
-              <w:rPr>
-                <w:noProof/>
-                <w:webHidden/>
-                <w:szCs w:val="20"/>
+                <w:webHidden/>
+              </w:rPr>
+              <w:instrText xml:space="preserve"> PAGEREF _Toc230369809 \h </w:instrText>
+            </w:r>
+            <w:r>
+              <w:rPr>
+                <w:webHidden/>
+              </w:rPr>
+            </w:r>
+            <w:r>
+              <w:rPr>
+                <w:webHidden/>
               </w:rPr>
               <w:fldChar w:fldCharType="separate"/>
             </w:r>
             <w:r>
               <w:rPr>
-                <w:noProof/>
-                <w:webHidden/>
-                <w:szCs w:val="20"/>
-              </w:rPr>
-              <w:t>19</w:t>
-            </w:r>
-            <w:r>
-              <w:rPr>
-                <w:noProof/>
-                <w:webHidden/>
-                <w:szCs w:val="20"/>
+                <w:webHidden/>
+              </w:rPr>
+              <w:t>20</w:t>
+            </w:r>
+            <w:r>
+              <w:rPr>
+                <w:webHidden/>
               </w:rPr>
               <w:fldChar w:fldCharType="end"/>
             </w:r>
@@ -2597,7 +2499,7 @@
               <w14:ligatures w14:val="standardContextual"/>
             </w:rPr>
           </w:pPr>
-          <w:hyperlink w:anchor="_Toc214635451" w:history="1">
+          <w:hyperlink w:anchor="_Toc230369810" w:history="1">
             <w:r>
               <w:rPr>
                 <w:rStyle w:val="Hyperlink"/>
@@ -2652,7 +2554,7 @@
                 <w:sz w:val="20"/>
                 <w:szCs w:val="20"/>
               </w:rPr>
-              <w:instrText xml:space="preserve"> PAGEREF _Toc214635451 \h </w:instrText>
+              <w:instrText xml:space="preserve"> PAGEREF _Toc230369810 \h </w:instrText>
             </w:r>
             <w:r>
               <w:rPr>
@@ -2678,7 +2580,7 @@
                 <w:sz w:val="20"/>
                 <w:szCs w:val="20"/>
               </w:rPr>
-              <w:t>19</w:t>
+              <w:t>20</w:t>
             </w:r>
             <w:r>
               <w:rPr>
@@ -2703,7 +2605,7 @@
               <w14:ligatures w14:val="standardContextual"/>
             </w:rPr>
           </w:pPr>
-          <w:hyperlink w:anchor="_Toc214635452" w:history="1">
+          <w:hyperlink w:anchor="_Toc230369811" w:history="1">
             <w:r>
               <w:rPr>
                 <w:rStyle w:val="Hyperlink"/>
@@ -2758,7 +2660,7 @@
                 <w:sz w:val="20"/>
                 <w:szCs w:val="20"/>
               </w:rPr>
-              <w:instrText xml:space="preserve"> PAGEREF _Toc214635452 \h </w:instrText>
+              <w:instrText xml:space="preserve"> PAGEREF _Toc230369811 \h </w:instrText>
             </w:r>
             <w:r>
               <w:rPr>
@@ -2784,7 +2686,7 @@
                 <w:sz w:val="20"/>
                 <w:szCs w:val="20"/>
               </w:rPr>
-              <w:t>19</w:t>
+              <w:t>20</w:t>
             </w:r>
             <w:r>
               <w:rPr>
@@ -2809,7 +2711,7 @@
               <w14:ligatures w14:val="standardContextual"/>
             </w:rPr>
           </w:pPr>
-          <w:hyperlink w:anchor="_Toc214635453" w:history="1">
+          <w:hyperlink w:anchor="_Toc230369812" w:history="1">
             <w:r>
               <w:rPr>
                 <w:rStyle w:val="Hyperlink"/>
@@ -2864,7 +2766,7 @@
                 <w:sz w:val="20"/>
                 <w:szCs w:val="20"/>
               </w:rPr>
-              <w:instrText xml:space="preserve"> PAGEREF _Toc214635453 \h </w:instrText>
+              <w:instrText xml:space="preserve"> PAGEREF _Toc230369812 \h </w:instrText>
             </w:r>
             <w:r>
               <w:rPr>
@@ -2890,7 +2792,7 @@
                 <w:sz w:val="20"/>
                 <w:szCs w:val="20"/>
               </w:rPr>
-              <w:t>19</w:t>
+              <w:t>20</w:t>
             </w:r>
             <w:r>
               <w:rPr>
@@ -2915,7 +2817,7 @@
               <w14:ligatures w14:val="standardContextual"/>
             </w:rPr>
           </w:pPr>
-          <w:hyperlink w:anchor="_Toc214635454" w:history="1">
+          <w:hyperlink w:anchor="_Toc230369813" w:history="1">
             <w:r>
               <w:rPr>
                 <w:rStyle w:val="Hyperlink"/>
@@ -2970,7 +2872,7 @@
                 <w:sz w:val="20"/>
                 <w:szCs w:val="20"/>
               </w:rPr>
-              <w:instrText xml:space="preserve"> PAGEREF _Toc214635454 \h </w:instrText>
+              <w:instrText xml:space="preserve"> PAGEREF _Toc230369813 \h </w:instrText>
             </w:r>
             <w:r>
               <w:rPr>
@@ -2996,7 +2898,7 @@
                 <w:sz w:val="20"/>
                 <w:szCs w:val="20"/>
               </w:rPr>
-              <w:t>20</w:t>
+              <w:t>21</w:t>
             </w:r>
             <w:r>
               <w:rPr>
@@ -3021,7 +2923,7 @@
               <w14:ligatures w14:val="standardContextual"/>
             </w:rPr>
           </w:pPr>
-          <w:hyperlink w:anchor="_Toc214635455" w:history="1">
+          <w:hyperlink w:anchor="_Toc230369814" w:history="1">
             <w:r>
               <w:rPr>
                 <w:rStyle w:val="Hyperlink"/>
@@ -3076,7 +2978,7 @@
                 <w:sz w:val="20"/>
                 <w:szCs w:val="20"/>
               </w:rPr>
-              <w:instrText xml:space="preserve"> PAGEREF _Toc214635455 \h </w:instrText>
+              <w:instrText xml:space="preserve"> PAGEREF _Toc230369814 \h </w:instrText>
             </w:r>
             <w:r>
               <w:rPr>
@@ -3102,7 +3004,7 @@
                 <w:sz w:val="20"/>
                 <w:szCs w:val="20"/>
               </w:rPr>
-              <w:t>21</w:t>
+              <w:t>22</w:t>
             </w:r>
             <w:r>
               <w:rPr>
@@ -3127,7 +3029,7 @@
               <w14:ligatures w14:val="standardContextual"/>
             </w:rPr>
           </w:pPr>
-          <w:hyperlink w:anchor="_Toc214635456" w:history="1">
+          <w:hyperlink w:anchor="_Toc230369815" w:history="1">
             <w:r>
               <w:rPr>
                 <w:rStyle w:val="Hyperlink"/>
@@ -3182,7 +3084,7 @@
                 <w:sz w:val="20"/>
                 <w:szCs w:val="20"/>
               </w:rPr>
-              <w:instrText xml:space="preserve"> PAGEREF _Toc214635456 \h </w:instrText>
+              <w:instrText xml:space="preserve"> PAGEREF _Toc230369815 \h </w:instrText>
             </w:r>
             <w:r>
               <w:rPr>
@@ -3208,7 +3110,7 @@
                 <w:sz w:val="20"/>
                 <w:szCs w:val="20"/>
               </w:rPr>
-              <w:t>22</w:t>
+              <w:t>23</w:t>
             </w:r>
             <w:r>
               <w:rPr>
@@ -3233,7 +3135,7 @@
               <w14:ligatures w14:val="standardContextual"/>
             </w:rPr>
           </w:pPr>
-          <w:hyperlink w:anchor="_Toc214635457" w:history="1">
+          <w:hyperlink w:anchor="_Toc230369816" w:history="1">
             <w:r>
               <w:rPr>
                 <w:rStyle w:val="Hyperlink"/>
@@ -3288,7 +3190,7 @@
                 <w:sz w:val="20"/>
                 <w:szCs w:val="20"/>
               </w:rPr>
-              <w:instrText xml:space="preserve"> PAGEREF _Toc214635457 \h </w:instrText>
+              <w:instrText xml:space="preserve"> PAGEREF _Toc230369816 \h </w:instrText>
             </w:r>
             <w:r>
               <w:rPr>
@@ -3314,7 +3216,7 @@
                 <w:sz w:val="20"/>
                 <w:szCs w:val="20"/>
               </w:rPr>
-              <w:t>24</w:t>
+              <w:t>25</w:t>
             </w:r>
             <w:r>
               <w:rPr>
@@ -3332,27 +3234,21 @@
             <w:pStyle w:val="TOC1"/>
             <w:rPr>
               <w:rFonts w:cstheme="minorBidi"/>
-              <w:noProof/>
               <w:kern w:val="2"/>
-              <w:szCs w:val="20"/>
               <w14:ligatures w14:val="standardContextual"/>
             </w:rPr>
           </w:pPr>
-          <w:hyperlink w:anchor="_Toc214635458" w:history="1">
+          <w:hyperlink w:anchor="_Toc230369817" w:history="1">
             <w:r>
               <w:rPr>
                 <w:rStyle w:val="Hyperlink"/>
-                <w:noProof/>
-                <w:szCs w:val="20"/>
               </w:rPr>
               <w:t>6</w:t>
             </w:r>
             <w:r>
               <w:rPr>
                 <w:rFonts w:cstheme="minorBidi"/>
-                <w:noProof/>
                 <w:kern w:val="2"/>
-                <w:szCs w:val="20"/>
                 <w14:ligatures w14:val="standardContextual"/>
               </w:rPr>
               <w:tab/>
@@ -3360,63 +3256,47 @@
             <w:r>
               <w:rPr>
                 <w:rStyle w:val="Hyperlink"/>
-                <w:noProof/>
-                <w:szCs w:val="20"/>
               </w:rPr>
               <w:t>Appendix 2. SSH, SCP and other Handy RPi Commands</w:t>
             </w:r>
             <w:r>
               <w:rPr>
-                <w:noProof/>
-                <w:webHidden/>
-                <w:szCs w:val="20"/>
+                <w:webHidden/>
               </w:rPr>
               <w:tab/>
             </w:r>
             <w:r>
               <w:rPr>
-                <w:noProof/>
-                <w:webHidden/>
-                <w:szCs w:val="20"/>
+                <w:webHidden/>
               </w:rPr>
               <w:fldChar w:fldCharType="begin"/>
             </w:r>
             <w:r>
               <w:rPr>
-                <w:noProof/>
-                <w:webHidden/>
-                <w:szCs w:val="20"/>
-              </w:rPr>
-              <w:instrText xml:space="preserve"> PAGEREF _Toc214635458 \h </w:instrText>
-            </w:r>
-            <w:r>
-              <w:rPr>
-                <w:noProof/>
-                <w:webHidden/>
-                <w:szCs w:val="20"/>
-              </w:rPr>
-            </w:r>
-            <w:r>
-              <w:rPr>
-                <w:noProof/>
-                <w:webHidden/>
-                <w:szCs w:val="20"/>
+                <w:webHidden/>
+              </w:rPr>
+              <w:instrText xml:space="preserve"> PAGEREF _Toc230369817 \h </w:instrText>
+            </w:r>
+            <w:r>
+              <w:rPr>
+                <w:webHidden/>
+              </w:rPr>
+            </w:r>
+            <w:r>
+              <w:rPr>
+                <w:webHidden/>
               </w:rPr>
               <w:fldChar w:fldCharType="separate"/>
             </w:r>
             <w:r>
               <w:rPr>
-                <w:noProof/>
-                <w:webHidden/>
-                <w:szCs w:val="20"/>
-              </w:rPr>
-              <w:t>25</w:t>
-            </w:r>
-            <w:r>
-              <w:rPr>
-                <w:noProof/>
-                <w:webHidden/>
-                <w:szCs w:val="20"/>
+                <w:webHidden/>
+              </w:rPr>
+              <w:t>26</w:t>
+            </w:r>
+            <w:r>
+              <w:rPr>
+                <w:webHidden/>
               </w:rPr>
               <w:fldChar w:fldCharType="end"/>
             </w:r>
@@ -3434,7 +3314,7 @@
               <w14:ligatures w14:val="standardContextual"/>
             </w:rPr>
           </w:pPr>
-          <w:hyperlink w:anchor="_Toc214635459" w:history="1">
+          <w:hyperlink w:anchor="_Toc230369818" w:history="1">
             <w:r>
               <w:rPr>
                 <w:rStyle w:val="Hyperlink"/>
@@ -3489,7 +3369,7 @@
                 <w:sz w:val="20"/>
                 <w:szCs w:val="20"/>
               </w:rPr>
-              <w:instrText xml:space="preserve"> PAGEREF _Toc214635459 \h </w:instrText>
+              <w:instrText xml:space="preserve"> PAGEREF _Toc230369818 \h </w:instrText>
             </w:r>
             <w:r>
               <w:rPr>
@@ -3515,7 +3395,7 @@
                 <w:sz w:val="20"/>
                 <w:szCs w:val="20"/>
               </w:rPr>
-              <w:t>25</w:t>
+              <w:t>26</w:t>
             </w:r>
             <w:r>
               <w:rPr>
@@ -3540,7 +3420,7 @@
               <w14:ligatures w14:val="standardContextual"/>
             </w:rPr>
           </w:pPr>
-          <w:hyperlink w:anchor="_Toc214635460" w:history="1">
+          <w:hyperlink w:anchor="_Toc230369819" w:history="1">
             <w:r>
               <w:rPr>
                 <w:rStyle w:val="Hyperlink"/>
@@ -3595,7 +3475,7 @@
                 <w:sz w:val="20"/>
                 <w:szCs w:val="20"/>
               </w:rPr>
-              <w:instrText xml:space="preserve"> PAGEREF _Toc214635460 \h </w:instrText>
+              <w:instrText xml:space="preserve"> PAGEREF _Toc230369819 \h </w:instrText>
             </w:r>
             <w:r>
               <w:rPr>
@@ -3621,7 +3501,7 @@
                 <w:sz w:val="20"/>
                 <w:szCs w:val="20"/>
               </w:rPr>
-              <w:t>25</w:t>
+              <w:t>26</w:t>
             </w:r>
             <w:r>
               <w:rPr>
@@ -3646,7 +3526,7 @@
               <w14:ligatures w14:val="standardContextual"/>
             </w:rPr>
           </w:pPr>
-          <w:hyperlink w:anchor="_Toc214635461" w:history="1">
+          <w:hyperlink w:anchor="_Toc230369820" w:history="1">
             <w:r>
               <w:rPr>
                 <w:rStyle w:val="Hyperlink"/>
@@ -3701,7 +3581,7 @@
                 <w:sz w:val="20"/>
                 <w:szCs w:val="20"/>
               </w:rPr>
-              <w:instrText xml:space="preserve"> PAGEREF _Toc214635461 \h </w:instrText>
+              <w:instrText xml:space="preserve"> PAGEREF _Toc230369820 \h </w:instrText>
             </w:r>
             <w:r>
               <w:rPr>
@@ -3727,7 +3607,7 @@
                 <w:sz w:val="20"/>
                 <w:szCs w:val="20"/>
               </w:rPr>
-              <w:t>25</w:t>
+              <w:t>26</w:t>
             </w:r>
             <w:r>
               <w:rPr>
@@ -3752,7 +3632,7 @@
               <w14:ligatures w14:val="standardContextual"/>
             </w:rPr>
           </w:pPr>
-          <w:hyperlink w:anchor="_Toc214635462" w:history="1">
+          <w:hyperlink w:anchor="_Toc230369821" w:history="1">
             <w:r>
               <w:rPr>
                 <w:rStyle w:val="Hyperlink"/>
@@ -3807,7 +3687,7 @@
                 <w:sz w:val="20"/>
                 <w:szCs w:val="20"/>
               </w:rPr>
-              <w:instrText xml:space="preserve"> PAGEREF _Toc214635462 \h </w:instrText>
+              <w:instrText xml:space="preserve"> PAGEREF _Toc230369821 \h </w:instrText>
             </w:r>
             <w:r>
               <w:rPr>
@@ -3833,7 +3713,7 @@
                 <w:sz w:val="20"/>
                 <w:szCs w:val="20"/>
               </w:rPr>
-              <w:t>26</w:t>
+              <w:t>27</w:t>
             </w:r>
             <w:r>
               <w:rPr>
@@ -3858,7 +3738,7 @@
               <w14:ligatures w14:val="standardContextual"/>
             </w:rPr>
           </w:pPr>
-          <w:hyperlink w:anchor="_Toc214635463" w:history="1">
+          <w:hyperlink w:anchor="_Toc230369822" w:history="1">
             <w:r>
               <w:rPr>
                 <w:rStyle w:val="Hyperlink"/>
@@ -3913,7 +3793,7 @@
                 <w:sz w:val="20"/>
                 <w:szCs w:val="20"/>
               </w:rPr>
-              <w:instrText xml:space="preserve"> PAGEREF _Toc214635463 \h </w:instrText>
+              <w:instrText xml:space="preserve"> PAGEREF _Toc230369822 \h </w:instrText>
             </w:r>
             <w:r>
               <w:rPr>
@@ -3939,7 +3819,7 @@
                 <w:sz w:val="20"/>
                 <w:szCs w:val="20"/>
               </w:rPr>
-              <w:t>26</w:t>
+              <w:t>27</w:t>
             </w:r>
             <w:r>
               <w:rPr>
@@ -3964,7 +3844,7 @@
               <w14:ligatures w14:val="standardContextual"/>
             </w:rPr>
           </w:pPr>
-          <w:hyperlink w:anchor="_Toc214635464" w:history="1">
+          <w:hyperlink w:anchor="_Toc230369823" w:history="1">
             <w:r>
               <w:rPr>
                 <w:rStyle w:val="Hyperlink"/>
@@ -4019,7 +3899,7 @@
                 <w:sz w:val="20"/>
                 <w:szCs w:val="20"/>
               </w:rPr>
-              <w:instrText xml:space="preserve"> PAGEREF _Toc214635464 \h </w:instrText>
+              <w:instrText xml:space="preserve"> PAGEREF _Toc230369823 \h </w:instrText>
             </w:r>
             <w:r>
               <w:rPr>
@@ -4045,7 +3925,7 @@
                 <w:sz w:val="20"/>
                 <w:szCs w:val="20"/>
               </w:rPr>
-              <w:t>26</w:t>
+              <w:t>27</w:t>
             </w:r>
             <w:r>
               <w:rPr>
@@ -4070,7 +3950,7 @@
               <w14:ligatures w14:val="standardContextual"/>
             </w:rPr>
           </w:pPr>
-          <w:hyperlink w:anchor="_Toc214635465" w:history="1">
+          <w:hyperlink w:anchor="_Toc230369824" w:history="1">
             <w:r>
               <w:rPr>
                 <w:rStyle w:val="Hyperlink"/>
@@ -4125,7 +4005,7 @@
                 <w:sz w:val="20"/>
                 <w:szCs w:val="20"/>
               </w:rPr>
-              <w:instrText xml:space="preserve"> PAGEREF _Toc214635465 \h </w:instrText>
+              <w:instrText xml:space="preserve"> PAGEREF _Toc230369824 \h </w:instrText>
             </w:r>
             <w:r>
               <w:rPr>
@@ -4151,7 +4031,7 @@
                 <w:sz w:val="20"/>
                 <w:szCs w:val="20"/>
               </w:rPr>
-              <w:t>27</w:t>
+              <w:t>28</w:t>
             </w:r>
             <w:r>
               <w:rPr>
@@ -4176,7 +4056,7 @@
               <w14:ligatures w14:val="standardContextual"/>
             </w:rPr>
           </w:pPr>
-          <w:hyperlink w:anchor="_Toc214635466" w:history="1">
+          <w:hyperlink w:anchor="_Toc230369825" w:history="1">
             <w:r>
               <w:rPr>
                 <w:rStyle w:val="Hyperlink"/>
@@ -4231,7 +4111,7 @@
                 <w:sz w:val="20"/>
                 <w:szCs w:val="20"/>
               </w:rPr>
-              <w:instrText xml:space="preserve"> PAGEREF _Toc214635466 \h </w:instrText>
+              <w:instrText xml:space="preserve"> PAGEREF _Toc230369825 \h </w:instrText>
             </w:r>
             <w:r>
               <w:rPr>
@@ -4257,7 +4137,7 @@
                 <w:sz w:val="20"/>
                 <w:szCs w:val="20"/>
               </w:rPr>
-              <w:t>27</w:t>
+              <w:t>28</w:t>
             </w:r>
             <w:r>
               <w:rPr>
@@ -4277,12 +4157,12 @@
               <w:rFonts w:cstheme="minorBidi"/>
               <w:noProof/>
               <w:kern w:val="2"/>
-              <w:sz w:val="20"/>
-              <w:szCs w:val="20"/>
+              <w:sz w:val="24"/>
+              <w:szCs w:val="24"/>
               <w14:ligatures w14:val="standardContextual"/>
             </w:rPr>
           </w:pPr>
-          <w:hyperlink w:anchor="_Toc214635467" w:history="1">
+          <w:hyperlink w:anchor="_Toc230369826" w:history="1">
             <w:r>
               <w:rPr>
                 <w:rStyle w:val="Hyperlink"/>
@@ -4337,7 +4217,7 @@
                 <w:sz w:val="20"/>
                 <w:szCs w:val="20"/>
               </w:rPr>
-              <w:instrText xml:space="preserve"> PAGEREF _Toc214635467 \h </w:instrText>
+              <w:instrText xml:space="preserve"> PAGEREF _Toc230369826 \h </w:instrText>
             </w:r>
             <w:r>
               <w:rPr>
@@ -4363,7 +4243,7 @@
                 <w:sz w:val="20"/>
                 <w:szCs w:val="20"/>
               </w:rPr>
-              <w:t>27</w:t>
+              <w:t>28</w:t>
             </w:r>
             <w:r>
               <w:rPr>
@@ -4447,13 +4327,101 @@
       <w:r>
         <w:fldChar w:fldCharType="separate"/>
       </w:r>
-      <w:hyperlink w:anchor="_Toc214635468" w:history="1">
+      <w:hyperlink w:anchor="_Toc230369955" w:history="1">
         <w:r>
           <w:rPr>
             <w:rStyle w:val="Hyperlink"/>
             <w:noProof/>
           </w:rPr>
           <w:t>Figure 1.</w:t>
+        </w:r>
+        <w:r>
+          <w:rPr>
+            <w:rFonts w:eastAsiaTheme="minorEastAsia"/>
+            <w:noProof/>
+            <w:sz w:val="24"/>
+            <w:szCs w:val="24"/>
+          </w:rPr>
+          <w:tab/>
+        </w:r>
+        <w:r>
+          <w:rPr>
+            <w:rStyle w:val="Hyperlink"/>
+            <w:noProof/>
+          </w:rPr>
+          <w:t>Raspberry Pi GPIO Pinout</w:t>
+        </w:r>
+        <w:r>
+          <w:rPr>
+            <w:noProof/>
+            <w:webHidden/>
+          </w:rPr>
+          <w:tab/>
+        </w:r>
+        <w:r>
+          <w:rPr>
+            <w:noProof/>
+            <w:webHidden/>
+          </w:rPr>
+          <w:fldChar w:fldCharType="begin"/>
+        </w:r>
+        <w:r>
+          <w:rPr>
+            <w:noProof/>
+            <w:webHidden/>
+          </w:rPr>
+          <w:instrText xml:space="preserve"> PAGEREF _Toc230369955 \h </w:instrText>
+        </w:r>
+        <w:r>
+          <w:rPr>
+            <w:noProof/>
+            <w:webHidden/>
+          </w:rPr>
+        </w:r>
+        <w:r>
+          <w:rPr>
+            <w:noProof/>
+            <w:webHidden/>
+          </w:rPr>
+          <w:fldChar w:fldCharType="separate"/>
+        </w:r>
+        <w:r>
+          <w:rPr>
+            <w:noProof/>
+            <w:webHidden/>
+          </w:rPr>
+          <w:t>7</w:t>
+        </w:r>
+        <w:r>
+          <w:rPr>
+            <w:noProof/>
+            <w:webHidden/>
+          </w:rPr>
+          <w:fldChar w:fldCharType="end"/>
+        </w:r>
+      </w:hyperlink>
+    </w:p>
+    <w:p>
+      <w:pPr>
+        <w:pStyle w:val="TableofFigures"/>
+        <w:tabs>
+          <w:tab w:val="left" w:pos="1200"/>
+          <w:tab w:val="right" w:leader="dot" w:pos="10214"/>
+        </w:tabs>
+        <w:rPr>
+          <w:rFonts w:eastAsiaTheme="minorEastAsia"/>
+          <w:noProof/>
+          <w:sz w:val="24"/>
+          <w:szCs w:val="24"/>
+        </w:rPr>
+      </w:pPr>
+      <w:hyperlink w:anchor="_Toc230369956" w:history="1">
+        <w:r>
+          <w:rPr>
+            <w:rStyle w:val="Hyperlink"/>
+            <w:noProof/>
+          </w:rPr>
+          <w:t>Figure 2.</w:t>
         </w:r>
         <w:r>
           <w:rPr>
@@ -4490,7 +4458,7 @@
             <w:noProof/>
             <w:webHidden/>
           </w:rPr>
-          <w:instrText xml:space="preserve"> PAGEREF _Toc214635468 \h </w:instrText>
+          <w:instrText xml:space="preserve"> PAGEREF _Toc230369956 \h </w:instrText>
         </w:r>
         <w:r>
           <w:rPr>
@@ -4510,7 +4478,7 @@
             <w:noProof/>
             <w:webHidden/>
           </w:rPr>
-          <w:t>7</w:t>
+          <w:t>8</w:t>
         </w:r>
         <w:r>
           <w:rPr>
@@ -4535,13 +4503,13 @@
           <w:szCs w:val="24"/>
         </w:rPr>
       </w:pPr>
-      <w:hyperlink w:anchor="_Toc214635469" w:history="1">
+      <w:hyperlink w:anchor="_Toc230369957" w:history="1">
         <w:r>
           <w:rPr>
             <w:rStyle w:val="Hyperlink"/>
             <w:noProof/>
           </w:rPr>
-          <w:t>Figure 2.</w:t>
+          <w:t>Figure 3.</w:t>
         </w:r>
         <w:r>
           <w:rPr>
@@ -4578,7 +4546,7 @@
             <w:noProof/>
             <w:webHidden/>
           </w:rPr>
-          <w:instrText xml:space="preserve"> PAGEREF _Toc214635469 \h </w:instrText>
+          <w:instrText xml:space="preserve"> PAGEREF _Toc230369957 \h </w:instrText>
         </w:r>
         <w:r>
           <w:rPr>
@@ -4598,7 +4566,7 @@
             <w:noProof/>
             <w:webHidden/>
           </w:rPr>
-          <w:t>8</w:t>
+          <w:t>9</w:t>
         </w:r>
         <w:r>
           <w:rPr>
@@ -4623,13 +4591,13 @@
           <w:szCs w:val="24"/>
         </w:rPr>
       </w:pPr>
-      <w:hyperlink w:anchor="_Toc214635470" w:history="1">
+      <w:hyperlink w:anchor="_Toc230369958" w:history="1">
         <w:r>
           <w:rPr>
             <w:rStyle w:val="Hyperlink"/>
             <w:noProof/>
           </w:rPr>
-          <w:t>Figure 3.</w:t>
+          <w:t>Figure 4.</w:t>
         </w:r>
         <w:r>
           <w:rPr>
@@ -4666,7 +4634,7 @@
             <w:noProof/>
             <w:webHidden/>
           </w:rPr>
-          <w:instrText xml:space="preserve"> PAGEREF _Toc214635470 \h </w:instrText>
+          <w:instrText xml:space="preserve"> PAGEREF _Toc230369958 \h </w:instrText>
         </w:r>
         <w:r>
           <w:rPr>
@@ -4686,7 +4654,7 @@
             <w:noProof/>
             <w:webHidden/>
           </w:rPr>
-          <w:t>9</w:t>
+          <w:t>10</w:t>
         </w:r>
         <w:r>
           <w:rPr>
@@ -4711,13 +4679,13 @@
           <w:szCs w:val="24"/>
         </w:rPr>
       </w:pPr>
-      <w:hyperlink w:anchor="_Toc214635471" w:history="1">
+      <w:hyperlink w:anchor="_Toc230369959" w:history="1">
         <w:r>
           <w:rPr>
             <w:rStyle w:val="Hyperlink"/>
             <w:noProof/>
           </w:rPr>
-          <w:t>Figure 4.</w:t>
+          <w:t>Figure 5.</w:t>
         </w:r>
         <w:r>
           <w:rPr>
@@ -4754,7 +4722,7 @@
             <w:noProof/>
             <w:webHidden/>
           </w:rPr>
-          <w:instrText xml:space="preserve"> PAGEREF _Toc214635471 \h </w:instrText>
+          <w:instrText xml:space="preserve"> PAGEREF _Toc230369959 \h </w:instrText>
         </w:r>
         <w:r>
           <w:rPr>
@@ -4774,7 +4742,7 @@
             <w:noProof/>
             <w:webHidden/>
           </w:rPr>
-          <w:t>10</w:t>
+          <w:t>11</w:t>
         </w:r>
         <w:r>
           <w:rPr>
@@ -4799,13 +4767,13 @@
           <w:szCs w:val="24"/>
         </w:rPr>
       </w:pPr>
-      <w:hyperlink w:anchor="_Toc214635472" w:history="1">
+      <w:hyperlink w:anchor="_Toc230369960" w:history="1">
         <w:r>
           <w:rPr>
             <w:rStyle w:val="Hyperlink"/>
             <w:noProof/>
           </w:rPr>
-          <w:t>Figure 5.</w:t>
+          <w:t>Figure 6.</w:t>
         </w:r>
         <w:r>
           <w:rPr>
@@ -4842,7 +4810,7 @@
             <w:noProof/>
             <w:webHidden/>
           </w:rPr>
-          <w:instrText xml:space="preserve"> PAGEREF _Toc214635472 \h </w:instrText>
+          <w:instrText xml:space="preserve"> PAGEREF _Toc230369960 \h </w:instrText>
         </w:r>
         <w:r>
           <w:rPr>
@@ -4862,7 +4830,7 @@
             <w:noProof/>
             <w:webHidden/>
           </w:rPr>
-          <w:t>10</w:t>
+          <w:t>11</w:t>
         </w:r>
         <w:r>
           <w:rPr>
@@ -4887,13 +4855,13 @@
           <w:szCs w:val="24"/>
         </w:rPr>
       </w:pPr>
-      <w:hyperlink w:anchor="_Toc214635473" w:history="1">
+      <w:hyperlink w:anchor="_Toc230369961" w:history="1">
         <w:r>
           <w:rPr>
             <w:rStyle w:val="Hyperlink"/>
             <w:noProof/>
           </w:rPr>
-          <w:t>Figure 6.</w:t>
+          <w:t>Figure 7.</w:t>
         </w:r>
         <w:r>
           <w:rPr>
@@ -4930,7 +4898,7 @@
             <w:noProof/>
             <w:webHidden/>
           </w:rPr>
-          <w:instrText xml:space="preserve"> PAGEREF _Toc214635473 \h </w:instrText>
+          <w:instrText xml:space="preserve"> PAGEREF _Toc230369961 \h </w:instrText>
         </w:r>
         <w:r>
           <w:rPr>
@@ -4950,7 +4918,7 @@
             <w:noProof/>
             <w:webHidden/>
           </w:rPr>
-          <w:t>11</w:t>
+          <w:t>12</w:t>
         </w:r>
         <w:r>
           <w:rPr>
@@ -4975,13 +4943,13 @@
           <w:szCs w:val="24"/>
         </w:rPr>
       </w:pPr>
-      <w:hyperlink w:anchor="_Toc214635474" w:history="1">
+      <w:hyperlink w:anchor="_Toc230369962" w:history="1">
         <w:r>
           <w:rPr>
             <w:rStyle w:val="Hyperlink"/>
             <w:noProof/>
           </w:rPr>
-          <w:t>Figure 7.</w:t>
+          <w:t>Figure 8.</w:t>
         </w:r>
         <w:r>
           <w:rPr>
@@ -5018,7 +4986,7 @@
             <w:noProof/>
             <w:webHidden/>
           </w:rPr>
-          <w:instrText xml:space="preserve"> PAGEREF _Toc214635474 \h </w:instrText>
+          <w:instrText xml:space="preserve"> PAGEREF _Toc230369962 \h </w:instrText>
         </w:r>
         <w:r>
           <w:rPr>
@@ -5038,7 +5006,7 @@
             <w:noProof/>
             <w:webHidden/>
           </w:rPr>
-          <w:t>12</w:t>
+          <w:t>13</w:t>
         </w:r>
         <w:r>
           <w:rPr>
@@ -5063,13 +5031,13 @@
           <w:szCs w:val="24"/>
         </w:rPr>
       </w:pPr>
-      <w:hyperlink w:anchor="_Toc214635475" w:history="1">
+      <w:hyperlink w:anchor="_Toc230369963" w:history="1">
         <w:r>
           <w:rPr>
             <w:rStyle w:val="Hyperlink"/>
             <w:noProof/>
           </w:rPr>
-          <w:t>Figure 8.</w:t>
+          <w:t>Figure 9.</w:t>
         </w:r>
         <w:r>
           <w:rPr>
@@ -5106,7 +5074,7 @@
             <w:noProof/>
             <w:webHidden/>
           </w:rPr>
-          <w:instrText xml:space="preserve"> PAGEREF _Toc214635475 \h </w:instrText>
+          <w:instrText xml:space="preserve"> PAGEREF _Toc230369963 \h </w:instrText>
         </w:r>
         <w:r>
           <w:rPr>
@@ -5126,7 +5094,7 @@
             <w:noProof/>
             <w:webHidden/>
           </w:rPr>
-          <w:t>12</w:t>
+          <w:t>13</w:t>
         </w:r>
         <w:r>
           <w:rPr>
@@ -5151,13 +5119,13 @@
           <w:szCs w:val="24"/>
         </w:rPr>
       </w:pPr>
-      <w:hyperlink w:anchor="_Toc214635476" w:history="1">
+      <w:hyperlink w:anchor="_Toc230369964" w:history="1">
         <w:r>
           <w:rPr>
             <w:rStyle w:val="Hyperlink"/>
             <w:noProof/>
           </w:rPr>
-          <w:t>Figure 9.</w:t>
+          <w:t>Figure 10.</w:t>
         </w:r>
         <w:r>
           <w:rPr>
@@ -5194,7 +5162,7 @@
             <w:noProof/>
             <w:webHidden/>
           </w:rPr>
-          <w:instrText xml:space="preserve"> PAGEREF _Toc214635476 \h </w:instrText>
+          <w:instrText xml:space="preserve"> PAGEREF _Toc230369964 \h </w:instrText>
         </w:r>
         <w:r>
           <w:rPr>
@@ -5214,7 +5182,7 @@
             <w:noProof/>
             <w:webHidden/>
           </w:rPr>
-          <w:t>13</w:t>
+          <w:t>14</w:t>
         </w:r>
         <w:r>
           <w:rPr>
@@ -5239,13 +5207,13 @@
           <w:szCs w:val="24"/>
         </w:rPr>
       </w:pPr>
-      <w:hyperlink w:anchor="_Toc214635477" w:history="1">
+      <w:hyperlink w:anchor="_Toc230369965" w:history="1">
         <w:r>
           <w:rPr>
             <w:rStyle w:val="Hyperlink"/>
             <w:noProof/>
           </w:rPr>
-          <w:t>Figure 10.</w:t>
+          <w:t>Figure 11.</w:t>
         </w:r>
         <w:r>
           <w:rPr>
@@ -5282,7 +5250,7 @@
             <w:noProof/>
             <w:webHidden/>
           </w:rPr>
-          <w:instrText xml:space="preserve"> PAGEREF _Toc214635477 \h </w:instrText>
+          <w:instrText xml:space="preserve"> PAGEREF _Toc230369965 \h </w:instrText>
         </w:r>
         <w:r>
           <w:rPr>
@@ -5302,7 +5270,7 @@
             <w:noProof/>
             <w:webHidden/>
           </w:rPr>
-          <w:t>14</w:t>
+          <w:t>15</w:t>
         </w:r>
         <w:r>
           <w:rPr>
@@ -5327,13 +5295,13 @@
           <w:szCs w:val="24"/>
         </w:rPr>
       </w:pPr>
-      <w:hyperlink w:anchor="_Toc214635478" w:history="1">
+      <w:hyperlink w:anchor="_Toc230369966" w:history="1">
         <w:r>
           <w:rPr>
             <w:rStyle w:val="Hyperlink"/>
             <w:noProof/>
           </w:rPr>
-          <w:t>Figure 11.</w:t>
+          <w:t>Figure 12.</w:t>
         </w:r>
         <w:r>
           <w:rPr>
@@ -5370,7 +5338,7 @@
             <w:noProof/>
             <w:webHidden/>
           </w:rPr>
-          <w:instrText xml:space="preserve"> PAGEREF _Toc214635478 \h </w:instrText>
+          <w:instrText xml:space="preserve"> PAGEREF _Toc230369966 \h </w:instrText>
         </w:r>
         <w:r>
           <w:rPr>
@@ -5390,7 +5358,7 @@
             <w:noProof/>
             <w:webHidden/>
           </w:rPr>
-          <w:t>15</w:t>
+          <w:t>16</w:t>
         </w:r>
         <w:r>
           <w:rPr>
@@ -5415,13 +5383,13 @@
           <w:szCs w:val="24"/>
         </w:rPr>
       </w:pPr>
-      <w:hyperlink w:anchor="_Toc214635479" w:history="1">
+      <w:hyperlink w:anchor="_Toc230369967" w:history="1">
         <w:r>
           <w:rPr>
             <w:rStyle w:val="Hyperlink"/>
             <w:noProof/>
           </w:rPr>
-          <w:t>Figure 12.</w:t>
+          <w:t>Figure 13.</w:t>
         </w:r>
         <w:r>
           <w:rPr>
@@ -5458,7 +5426,7 @@
             <w:noProof/>
             <w:webHidden/>
           </w:rPr>
-          <w:instrText xml:space="preserve"> PAGEREF _Toc214635479 \h </w:instrText>
+          <w:instrText xml:space="preserve"> PAGEREF _Toc230369967 \h </w:instrText>
         </w:r>
         <w:r>
           <w:rPr>
@@ -5478,7 +5446,7 @@
             <w:noProof/>
             <w:webHidden/>
           </w:rPr>
-          <w:t>15</w:t>
+          <w:t>16</w:t>
         </w:r>
         <w:r>
           <w:rPr>
@@ -5503,13 +5471,13 @@
           <w:szCs w:val="24"/>
         </w:rPr>
       </w:pPr>
-      <w:hyperlink w:anchor="_Toc214635480" w:history="1">
+      <w:hyperlink w:anchor="_Toc230369968" w:history="1">
         <w:r>
           <w:rPr>
             <w:rStyle w:val="Hyperlink"/>
             <w:noProof/>
           </w:rPr>
-          <w:t>Figure 13.</w:t>
+          <w:t>Figure 14.</w:t>
         </w:r>
         <w:r>
           <w:rPr>
@@ -5546,7 +5514,7 @@
             <w:noProof/>
             <w:webHidden/>
           </w:rPr>
-          <w:instrText xml:space="preserve"> PAGEREF _Toc214635480 \h </w:instrText>
+          <w:instrText xml:space="preserve"> PAGEREF _Toc230369968 \h </w:instrText>
         </w:r>
         <w:r>
           <w:rPr>
@@ -5566,7 +5534,7 @@
             <w:noProof/>
             <w:webHidden/>
           </w:rPr>
-          <w:t>16</w:t>
+          <w:t>17</w:t>
         </w:r>
         <w:r>
           <w:rPr>
@@ -5591,13 +5559,13 @@
           <w:szCs w:val="24"/>
         </w:rPr>
       </w:pPr>
-      <w:hyperlink w:anchor="_Toc214635481" w:history="1">
+      <w:hyperlink w:anchor="_Toc230369969" w:history="1">
         <w:r>
           <w:rPr>
             <w:rStyle w:val="Hyperlink"/>
             <w:noProof/>
           </w:rPr>
-          <w:t>Figure 14.</w:t>
+          <w:t>Figure 15.</w:t>
         </w:r>
         <w:r>
           <w:rPr>
@@ -5634,7 +5602,7 @@
             <w:noProof/>
             <w:webHidden/>
           </w:rPr>
-          <w:instrText xml:space="preserve"> PAGEREF _Toc214635481 \h </w:instrText>
+          <w:instrText xml:space="preserve"> PAGEREF _Toc230369969 \h </w:instrText>
         </w:r>
         <w:r>
           <w:rPr>
@@ -5654,7 +5622,7 @@
             <w:noProof/>
             <w:webHidden/>
           </w:rPr>
-          <w:t>17</w:t>
+          <w:t>18</w:t>
         </w:r>
         <w:r>
           <w:rPr>
@@ -5679,13 +5647,13 @@
           <w:szCs w:val="24"/>
         </w:rPr>
       </w:pPr>
-      <w:hyperlink w:anchor="_Toc214635482" w:history="1">
+      <w:hyperlink w:anchor="_Toc230369970" w:history="1">
         <w:r>
           <w:rPr>
             <w:rStyle w:val="Hyperlink"/>
             <w:noProof/>
           </w:rPr>
-          <w:t>Figure A15.</w:t>
+          <w:t>Figure A16.</w:t>
         </w:r>
         <w:r>
           <w:rPr>
@@ -5722,7 +5690,7 @@
             <w:noProof/>
             <w:webHidden/>
           </w:rPr>
-          <w:instrText xml:space="preserve"> PAGEREF _Toc214635482 \h </w:instrText>
+          <w:instrText xml:space="preserve"> PAGEREF _Toc230369970 \h </w:instrText>
         </w:r>
         <w:r>
           <w:rPr>
@@ -5742,7 +5710,7 @@
             <w:noProof/>
             <w:webHidden/>
           </w:rPr>
-          <w:t>21</w:t>
+          <w:t>22</w:t>
         </w:r>
         <w:r>
           <w:rPr>
@@ -5767,13 +5735,13 @@
           <w:szCs w:val="24"/>
         </w:rPr>
       </w:pPr>
-      <w:hyperlink w:anchor="_Toc214635483" w:history="1">
+      <w:hyperlink w:anchor="_Toc230369971" w:history="1">
         <w:r>
           <w:rPr>
             <w:rStyle w:val="Hyperlink"/>
             <w:noProof/>
           </w:rPr>
-          <w:t>Figure A16.</w:t>
+          <w:t>Figure A17.</w:t>
         </w:r>
         <w:r>
           <w:rPr>
@@ -5810,7 +5778,7 @@
             <w:noProof/>
             <w:webHidden/>
           </w:rPr>
-          <w:instrText xml:space="preserve"> PAGEREF _Toc214635483 \h </w:instrText>
+          <w:instrText xml:space="preserve"> PAGEREF _Toc230369971 \h </w:instrText>
         </w:r>
         <w:r>
           <w:rPr>
@@ -5830,7 +5798,7 @@
             <w:noProof/>
             <w:webHidden/>
           </w:rPr>
-          <w:t>24</w:t>
+          <w:t>25</w:t>
         </w:r>
         <w:r>
           <w:rPr>
@@ -5862,6 +5830,7 @@
           <w:szCs w:val="32"/>
         </w:rPr>
       </w:pPr>
+      <w:proofErr w:type="gramStart"/>
       <w:r>
         <w:rPr>
           <w:sz w:val="32"/>
@@ -5869,6 +5838,7 @@
         </w:rPr>
         <w:t>Table of Photographs</w:t>
       </w:r>
+      <w:proofErr w:type="gramEnd"/>
     </w:p>
     <w:p>
       <w:pPr>
@@ -5892,7 +5862,7 @@
       <w:r>
         <w:fldChar w:fldCharType="separate"/>
       </w:r>
-      <w:hyperlink w:anchor="_Toc214635484" w:history="1">
+      <w:hyperlink w:anchor="_Toc230369972" w:history="1">
         <w:r>
           <w:rPr>
             <w:rStyle w:val="Hyperlink"/>
@@ -5919,7 +5889,7 @@
             <w:noProof/>
             <w:webHidden/>
           </w:rPr>
-          <w:instrText xml:space="preserve"> PAGEREF _Toc214635484 \h </w:instrText>
+          <w:instrText xml:space="preserve"> PAGEREF _Toc230369972 \h </w:instrText>
         </w:r>
         <w:r>
           <w:rPr>
@@ -5963,7 +5933,7 @@
           <w:szCs w:val="24"/>
         </w:rPr>
       </w:pPr>
-      <w:hyperlink w:anchor="_Toc214635485" w:history="1">
+      <w:hyperlink w:anchor="_Toc230369973" w:history="1">
         <w:r>
           <w:rPr>
             <w:rStyle w:val="Hyperlink"/>
@@ -5990,7 +5960,7 @@
             <w:noProof/>
             <w:webHidden/>
           </w:rPr>
-          <w:instrText xml:space="preserve"> PAGEREF _Toc214635485 \h </w:instrText>
+          <w:instrText xml:space="preserve"> PAGEREF _Toc230369973 \h </w:instrText>
         </w:r>
         <w:r>
           <w:rPr>
@@ -6034,7 +6004,7 @@
           <w:szCs w:val="24"/>
         </w:rPr>
       </w:pPr>
-      <w:hyperlink w:anchor="_Toc214635486" w:history="1">
+      <w:hyperlink w:anchor="_Toc230369974" w:history="1">
         <w:r>
           <w:rPr>
             <w:rStyle w:val="Hyperlink"/>
@@ -6061,7 +6031,7 @@
             <w:noProof/>
             <w:webHidden/>
           </w:rPr>
-          <w:instrText xml:space="preserve"> PAGEREF _Toc214635486 \h </w:instrText>
+          <w:instrText xml:space="preserve"> PAGEREF _Toc230369974 \h </w:instrText>
         </w:r>
         <w:r>
           <w:rPr>
@@ -6105,7 +6075,7 @@
           <w:szCs w:val="24"/>
         </w:rPr>
       </w:pPr>
-      <w:hyperlink w:anchor="_Toc214635487" w:history="1">
+      <w:hyperlink w:anchor="_Toc230369975" w:history="1">
         <w:r>
           <w:rPr>
             <w:rStyle w:val="Hyperlink"/>
@@ -6132,7 +6102,7 @@
             <w:noProof/>
             <w:webHidden/>
           </w:rPr>
-          <w:instrText xml:space="preserve"> PAGEREF _Toc214635487 \h </w:instrText>
+          <w:instrText xml:space="preserve"> PAGEREF _Toc230369975 \h </w:instrText>
         </w:r>
         <w:r>
           <w:rPr>
@@ -6176,7 +6146,7 @@
           <w:szCs w:val="24"/>
         </w:rPr>
       </w:pPr>
-      <w:hyperlink w:anchor="_Toc214635488" w:history="1">
+      <w:hyperlink w:anchor="_Toc230369976" w:history="1">
         <w:r>
           <w:rPr>
             <w:rStyle w:val="Hyperlink"/>
@@ -6203,7 +6173,7 @@
             <w:noProof/>
             <w:webHidden/>
           </w:rPr>
-          <w:instrText xml:space="preserve"> PAGEREF _Toc214635488 \h </w:instrText>
+          <w:instrText xml:space="preserve"> PAGEREF _Toc230369976 \h </w:instrText>
         </w:r>
         <w:r>
           <w:rPr>
@@ -6247,7 +6217,7 @@
           <w:szCs w:val="24"/>
         </w:rPr>
       </w:pPr>
-      <w:hyperlink w:anchor="_Toc214635489" w:history="1">
+      <w:hyperlink w:anchor="_Toc230369977" w:history="1">
         <w:r>
           <w:rPr>
             <w:rStyle w:val="Hyperlink"/>
@@ -6274,7 +6244,7 @@
             <w:noProof/>
             <w:webHidden/>
           </w:rPr>
-          <w:instrText xml:space="preserve"> PAGEREF _Toc214635489 \h </w:instrText>
+          <w:instrText xml:space="preserve"> PAGEREF _Toc230369977 \h </w:instrText>
         </w:r>
         <w:r>
           <w:rPr>
@@ -6327,7 +6297,7 @@
           <w:color w:val="auto"/>
         </w:rPr>
       </w:pPr>
-      <w:bookmarkStart w:id="0" w:name="_Toc214635429"/>
+      <w:bookmarkStart w:id="0" w:name="_Toc230369788"/>
       <w:r>
         <w:rPr>
           <w:color w:val="auto"/>
@@ -6367,7 +6337,7 @@
           <w:color w:val="auto"/>
         </w:rPr>
       </w:pPr>
-      <w:bookmarkStart w:id="1" w:name="_Toc214635430"/>
+      <w:bookmarkStart w:id="1" w:name="_Toc230369789"/>
       <w:r>
         <w:rPr>
           <w:color w:val="auto"/>
@@ -6589,12 +6559,14 @@
         <w:tab/>
       </w:r>
       <w:hyperlink r:id="rId11" w:history="1">
+        <w:proofErr w:type="spellStart"/>
         <w:r>
           <w:rPr>
             <w:rStyle w:val="Hyperlink"/>
           </w:rPr>
           <w:t>SD_Card</w:t>
         </w:r>
+        <w:proofErr w:type="spellEnd"/>
       </w:hyperlink>
       <w:r>
         <w:tab/>
@@ -6740,12 +6712,14 @@
         <w:tab/>
       </w:r>
       <w:hyperlink r:id="rId15" w:history="1">
+        <w:proofErr w:type="spellStart"/>
         <w:r>
           <w:rPr>
             <w:rStyle w:val="Hyperlink"/>
           </w:rPr>
           <w:t>MiniBB</w:t>
         </w:r>
+        <w:proofErr w:type="spellEnd"/>
       </w:hyperlink>
       <w:r>
         <w:tab/>
@@ -6886,7 +6860,7 @@
           <w:color w:val="auto"/>
         </w:rPr>
       </w:pPr>
-      <w:bookmarkStart w:id="2" w:name="_Toc214635431"/>
+      <w:bookmarkStart w:id="2" w:name="_Toc230369790"/>
       <w:r>
         <w:rPr>
           <w:color w:val="auto"/>
@@ -7046,7 +7020,7 @@
         </w:rPr>
       </w:pPr>
       <w:bookmarkStart w:id="3" w:name="_Ref213868241"/>
-      <w:bookmarkStart w:id="4" w:name="_Toc214635432"/>
+      <w:bookmarkStart w:id="4" w:name="_Toc230369791"/>
       <w:r>
         <w:rPr>
           <w:color w:val="auto"/>
@@ -7072,7 +7046,25 @@
           <w:sz w:val="20"/>
           <w:szCs w:val="20"/>
         </w:rPr>
-        <w:t>+--spiClock                 --+ ALL CODE RESIDES IN THIS ROOT DIRECTORY.</w:t>
+        <w:t>+--</w:t>
+      </w:r>
+      <w:proofErr w:type="spellStart"/>
+      <w:r>
+        <w:rPr>
+          <w:rFonts w:ascii="Courier New" w:hAnsi="Courier New" w:cs="Courier New"/>
+          <w:sz w:val="20"/>
+          <w:szCs w:val="20"/>
+        </w:rPr>
+        <w:t>spiClock</w:t>
+      </w:r>
+      <w:proofErr w:type="spellEnd"/>
+      <w:r>
+        <w:rPr>
+          <w:rFonts w:ascii="Courier New" w:hAnsi="Courier New" w:cs="Courier New"/>
+          <w:sz w:val="20"/>
+          <w:szCs w:val="20"/>
+        </w:rPr>
+        <w:t xml:space="preserve">                 --+ ALL CODE RESIDES IN THIS ROOT DIRECTORY.</w:t>
       </w:r>
     </w:p>
     <w:p>
@@ -7208,13 +7200,23 @@
         </w:rPr>
         <w:t xml:space="preserve">|    </w:t>
       </w:r>
-      <w:r>
-        <w:rPr>
-          <w:rFonts w:ascii="Courier New" w:hAnsi="Courier New" w:cs="Courier New"/>
-          <w:sz w:val="20"/>
-          <w:szCs w:val="20"/>
-        </w:rPr>
-        <w:t xml:space="preserve">clientCustomize       </w:t>
+      <w:proofErr w:type="spellStart"/>
+      <w:r>
+        <w:rPr>
+          <w:rFonts w:ascii="Courier New" w:hAnsi="Courier New" w:cs="Courier New"/>
+          <w:sz w:val="20"/>
+          <w:szCs w:val="20"/>
+        </w:rPr>
+        <w:t>clientCustomize</w:t>
+      </w:r>
+      <w:proofErr w:type="spellEnd"/>
+      <w:r>
+        <w:rPr>
+          <w:rFonts w:ascii="Courier New" w:hAnsi="Courier New" w:cs="Courier New"/>
+          <w:sz w:val="20"/>
+          <w:szCs w:val="20"/>
+        </w:rPr>
+        <w:t xml:space="preserve">       </w:t>
       </w:r>
       <w:r>
         <w:rPr>
@@ -7238,7 +7240,25 @@
           <w:sz w:val="20"/>
           <w:szCs w:val="20"/>
         </w:rPr>
-        <w:t>last 2 (cfg.*) also</w:t>
+        <w:t>last 2 (</w:t>
+      </w:r>
+      <w:proofErr w:type="spellStart"/>
+      <w:r>
+        <w:rPr>
+          <w:rFonts w:ascii="Courier New" w:hAnsi="Courier New" w:cs="Courier New"/>
+          <w:sz w:val="20"/>
+          <w:szCs w:val="20"/>
+        </w:rPr>
+        <w:t>cfg</w:t>
+      </w:r>
+      <w:proofErr w:type="spellEnd"/>
+      <w:r>
+        <w:rPr>
+          <w:rFonts w:ascii="Courier New" w:hAnsi="Courier New" w:cs="Courier New"/>
+          <w:sz w:val="20"/>
+          <w:szCs w:val="20"/>
+        </w:rPr>
+        <w:t>.*) also</w:t>
       </w:r>
       <w:r>
         <w:rPr>
@@ -7316,6 +7336,7 @@
         </w:rPr>
         <w:t xml:space="preserve"> </w:t>
       </w:r>
+      <w:proofErr w:type="spellStart"/>
       <w:r>
         <w:rPr>
           <w:rFonts w:ascii="Courier New" w:hAnsi="Courier New" w:cs="Courier New"/>
@@ -7324,6 +7345,7 @@
         </w:rPr>
         <w:t>Cfg.cfg</w:t>
       </w:r>
+      <w:proofErr w:type="spellEnd"/>
       <w:r>
         <w:rPr>
           <w:rFonts w:ascii="Courier New" w:hAnsi="Courier New" w:cs="Courier New"/>
@@ -7426,6 +7448,7 @@
         </w:rPr>
         <w:t xml:space="preserve">|    </w:t>
       </w:r>
+      <w:proofErr w:type="spellStart"/>
       <w:r>
         <w:rPr>
           <w:rFonts w:ascii="Courier New" w:hAnsi="Courier New" w:cs="Courier New"/>
@@ -7436,6 +7459,7 @@
         </w:rPr>
         <w:t>cfg.cfg</w:t>
       </w:r>
+      <w:proofErr w:type="spellEnd"/>
       <w:r>
         <w:rPr>
           <w:rFonts w:ascii="Courier New" w:hAnsi="Courier New" w:cs="Courier New"/>
@@ -8434,7 +8458,25 @@
           <w:sz w:val="20"/>
           <w:szCs w:val="20"/>
         </w:rPr>
-        <w:t>+----digitScreenStyles      --+ ALL SCREEN STYLES RESIDE IN THIS SUBDIRECTORY</w:t>
+        <w:t>+----</w:t>
+      </w:r>
+      <w:proofErr w:type="spellStart"/>
+      <w:r>
+        <w:rPr>
+          <w:rFonts w:ascii="Courier New" w:hAnsi="Courier New" w:cs="Courier New"/>
+          <w:sz w:val="20"/>
+          <w:szCs w:val="20"/>
+        </w:rPr>
+        <w:t>digitScreenStyles</w:t>
+      </w:r>
+      <w:proofErr w:type="spellEnd"/>
+      <w:r>
+        <w:rPr>
+          <w:rFonts w:ascii="Courier New" w:hAnsi="Courier New" w:cs="Courier New"/>
+          <w:sz w:val="20"/>
+          <w:szCs w:val="20"/>
+        </w:rPr>
+        <w:t xml:space="preserve">      --+ ALL SCREEN STYLES RESIDE IN THIS SUBDIRECTORY</w:t>
       </w:r>
     </w:p>
     <w:p>
@@ -8452,7 +8494,43 @@
           <w:sz w:val="20"/>
           <w:szCs w:val="20"/>
         </w:rPr>
-        <w:t>|     blackOnWhite.pickle     | blackOnWhite is the default</w:t>
+        <w:t xml:space="preserve">|     </w:t>
+      </w:r>
+      <w:proofErr w:type="spellStart"/>
+      <w:r>
+        <w:rPr>
+          <w:rFonts w:ascii="Courier New" w:hAnsi="Courier New" w:cs="Courier New"/>
+          <w:sz w:val="20"/>
+          <w:szCs w:val="20"/>
+        </w:rPr>
+        <w:t>blackOnWhite.pickle</w:t>
+      </w:r>
+      <w:proofErr w:type="spellEnd"/>
+      <w:r>
+        <w:rPr>
+          <w:rFonts w:ascii="Courier New" w:hAnsi="Courier New" w:cs="Courier New"/>
+          <w:sz w:val="20"/>
+          <w:szCs w:val="20"/>
+        </w:rPr>
+        <w:t xml:space="preserve">     | </w:t>
+      </w:r>
+      <w:proofErr w:type="spellStart"/>
+      <w:r>
+        <w:rPr>
+          <w:rFonts w:ascii="Courier New" w:hAnsi="Courier New" w:cs="Courier New"/>
+          <w:sz w:val="20"/>
+          <w:szCs w:val="20"/>
+        </w:rPr>
+        <w:t>blackOnWhite</w:t>
+      </w:r>
+      <w:proofErr w:type="spellEnd"/>
+      <w:r>
+        <w:rPr>
+          <w:rFonts w:ascii="Courier New" w:hAnsi="Courier New" w:cs="Courier New"/>
+          <w:sz w:val="20"/>
+          <w:szCs w:val="20"/>
+        </w:rPr>
+        <w:t xml:space="preserve"> is the default</w:t>
       </w:r>
       <w:r>
         <w:rPr>
@@ -8510,7 +8588,25 @@
           <w:sz w:val="20"/>
           <w:szCs w:val="20"/>
         </w:rPr>
-        <w:t>|     greyOnBlack.pickle      | other styles can be. New styles can be</w:t>
+        <w:t xml:space="preserve">|     </w:t>
+      </w:r>
+      <w:proofErr w:type="spellStart"/>
+      <w:r>
+        <w:rPr>
+          <w:rFonts w:ascii="Courier New" w:hAnsi="Courier New" w:cs="Courier New"/>
+          <w:sz w:val="20"/>
+          <w:szCs w:val="20"/>
+        </w:rPr>
+        <w:t>greyOnBlack.pickle</w:t>
+      </w:r>
+      <w:proofErr w:type="spellEnd"/>
+      <w:r>
+        <w:rPr>
+          <w:rFonts w:ascii="Courier New" w:hAnsi="Courier New" w:cs="Courier New"/>
+          <w:sz w:val="20"/>
+          <w:szCs w:val="20"/>
+        </w:rPr>
+        <w:t xml:space="preserve">      | other styles can be. New styles can be</w:t>
       </w:r>
       <w:r>
         <w:rPr>
@@ -8536,7 +8632,25 @@
           <w:sz w:val="20"/>
           <w:szCs w:val="20"/>
         </w:rPr>
-        <w:t>|     orangeOnTurquoise.pickle| will.  Each file contains an image for</w:t>
+        <w:t xml:space="preserve">|     </w:t>
+      </w:r>
+      <w:proofErr w:type="spellStart"/>
+      <w:r>
+        <w:rPr>
+          <w:rFonts w:ascii="Courier New" w:hAnsi="Courier New" w:cs="Courier New"/>
+          <w:sz w:val="20"/>
+          <w:szCs w:val="20"/>
+        </w:rPr>
+        <w:t>orangeOnTurquoise.pickle</w:t>
+      </w:r>
+      <w:proofErr w:type="spellEnd"/>
+      <w:r>
+        <w:rPr>
+          <w:rFonts w:ascii="Courier New" w:hAnsi="Courier New" w:cs="Courier New"/>
+          <w:sz w:val="20"/>
+          <w:szCs w:val="20"/>
+        </w:rPr>
+        <w:t>| will.  Each file contains an image for</w:t>
       </w:r>
       <w:r>
         <w:rPr>
@@ -8562,7 +8676,25 @@
           <w:sz w:val="20"/>
           <w:szCs w:val="20"/>
         </w:rPr>
-        <w:t>|     turquoiseOnOrange.pickle|</w:t>
+        <w:t xml:space="preserve">|     </w:t>
+      </w:r>
+      <w:proofErr w:type="spellStart"/>
+      <w:r>
+        <w:rPr>
+          <w:rFonts w:ascii="Courier New" w:hAnsi="Courier New" w:cs="Courier New"/>
+          <w:sz w:val="20"/>
+          <w:szCs w:val="20"/>
+        </w:rPr>
+        <w:t>turquoiseOnOrange.pickle</w:t>
+      </w:r>
+      <w:proofErr w:type="spellEnd"/>
+      <w:r>
+        <w:rPr>
+          <w:rFonts w:ascii="Courier New" w:hAnsi="Courier New" w:cs="Courier New"/>
+          <w:sz w:val="20"/>
+          <w:szCs w:val="20"/>
+        </w:rPr>
+        <w:t>|</w:t>
       </w:r>
     </w:p>
     <w:p>
@@ -8580,7 +8712,25 @@
           <w:sz w:val="20"/>
           <w:szCs w:val="20"/>
         </w:rPr>
-        <w:t>|     whiteOnBlack.pickle   --+</w:t>
+        <w:t xml:space="preserve">|     </w:t>
+      </w:r>
+      <w:proofErr w:type="spellStart"/>
+      <w:r>
+        <w:rPr>
+          <w:rFonts w:ascii="Courier New" w:hAnsi="Courier New" w:cs="Courier New"/>
+          <w:sz w:val="20"/>
+          <w:szCs w:val="20"/>
+        </w:rPr>
+        <w:t>whiteOnBlack.pickle</w:t>
+      </w:r>
+      <w:proofErr w:type="spellEnd"/>
+      <w:r>
+        <w:rPr>
+          <w:rFonts w:ascii="Courier New" w:hAnsi="Courier New" w:cs="Courier New"/>
+          <w:sz w:val="20"/>
+          <w:szCs w:val="20"/>
+        </w:rPr>
+        <w:t xml:space="preserve">   --+</w:t>
       </w:r>
     </w:p>
     <w:p>
@@ -8834,7 +8984,7 @@
           <w:color w:val="auto"/>
         </w:rPr>
       </w:pPr>
-      <w:bookmarkStart w:id="5" w:name="_Toc214635433"/>
+      <w:bookmarkStart w:id="5" w:name="_Toc230369792"/>
       <w:r>
         <w:rPr>
           <w:color w:val="auto"/>
@@ -8852,7 +9002,7 @@
           <w:color w:val="auto"/>
         </w:rPr>
       </w:pPr>
-      <w:bookmarkStart w:id="6" w:name="_Toc214635434"/>
+      <w:bookmarkStart w:id="6" w:name="_Toc230369793"/>
       <w:r>
         <w:rPr>
           <w:color w:val="auto"/>
@@ -8936,7 +9086,7 @@
           <w:szCs w:val="22"/>
         </w:rPr>
       </w:pPr>
-      <w:bookmarkStart w:id="7" w:name="_Toc214635484"/>
+      <w:bookmarkStart w:id="7" w:name="_Toc230369972"/>
       <w:r>
         <w:rPr>
           <w:i w:val="0"/>
@@ -9078,7 +9228,7 @@
           <w:szCs w:val="22"/>
         </w:rPr>
       </w:pPr>
-      <w:bookmarkStart w:id="8" w:name="_Toc214635485"/>
+      <w:bookmarkStart w:id="8" w:name="_Toc230369973"/>
       <w:r>
         <w:rPr>
           <w:i w:val="0"/>
@@ -9247,7 +9397,7 @@
           <w:szCs w:val="22"/>
         </w:rPr>
       </w:pPr>
-      <w:bookmarkStart w:id="9" w:name="_Toc214635486"/>
+      <w:bookmarkStart w:id="9" w:name="_Toc230369974"/>
       <w:r>
         <w:rPr>
           <w:i w:val="0"/>
@@ -9349,7 +9499,7 @@
           <w:color w:val="auto"/>
         </w:rPr>
       </w:pPr>
-      <w:bookmarkStart w:id="10" w:name="_Toc214635435"/>
+      <w:bookmarkStart w:id="10" w:name="_Toc230369794"/>
       <w:r>
         <w:rPr>
           <w:color w:val="auto"/>
@@ -9446,7 +9596,7 @@
           <w:szCs w:val="22"/>
         </w:rPr>
       </w:pPr>
-      <w:bookmarkStart w:id="11" w:name="_Toc214635487"/>
+      <w:bookmarkStart w:id="11" w:name="_Toc230369975"/>
       <w:r>
         <w:rPr>
           <w:i w:val="0"/>
@@ -9606,7 +9756,7 @@
           <w:szCs w:val="22"/>
         </w:rPr>
       </w:pPr>
-      <w:bookmarkStart w:id="12" w:name="_Toc214635488"/>
+      <w:bookmarkStart w:id="12" w:name="_Toc230369976"/>
       <w:r>
         <w:rPr>
           <w:i w:val="0"/>
@@ -9793,7 +9943,7 @@
           <w:szCs w:val="22"/>
         </w:rPr>
       </w:pPr>
-      <w:bookmarkStart w:id="13" w:name="_Toc214635489"/>
+      <w:bookmarkStart w:id="13" w:name="_Toc230369977"/>
       <w:r>
         <w:rPr>
           <w:i w:val="0"/>
@@ -9913,7 +10063,7 @@
           <w:color w:val="auto"/>
         </w:rPr>
       </w:pPr>
-      <w:bookmarkStart w:id="14" w:name="_Toc214635436"/>
+      <w:bookmarkStart w:id="14" w:name="_Toc230369795"/>
       <w:r>
         <w:rPr>
           <w:color w:val="auto"/>
@@ -9962,7 +10112,16 @@
         <w:spacing w:after="120"/>
       </w:pPr>
       <w:r>
-        <w:t>Functional and Physical wiring diagrams are provided</w:t>
+        <w:t>The Raspberry Pi 4 GPIO pinout is provided in Figure 1 and the system’s f</w:t>
+      </w:r>
+      <w:r>
+        <w:t xml:space="preserve">unctional and </w:t>
+      </w:r>
+      <w:r>
+        <w:t>p</w:t>
+      </w:r>
+      <w:r>
+        <w:t>hysical wiring diagrams are provided</w:t>
       </w:r>
       <w:r>
         <w:t xml:space="preserve"> in </w:t>
@@ -9971,11 +10130,186 @@
         <w:t>F</w:t>
       </w:r>
       <w:r>
-        <w:t>igures 1 and 2</w:t>
+        <w:t xml:space="preserve">igures </w:t>
+      </w:r>
+      <w:r>
+        <w:t>2</w:t>
+      </w:r>
+      <w:r>
+        <w:t xml:space="preserve"> and </w:t>
+      </w:r>
+      <w:r>
+        <w:t>3</w:t>
       </w:r>
       <w:r>
         <w:t>, respectively.</w:t>
       </w:r>
+    </w:p>
+    <w:p>
+      <w:pPr>
+        <w:spacing w:after="120"/>
+      </w:pPr>
+    </w:p>
+    <w:p>
+      <w:pPr>
+        <w:spacing w:after="120"/>
+      </w:pPr>
+      <w:r>
+        <w:rPr>
+          <w:noProof/>
+        </w:rPr>
+        <w:drawing>
+          <wp:inline distT="0" distB="0" distL="0" distR="0" wp14:anchorId="30294888" wp14:editId="3AD04559">
+            <wp:extent cx="6306430" cy="3848637"/>
+            <wp:effectExtent l="19050" t="19050" r="18415" b="19050"/>
+            <wp:docPr id="100956028" name="Picture 1" descr="A diagram of a computer chip&#10;&#10;Description automatically generated"/>
+            <wp:cNvGraphicFramePr>
+              <a:graphicFrameLocks xmlns:a="http://schemas.openxmlformats.org/drawingml/2006/main" noChangeAspect="1"/>
+            </wp:cNvGraphicFramePr>
+            <a:graphic xmlns:a="http://schemas.openxmlformats.org/drawingml/2006/main">
+              <a:graphicData uri="http://schemas.openxmlformats.org/drawingml/2006/picture">
+                <pic:pic xmlns:pic="http://schemas.openxmlformats.org/drawingml/2006/picture">
+                  <pic:nvPicPr>
+                    <pic:cNvPr id="100956028" name="Picture 1" descr="A diagram of a computer chip&#10;&#10;Description automatically generated"/>
+                    <pic:cNvPicPr/>
+                  </pic:nvPicPr>
+                  <pic:blipFill>
+                    <a:blip r:embed="rId28"/>
+                    <a:stretch>
+                      <a:fillRect/>
+                    </a:stretch>
+                  </pic:blipFill>
+                  <pic:spPr>
+                    <a:xfrm>
+                      <a:off x="0" y="0"/>
+                      <a:ext cx="6306430" cy="3848637"/>
+                    </a:xfrm>
+                    <a:prstGeom prst="rect">
+                      <a:avLst/>
+                    </a:prstGeom>
+                    <a:ln w="15875">
+                      <a:solidFill>
+                        <a:schemeClr val="accent1"/>
+                      </a:solidFill>
+                    </a:ln>
+                  </pic:spPr>
+                </pic:pic>
+              </a:graphicData>
+            </a:graphic>
+          </wp:inline>
+        </w:drawing>
+      </w:r>
+    </w:p>
+    <w:p>
+      <w:pPr>
+        <w:pStyle w:val="Caption"/>
+        <w:jc w:val="center"/>
+        <w:rPr>
+          <w:i w:val="0"/>
+          <w:iCs w:val="0"/>
+          <w:color w:val="auto"/>
+          <w:sz w:val="22"/>
+          <w:szCs w:val="22"/>
+        </w:rPr>
+      </w:pPr>
+      <w:bookmarkStart w:id="15" w:name="_Toc230369955"/>
+      <w:r>
+        <w:rPr>
+          <w:i w:val="0"/>
+          <w:iCs w:val="0"/>
+          <w:color w:val="auto"/>
+          <w:sz w:val="22"/>
+          <w:szCs w:val="22"/>
+        </w:rPr>
+        <w:t xml:space="preserve">Figure </w:t>
+      </w:r>
+      <w:r>
+        <w:rPr>
+          <w:i w:val="0"/>
+          <w:iCs w:val="0"/>
+          <w:color w:val="auto"/>
+          <w:sz w:val="22"/>
+          <w:szCs w:val="22"/>
+        </w:rPr>
+        <w:fldChar w:fldCharType="begin"/>
+      </w:r>
+      <w:r>
+        <w:rPr>
+          <w:i w:val="0"/>
+          <w:iCs w:val="0"/>
+          <w:color w:val="auto"/>
+          <w:sz w:val="22"/>
+          <w:szCs w:val="22"/>
+        </w:rPr>
+        <w:instrText xml:space="preserve"> SEQ Figure \* ARABIC </w:instrText>
+      </w:r>
+      <w:r>
+        <w:rPr>
+          <w:i w:val="0"/>
+          <w:iCs w:val="0"/>
+          <w:color w:val="auto"/>
+          <w:sz w:val="22"/>
+          <w:szCs w:val="22"/>
+        </w:rPr>
+        <w:fldChar w:fldCharType="separate"/>
+      </w:r>
+      <w:r>
+        <w:rPr>
+          <w:i w:val="0"/>
+          <w:iCs w:val="0"/>
+          <w:noProof/>
+          <w:color w:val="auto"/>
+          <w:sz w:val="22"/>
+          <w:szCs w:val="22"/>
+        </w:rPr>
+        <w:t>1</w:t>
+      </w:r>
+      <w:r>
+        <w:rPr>
+          <w:i w:val="0"/>
+          <w:iCs w:val="0"/>
+          <w:color w:val="auto"/>
+          <w:sz w:val="22"/>
+          <w:szCs w:val="22"/>
+        </w:rPr>
+        <w:fldChar w:fldCharType="end"/>
+      </w:r>
+      <w:r>
+        <w:rPr>
+          <w:i w:val="0"/>
+          <w:iCs w:val="0"/>
+          <w:color w:val="auto"/>
+          <w:sz w:val="22"/>
+          <w:szCs w:val="22"/>
+        </w:rPr>
+        <w:t>.</w:t>
+      </w:r>
+      <w:r>
+        <w:rPr>
+          <w:i w:val="0"/>
+          <w:iCs w:val="0"/>
+          <w:color w:val="auto"/>
+          <w:sz w:val="22"/>
+          <w:szCs w:val="22"/>
+        </w:rPr>
+        <w:tab/>
+      </w:r>
+      <w:r>
+        <w:rPr>
+          <w:i w:val="0"/>
+          <w:iCs w:val="0"/>
+          <w:color w:val="auto"/>
+          <w:sz w:val="22"/>
+          <w:szCs w:val="22"/>
+        </w:rPr>
+        <w:t>Raspberry Pi GPIO Pinout</w:t>
+      </w:r>
+      <w:bookmarkEnd w:id="15"/>
+    </w:p>
+    <w:p>
+      <w:pPr>
+        <w:spacing w:after="120"/>
+      </w:pPr>
     </w:p>
     <w:p>
       <w:pPr>
@@ -9987,6 +10321,7 @@
         <w:rPr>
           <w:noProof/>
         </w:rPr>
+        <w:lastRenderedPageBreak/>
         <w:drawing>
           <wp:inline distT="0" distB="0" distL="0" distR="0" wp14:anchorId="7113E451" wp14:editId="6EF63CE9">
             <wp:extent cx="6008719" cy="6297283"/>
@@ -10003,7 +10338,7 @@
                     <pic:cNvPicPr/>
                   </pic:nvPicPr>
                   <pic:blipFill>
-                    <a:blip r:embed="rId28"/>
+                    <a:blip r:embed="rId29"/>
                     <a:stretch>
                       <a:fillRect/>
                     </a:stretch>
@@ -10036,8 +10371,8 @@
           <w:szCs w:val="22"/>
         </w:rPr>
       </w:pPr>
-      <w:bookmarkStart w:id="15" w:name="_Toc212833204"/>
-      <w:bookmarkStart w:id="16" w:name="_Toc214635468"/>
+      <w:bookmarkStart w:id="16" w:name="_Toc212833204"/>
+      <w:bookmarkStart w:id="17" w:name="_Toc230369956"/>
       <w:r>
         <w:rPr>
           <w:i w:val="0"/>
@@ -10087,7 +10422,7 @@
           <w:sz w:val="22"/>
           <w:szCs w:val="22"/>
         </w:rPr>
-        <w:t>1</w:t>
+        <w:t>2</w:t>
       </w:r>
       <w:r>
         <w:rPr>
@@ -10120,8 +10455,8 @@
         <w:tab/>
         <w:t>Functional Wiring Diagram</w:t>
       </w:r>
-      <w:bookmarkEnd w:id="15"/>
       <w:bookmarkEnd w:id="16"/>
+      <w:bookmarkEnd w:id="17"/>
     </w:p>
     <w:p>
       <w:pPr>
@@ -10137,6 +10472,7 @@
         <w:rPr>
           <w:noProof/>
         </w:rPr>
+        <w:lastRenderedPageBreak/>
         <w:drawing>
           <wp:inline distT="0" distB="0" distL="0" distR="0" wp14:anchorId="65FCC8D4" wp14:editId="102375E7">
             <wp:extent cx="6276465" cy="7703388"/>
@@ -10153,7 +10489,7 @@
                     <pic:cNvPicPr/>
                   </pic:nvPicPr>
                   <pic:blipFill>
-                    <a:blip r:embed="rId29"/>
+                    <a:blip r:embed="rId30"/>
                     <a:stretch>
                       <a:fillRect/>
                     </a:stretch>
@@ -10185,8 +10521,8 @@
           <w:szCs w:val="22"/>
         </w:rPr>
       </w:pPr>
-      <w:bookmarkStart w:id="17" w:name="_Toc212833205"/>
-      <w:bookmarkStart w:id="18" w:name="_Toc214635469"/>
+      <w:bookmarkStart w:id="18" w:name="_Toc212833205"/>
+      <w:bookmarkStart w:id="19" w:name="_Toc230369957"/>
       <w:r>
         <w:rPr>
           <w:i w:val="0"/>
@@ -10231,7 +10567,7 @@
           <w:sz w:val="22"/>
           <w:szCs w:val="22"/>
         </w:rPr>
-        <w:t>2</w:t>
+        <w:t>3</w:t>
       </w:r>
       <w:r>
         <w:rPr>
@@ -10261,8 +10597,8 @@
         <w:tab/>
         <w:t>Physical Wiring Diagram</w:t>
       </w:r>
-      <w:bookmarkEnd w:id="17"/>
       <w:bookmarkEnd w:id="18"/>
+      <w:bookmarkEnd w:id="19"/>
     </w:p>
     <w:p>
       <w:pPr>
@@ -10272,7 +10608,7 @@
           <w:color w:val="auto"/>
         </w:rPr>
       </w:pPr>
-      <w:bookmarkStart w:id="19" w:name="_Toc214635437"/>
+      <w:bookmarkStart w:id="20" w:name="_Toc230369796"/>
       <w:r>
         <w:rPr>
           <w:color w:val="auto"/>
@@ -10280,7 +10616,7 @@
         <w:lastRenderedPageBreak/>
         <w:t>Software Operational Overview</w:t>
       </w:r>
-      <w:bookmarkEnd w:id="19"/>
+      <w:bookmarkEnd w:id="20"/>
     </w:p>
     <w:p>
       <w:r>
@@ -10299,14 +10635,14 @@
           <w:color w:val="auto"/>
         </w:rPr>
       </w:pPr>
-      <w:bookmarkStart w:id="20" w:name="_Toc214635438"/>
+      <w:bookmarkStart w:id="21" w:name="_Toc230369797"/>
       <w:r>
         <w:rPr>
           <w:color w:val="auto"/>
         </w:rPr>
         <w:t>Software Processes and Communication Queues</w:t>
       </w:r>
-      <w:bookmarkEnd w:id="20"/>
+      <w:bookmarkEnd w:id="21"/>
     </w:p>
     <w:p>
       <w:r>
@@ -10314,7 +10650,21 @@
           <w:rFonts w:ascii="Aptos" w:hAnsi="Aptos"/>
           <w:color w:val="000000"/>
         </w:rPr>
-        <w:t>The clock uses three cores: one for the server (Main Process), one for counting time (Clock Process), and one for managing displays (LCD Process). These processes interact via four communication queues—two for commands and two for responses. Figure 3 shows a simplified diagram of this setup.</w:t>
+        <w:t xml:space="preserve">The clock uses three cores: one for the server (Main Process), one for counting time (Clock Process), and one for managing displays (LCD Process). These processes interact via four communication queues—two for commands and two for responses. Figure </w:t>
+      </w:r>
+      <w:r>
+        <w:rPr>
+          <w:rFonts w:ascii="Aptos" w:hAnsi="Aptos"/>
+          <w:color w:val="000000"/>
+        </w:rPr>
+        <w:t>4</w:t>
+      </w:r>
+      <w:r>
+        <w:rPr>
+          <w:rFonts w:ascii="Aptos" w:hAnsi="Aptos"/>
+          <w:color w:val="000000"/>
+        </w:rPr>
+        <w:t xml:space="preserve"> shows a simplified diagram of this setup.</w:t>
       </w:r>
     </w:p>
     <w:p>
@@ -10342,7 +10692,7 @@
                     <pic:cNvPicPr/>
                   </pic:nvPicPr>
                   <pic:blipFill>
-                    <a:blip r:embed="rId30"/>
+                    <a:blip r:embed="rId31"/>
                     <a:stretch>
                       <a:fillRect/>
                     </a:stretch>
@@ -10374,7 +10724,7 @@
           <w:szCs w:val="22"/>
         </w:rPr>
       </w:pPr>
-      <w:bookmarkStart w:id="21" w:name="_Toc214635470"/>
+      <w:bookmarkStart w:id="22" w:name="_Toc230369958"/>
       <w:r>
         <w:rPr>
           <w:i w:val="0"/>
@@ -10419,7 +10769,7 @@
           <w:sz w:val="22"/>
           <w:szCs w:val="22"/>
         </w:rPr>
-        <w:t>3</w:t>
+        <w:t>4</w:t>
       </w:r>
       <w:r>
         <w:rPr>
@@ -10449,7 +10799,7 @@
         <w:tab/>
         <w:t>Communication Queues</w:t>
       </w:r>
-      <w:bookmarkEnd w:id="21"/>
+      <w:bookmarkEnd w:id="22"/>
     </w:p>
     <w:p>
       <w:pPr>
@@ -10460,7 +10810,7 @@
           <w:lang w:val="fr-FR"/>
         </w:rPr>
       </w:pPr>
-      <w:bookmarkStart w:id="22" w:name="_Toc214635439"/>
+      <w:bookmarkStart w:id="23" w:name="_Toc230369798"/>
       <w:r>
         <w:rPr>
           <w:color w:val="auto"/>
@@ -10476,7 +10826,7 @@
         </w:rPr>
         <w:t xml:space="preserve"> Setup</w:t>
       </w:r>
-      <w:bookmarkEnd w:id="22"/>
+      <w:bookmarkEnd w:id="23"/>
     </w:p>
     <w:p>
       <w:r>
@@ -10484,7 +10834,39 @@
           <w:rFonts w:ascii="Aptos" w:hAnsi="Aptos"/>
           <w:color w:val="000000"/>
         </w:rPr>
-        <w:t>The client and server must share details like IP address and port numbers to communicate. Users need to enter this information in cfg.cfg.</w:t>
+        <w:t xml:space="preserve">The client and server must share details like IP address and port numbers to communicate. Users need to enter this information </w:t>
+      </w:r>
+      <w:proofErr w:type="gramStart"/>
+      <w:r>
+        <w:rPr>
+          <w:rFonts w:ascii="Aptos" w:hAnsi="Aptos"/>
+          <w:color w:val="000000"/>
+        </w:rPr>
+        <w:t>in</w:t>
+      </w:r>
+      <w:proofErr w:type="gramEnd"/>
+      <w:r>
+        <w:rPr>
+          <w:rFonts w:ascii="Aptos" w:hAnsi="Aptos"/>
+          <w:color w:val="000000"/>
+        </w:rPr>
+        <w:t xml:space="preserve"> </w:t>
+      </w:r>
+      <w:proofErr w:type="spellStart"/>
+      <w:r>
+        <w:rPr>
+          <w:rFonts w:ascii="Aptos" w:hAnsi="Aptos"/>
+          <w:color w:val="000000"/>
+        </w:rPr>
+        <w:t>cfg.cfg</w:t>
+      </w:r>
+      <w:proofErr w:type="spellEnd"/>
+      <w:r>
+        <w:rPr>
+          <w:rFonts w:ascii="Aptos" w:hAnsi="Aptos"/>
+          <w:color w:val="000000"/>
+        </w:rPr>
+        <w:t>.</w:t>
       </w:r>
     </w:p>
     <w:p>
@@ -10495,7 +10877,7 @@
           <w:color w:val="auto"/>
         </w:rPr>
       </w:pPr>
-      <w:bookmarkStart w:id="23" w:name="_Toc214635440"/>
+      <w:bookmarkStart w:id="24" w:name="_Toc230369799"/>
       <w:r>
         <w:rPr>
           <w:color w:val="auto"/>
@@ -10508,7 +10890,7 @@
         </w:rPr>
         <w:t xml:space="preserve"> and Connecting to a Wi-Fi Network</w:t>
       </w:r>
-      <w:bookmarkEnd w:id="23"/>
+      <w:bookmarkEnd w:id="24"/>
     </w:p>
     <w:p>
       <w:r>
@@ -10516,7 +10898,37 @@
           <w:rFonts w:ascii="Aptos" w:hAnsi="Aptos"/>
           <w:color w:val="000000"/>
         </w:rPr>
-        <w:t>The file cfg.cfg is stored on the RPi’s Solid-State Drive. To edit it, connect an HDMI display and keyboard/mouse to the RPi as shown in Figure 4, then power on the device and access the desktop.</w:t>
+        <w:t xml:space="preserve">The file </w:t>
+      </w:r>
+      <w:proofErr w:type="spellStart"/>
+      <w:r>
+        <w:rPr>
+          <w:rFonts w:ascii="Aptos" w:hAnsi="Aptos"/>
+          <w:color w:val="000000"/>
+        </w:rPr>
+        <w:t>cfg.cfg</w:t>
+      </w:r>
+      <w:proofErr w:type="spellEnd"/>
+      <w:r>
+        <w:rPr>
+          <w:rFonts w:ascii="Aptos" w:hAnsi="Aptos"/>
+          <w:color w:val="000000"/>
+        </w:rPr>
+        <w:t xml:space="preserve"> is stored on the RPi’s Solid-State Drive. To edit it, connect an HDMI display and keyboard/mouse to the RPi as shown in Figure </w:t>
+      </w:r>
+      <w:r>
+        <w:rPr>
+          <w:rFonts w:ascii="Aptos" w:hAnsi="Aptos"/>
+          <w:color w:val="000000"/>
+        </w:rPr>
+        <w:t>5</w:t>
+      </w:r>
+      <w:r>
+        <w:rPr>
+          <w:rFonts w:ascii="Aptos" w:hAnsi="Aptos"/>
+          <w:color w:val="000000"/>
+        </w:rPr>
+        <w:t>, then power on the device and access the desktop.</w:t>
       </w:r>
     </w:p>
     <w:p>
@@ -10761,7 +11173,7 @@
                     <pic:cNvPicPr/>
                   </pic:nvPicPr>
                   <pic:blipFill>
-                    <a:blip r:embed="rId31"/>
+                    <a:blip r:embed="rId32"/>
                     <a:stretch>
                       <a:fillRect/>
                     </a:stretch>
@@ -10799,7 +11211,7 @@
           <w:szCs w:val="22"/>
         </w:rPr>
       </w:pPr>
-      <w:bookmarkStart w:id="24" w:name="_Toc214635471"/>
+      <w:bookmarkStart w:id="25" w:name="_Toc230369959"/>
       <w:r>
         <w:rPr>
           <w:i w:val="0"/>
@@ -10844,7 +11256,7 @@
           <w:sz w:val="22"/>
           <w:szCs w:val="22"/>
         </w:rPr>
-        <w:t>4</w:t>
+        <w:t>5</w:t>
       </w:r>
       <w:r>
         <w:rPr>
@@ -10892,7 +11304,7 @@
         </w:rPr>
         <w:t>Pi Connection Points</w:t>
       </w:r>
-      <w:bookmarkEnd w:id="24"/>
+      <w:bookmarkEnd w:id="25"/>
     </w:p>
     <w:p>
       <w:pPr>
@@ -10905,7 +11317,13 @@
         <w:t xml:space="preserve">  </w:t>
       </w:r>
       <w:r>
-        <w:t>Once the RPi has booted the desktop shown in Figure 5 will be displayed.</w:t>
+        <w:t xml:space="preserve">Once the RPi has booted the desktop shown in Figure </w:t>
+      </w:r>
+      <w:r>
+        <w:t>6</w:t>
+      </w:r>
+      <w:r>
+        <w:t xml:space="preserve"> will be displayed.</w:t>
       </w:r>
     </w:p>
     <w:p>
@@ -11013,7 +11431,7 @@
                     <pic:cNvPicPr/>
                   </pic:nvPicPr>
                   <pic:blipFill>
-                    <a:blip r:embed="rId32"/>
+                    <a:blip r:embed="rId33"/>
                     <a:stretch>
                       <a:fillRect/>
                     </a:stretch>
@@ -11045,8 +11463,8 @@
           <w:szCs w:val="22"/>
         </w:rPr>
       </w:pPr>
-      <w:bookmarkStart w:id="25" w:name="_Ref213868512"/>
-      <w:bookmarkStart w:id="26" w:name="_Toc214635472"/>
+      <w:bookmarkStart w:id="26" w:name="_Ref213868512"/>
+      <w:bookmarkStart w:id="27" w:name="_Toc230369960"/>
       <w:r>
         <w:rPr>
           <w:i w:val="0"/>
@@ -11091,7 +11509,7 @@
           <w:sz w:val="22"/>
           <w:szCs w:val="22"/>
         </w:rPr>
-        <w:t>5</w:t>
+        <w:t>6</w:t>
       </w:r>
       <w:r>
         <w:rPr>
@@ -11121,8 +11539,8 @@
         <w:tab/>
         <w:t>Raspberry Desktop</w:t>
       </w:r>
-      <w:bookmarkEnd w:id="25"/>
       <w:bookmarkEnd w:id="26"/>
+      <w:bookmarkEnd w:id="27"/>
     </w:p>
     <w:p/>
     <w:p>
@@ -11156,7 +11574,7 @@
           <w:color w:val="auto"/>
         </w:rPr>
       </w:pPr>
-      <w:bookmarkStart w:id="27" w:name="_Toc214635441"/>
+      <w:bookmarkStart w:id="28" w:name="_Toc230369800"/>
       <w:r>
         <w:rPr>
           <w:color w:val="auto"/>
@@ -11169,7 +11587,7 @@
         </w:rPr>
         <w:t>Terminal Window</w:t>
       </w:r>
-      <w:bookmarkEnd w:id="27"/>
+      <w:bookmarkEnd w:id="28"/>
     </w:p>
     <w:p>
       <w:pPr>
@@ -11190,6 +11608,7 @@
       <w:r>
         <w:t xml:space="preserve"> and enter the command </w:t>
       </w:r>
+      <w:proofErr w:type="spellStart"/>
       <w:r>
         <w:rPr>
           <w:rFonts w:ascii="Courier New" w:hAnsi="Courier New" w:cs="Courier New"/>
@@ -11198,17 +11617,48 @@
         </w:rPr>
         <w:t>ifconfig</w:t>
       </w:r>
+      <w:proofErr w:type="spellEnd"/>
       <w:r>
         <w:t>.</w:t>
       </w:r>
       <w:r>
-        <w:t xml:space="preserve">  An example output of the i</w:t>
+        <w:t xml:space="preserve">  An example output of the </w:t>
+      </w:r>
+      <w:proofErr w:type="spellStart"/>
+      <w:r>
+        <w:t>i</w:t>
       </w:r>
       <w:r>
         <w:t>f</w:t>
       </w:r>
       <w:r>
-        <w:t>config command is shown in Figure 6.  Take note of the inet address as it will be added to cfg.cfg.</w:t>
+        <w:t>config</w:t>
+      </w:r>
+      <w:proofErr w:type="spellEnd"/>
+      <w:r>
+        <w:t xml:space="preserve"> command is shown in Figure </w:t>
+      </w:r>
+      <w:r>
+        <w:t>7</w:t>
+      </w:r>
+      <w:r>
+        <w:t xml:space="preserve">.  Take note of the </w:t>
+      </w:r>
+      <w:proofErr w:type="spellStart"/>
+      <w:r>
+        <w:t>inet</w:t>
+      </w:r>
+      <w:proofErr w:type="spellEnd"/>
+      <w:r>
+        <w:t xml:space="preserve"> address as it will be added to </w:t>
+      </w:r>
+      <w:proofErr w:type="spellStart"/>
+      <w:r>
+        <w:t>cfg.cfg</w:t>
+      </w:r>
+      <w:proofErr w:type="spellEnd"/>
+      <w:r>
+        <w:t>.</w:t>
       </w:r>
     </w:p>
     <w:p>
@@ -11236,7 +11686,7 @@
                     <pic:cNvPicPr/>
                   </pic:nvPicPr>
                   <pic:blipFill>
-                    <a:blip r:embed="rId33"/>
+                    <a:blip r:embed="rId34"/>
                     <a:stretch>
                       <a:fillRect/>
                     </a:stretch>
@@ -11269,7 +11719,7 @@
           <w:szCs w:val="22"/>
         </w:rPr>
       </w:pPr>
-      <w:bookmarkStart w:id="28" w:name="_Toc214635473"/>
+      <w:bookmarkStart w:id="29" w:name="_Toc230369961"/>
       <w:r>
         <w:rPr>
           <w:i w:val="0"/>
@@ -11314,7 +11764,7 @@
           <w:sz w:val="22"/>
           <w:szCs w:val="22"/>
         </w:rPr>
-        <w:t>6</w:t>
+        <w:t>7</w:t>
       </w:r>
       <w:r>
         <w:rPr>
@@ -11342,9 +11792,28 @@
           <w:szCs w:val="22"/>
         </w:rPr>
         <w:tab/>
-        <w:t>ifconfig Command Output Screenshot</w:t>
-      </w:r>
-      <w:bookmarkEnd w:id="28"/>
+      </w:r>
+      <w:proofErr w:type="spellStart"/>
+      <w:r>
+        <w:rPr>
+          <w:i w:val="0"/>
+          <w:iCs w:val="0"/>
+          <w:sz w:val="22"/>
+          <w:szCs w:val="22"/>
+        </w:rPr>
+        <w:t>ifconfig</w:t>
+      </w:r>
+      <w:proofErr w:type="spellEnd"/>
+      <w:r>
+        <w:rPr>
+          <w:i w:val="0"/>
+          <w:iCs w:val="0"/>
+          <w:sz w:val="22"/>
+          <w:szCs w:val="22"/>
+        </w:rPr>
+        <w:t xml:space="preserve"> Command Output Screenshot</w:t>
+      </w:r>
+      <w:bookmarkEnd w:id="29"/>
     </w:p>
     <w:p>
       <w:pPr>
@@ -11354,14 +11823,14 @@
           <w:color w:val="auto"/>
         </w:rPr>
       </w:pPr>
-      <w:bookmarkStart w:id="29" w:name="_Toc214635442"/>
+      <w:bookmarkStart w:id="30" w:name="_Toc230369801"/>
       <w:r>
         <w:rPr>
           <w:color w:val="auto"/>
         </w:rPr>
         <w:t>Editing the Configuration File with the Built-In Nano Editor.</w:t>
       </w:r>
-      <w:bookmarkEnd w:id="29"/>
+      <w:bookmarkEnd w:id="30"/>
     </w:p>
     <w:p>
       <w:pPr>
@@ -11407,8 +11876,18 @@
           <w:bCs/>
         </w:rPr>
         <w:tab/>
-        <w:t>python/spiClock</w:t>
-      </w:r>
+        <w:t>python/</w:t>
+      </w:r>
+      <w:proofErr w:type="spellStart"/>
+      <w:r>
+        <w:rPr>
+          <w:rFonts w:ascii="Courier New" w:hAnsi="Courier New" w:cs="Courier New"/>
+          <w:b/>
+          <w:bCs/>
+        </w:rPr>
+        <w:t>spiClock</w:t>
+      </w:r>
+      <w:proofErr w:type="spellEnd"/>
     </w:p>
     <w:p>
       <w:pPr>
@@ -11426,8 +11905,13 @@
       <w:r>
         <w:t xml:space="preserve"> </w:t>
       </w:r>
-      <w:r>
-        <w:t xml:space="preserve">cfg.cfg </w:t>
+      <w:proofErr w:type="spellStart"/>
+      <w:r>
+        <w:t>cfg.cfg</w:t>
+      </w:r>
+      <w:proofErr w:type="spellEnd"/>
+      <w:r>
+        <w:t xml:space="preserve"> </w:t>
       </w:r>
       <w:r>
         <w:t>in the nano editor</w:t>
@@ -11464,8 +11948,17 @@
           <w:bCs/>
         </w:rPr>
         <w:tab/>
+      </w:r>
+      <w:proofErr w:type="spellStart"/>
+      <w:r>
+        <w:rPr>
+          <w:rFonts w:ascii="Courier New" w:hAnsi="Courier New" w:cs="Courier New"/>
+          <w:b/>
+          <w:bCs/>
+        </w:rPr>
         <w:t>cgf.cfg</w:t>
       </w:r>
+      <w:proofErr w:type="spellEnd"/>
       <w:r>
         <w:rPr>
           <w:rFonts w:ascii="Courier New" w:hAnsi="Courier New" w:cs="Courier New"/>
@@ -11489,10 +11982,21 @@
         <w:tab/>
       </w:r>
       <w:r>
-        <w:t xml:space="preserve">An example cfg.cfg is provided </w:t>
-      </w:r>
-      <w:r>
-        <w:t>in Figure 7</w:t>
+        <w:t xml:space="preserve">An example </w:t>
+      </w:r>
+      <w:proofErr w:type="spellStart"/>
+      <w:r>
+        <w:t>cfg.cfg</w:t>
+      </w:r>
+      <w:proofErr w:type="spellEnd"/>
+      <w:r>
+        <w:t xml:space="preserve"> is provided </w:t>
+      </w:r>
+      <w:r>
+        <w:t xml:space="preserve">in Figure </w:t>
+      </w:r>
+      <w:r>
+        <w:t>8</w:t>
       </w:r>
       <w:r>
         <w:t>.</w:t>
@@ -11517,7 +12021,15 @@
         <w:t xml:space="preserve"> between 8000 and 9000 are safe to use.</w:t>
       </w:r>
       <w:r>
-        <w:t xml:space="preserve">  Enter the Lan address obtained by the ifconfig command.  Enter your router’s IP address.  The router IP address can be </w:t>
+        <w:t xml:space="preserve">  Enter the Lan address obtained by the </w:t>
+      </w:r>
+      <w:proofErr w:type="spellStart"/>
+      <w:r>
+        <w:t>ifconfig</w:t>
+      </w:r>
+      <w:proofErr w:type="spellEnd"/>
+      <w:r>
+        <w:t xml:space="preserve"> command.  Enter your router’s IP address.  The router IP address can be </w:t>
       </w:r>
       <w:r>
         <w:t>obtained</w:t>
@@ -11534,7 +12046,15 @@
     </w:p>
     <w:p>
       <w:r>
-        <w:t>Note that the password contained in the cfg.cfg file is the password that the client will send to the server when attempting to establish a connection.  It is not the “user” password for the RPi itself.  The RPi password for the RPi itself is used when, for example</w:t>
+        <w:t xml:space="preserve">Note that the password contained in the </w:t>
+      </w:r>
+      <w:proofErr w:type="spellStart"/>
+      <w:r>
+        <w:t>cfg.cfg</w:t>
+      </w:r>
+      <w:proofErr w:type="spellEnd"/>
+      <w:r>
+        <w:t xml:space="preserve"> file is the password that the client will send to the server when attempting to establish a connection.  It is not the “user” password for the RPi itself.  The RPi password for the RPi itself is used when, for example</w:t>
       </w:r>
       <w:r>
         <w:t>, when</w:t>
@@ -11627,7 +12147,15 @@
         <w:tab/>
       </w:r>
       <w:r>
-        <w:t># Answer to the “save as cfg.cfg” (default) prompt.</w:t>
+        <w:t xml:space="preserve"># Answer to the “save as </w:t>
+      </w:r>
+      <w:proofErr w:type="spellStart"/>
+      <w:r>
+        <w:t>cfg.cfg</w:t>
+      </w:r>
+      <w:proofErr w:type="spellEnd"/>
+      <w:r>
+        <w:t>” (default) prompt.</w:t>
       </w:r>
     </w:p>
     <w:p>
@@ -11661,7 +12189,7 @@
                     <pic:cNvPicPr/>
                   </pic:nvPicPr>
                   <pic:blipFill>
-                    <a:blip r:embed="rId34"/>
+                    <a:blip r:embed="rId35"/>
                     <a:stretch>
                       <a:fillRect/>
                     </a:stretch>
@@ -11694,7 +12222,7 @@
           <w:szCs w:val="22"/>
         </w:rPr>
       </w:pPr>
-      <w:bookmarkStart w:id="30" w:name="_Toc214635474"/>
+      <w:bookmarkStart w:id="31" w:name="_Toc230369962"/>
       <w:r>
         <w:rPr>
           <w:i w:val="0"/>
@@ -11739,7 +12267,7 @@
           <w:sz w:val="22"/>
           <w:szCs w:val="22"/>
         </w:rPr>
-        <w:t>7</w:t>
+        <w:t>8</w:t>
       </w:r>
       <w:r>
         <w:rPr>
@@ -11767,9 +12295,29 @@
           <w:szCs w:val="22"/>
         </w:rPr>
         <w:tab/>
-        <w:t>Example cfg.cfg File Screenshot</w:t>
-      </w:r>
-      <w:bookmarkEnd w:id="30"/>
+        <w:t xml:space="preserve">Example </w:t>
+      </w:r>
+      <w:proofErr w:type="spellStart"/>
+      <w:r>
+        <w:rPr>
+          <w:i w:val="0"/>
+          <w:iCs w:val="0"/>
+          <w:sz w:val="22"/>
+          <w:szCs w:val="22"/>
+        </w:rPr>
+        <w:t>cfg.cfg</w:t>
+      </w:r>
+      <w:proofErr w:type="spellEnd"/>
+      <w:r>
+        <w:rPr>
+          <w:i w:val="0"/>
+          <w:iCs w:val="0"/>
+          <w:sz w:val="22"/>
+          <w:szCs w:val="22"/>
+        </w:rPr>
+        <w:t xml:space="preserve"> File Screenshot</w:t>
+      </w:r>
+      <w:bookmarkEnd w:id="31"/>
     </w:p>
     <w:p>
       <w:pPr>
@@ -11779,14 +12327,14 @@
           <w:color w:val="auto"/>
         </w:rPr>
       </w:pPr>
-      <w:bookmarkStart w:id="31" w:name="_Toc214635443"/>
+      <w:bookmarkStart w:id="32" w:name="_Toc230369802"/>
       <w:r>
         <w:rPr>
           <w:color w:val="auto"/>
         </w:rPr>
         <w:t>Copying Files from the RPi to a Flash Drive.</w:t>
       </w:r>
-      <w:bookmarkEnd w:id="31"/>
+      <w:bookmarkEnd w:id="32"/>
     </w:p>
     <w:p>
       <w:pPr>
@@ -11889,7 +12437,29 @@
           <w:sz w:val="20"/>
           <w:szCs w:val="20"/>
         </w:rPr>
-        <w:t>, gui.py, cfg.py,</w:t>
+        <w:t xml:space="preserve">, </w:t>
+      </w:r>
+      <w:proofErr w:type="gramStart"/>
+      <w:r>
+        <w:rPr>
+          <w:rFonts w:ascii="Courier New" w:hAnsi="Courier New" w:cs="Courier New"/>
+          <w:b/>
+          <w:bCs/>
+          <w:sz w:val="20"/>
+          <w:szCs w:val="20"/>
+        </w:rPr>
+        <w:t>gui.py</w:t>
+      </w:r>
+      <w:proofErr w:type="gramEnd"/>
+      <w:r>
+        <w:rPr>
+          <w:rFonts w:ascii="Courier New" w:hAnsi="Courier New" w:cs="Courier New"/>
+          <w:b/>
+          <w:bCs/>
+          <w:sz w:val="20"/>
+          <w:szCs w:val="20"/>
+        </w:rPr>
+        <w:t>, cfg.py,</w:t>
       </w:r>
       <w:r>
         <w:rPr>
@@ -11901,6 +12471,7 @@
         </w:rPr>
         <w:t xml:space="preserve"> </w:t>
       </w:r>
+      <w:proofErr w:type="spellStart"/>
       <w:r>
         <w:rPr>
           <w:rFonts w:ascii="Courier New" w:hAnsi="Courier New" w:cs="Courier New"/>
@@ -11911,6 +12482,7 @@
         </w:rPr>
         <w:t>cfg.cfg</w:t>
       </w:r>
+      <w:proofErr w:type="spellEnd"/>
     </w:p>
     <w:p>
       <w:pPr>
@@ -11920,7 +12492,7 @@
           <w:color w:val="auto"/>
         </w:rPr>
       </w:pPr>
-      <w:bookmarkStart w:id="32" w:name="_Toc214635444"/>
+      <w:bookmarkStart w:id="33" w:name="_Toc230369803"/>
       <w:r>
         <w:rPr>
           <w:color w:val="auto"/>
@@ -11945,7 +12517,7 @@
         </w:rPr>
         <w:t xml:space="preserve"> Manually</w:t>
       </w:r>
-      <w:bookmarkEnd w:id="32"/>
+      <w:bookmarkEnd w:id="33"/>
     </w:p>
     <w:p>
       <w:pPr>
@@ -12020,7 +12592,15 @@
         <w:spacing w:after="240"/>
       </w:pPr>
       <w:r>
-        <w:t>Replace &lt;RPi Name&gt; with the appropriate name from the cfg.cfg file.</w:t>
+        <w:t xml:space="preserve">Replace &lt;RPi Name&gt; with the appropriate name from the </w:t>
+      </w:r>
+      <w:proofErr w:type="spellStart"/>
+      <w:r>
+        <w:t>cfg.cfg</w:t>
+      </w:r>
+      <w:proofErr w:type="spellEnd"/>
+      <w:r>
+        <w:t xml:space="preserve"> file.</w:t>
       </w:r>
     </w:p>
     <w:p>
@@ -12039,7 +12619,23 @@
         <w:spacing w:after="60"/>
       </w:pPr>
       <w:r>
-        <w:t>To use the kill command the Process IDs (pid) of the server must first be determined.  To determine the pids issue the following command in an RPi terminal:</w:t>
+        <w:t>To use the kill command the Process IDs (</w:t>
+      </w:r>
+      <w:proofErr w:type="spellStart"/>
+      <w:r>
+        <w:t>pid</w:t>
+      </w:r>
+      <w:proofErr w:type="spellEnd"/>
+      <w:r>
+        <w:t xml:space="preserve">) of the server must first be determined.  To determine the </w:t>
+      </w:r>
+      <w:proofErr w:type="spellStart"/>
+      <w:r>
+        <w:t>pids</w:t>
+      </w:r>
+      <w:proofErr w:type="spellEnd"/>
+      <w:r>
+        <w:t xml:space="preserve"> issue the following command in an RPi terminal:</w:t>
       </w:r>
     </w:p>
     <w:p>
@@ -12052,13 +12648,23 @@
           <w:bCs/>
         </w:rPr>
       </w:pPr>
-      <w:r>
-        <w:rPr>
-          <w:rFonts w:ascii="Courier New" w:hAnsi="Courier New" w:cs="Courier New"/>
-          <w:b/>
-          <w:bCs/>
-        </w:rPr>
-        <w:t>ps  aux  |  grep  python</w:t>
+      <w:proofErr w:type="spellStart"/>
+      <w:r>
+        <w:rPr>
+          <w:rFonts w:ascii="Courier New" w:hAnsi="Courier New" w:cs="Courier New"/>
+          <w:b/>
+          <w:bCs/>
+        </w:rPr>
+        <w:t>ps</w:t>
+      </w:r>
+      <w:proofErr w:type="spellEnd"/>
+      <w:r>
+        <w:rPr>
+          <w:rFonts w:ascii="Courier New" w:hAnsi="Courier New" w:cs="Courier New"/>
+          <w:b/>
+          <w:bCs/>
+        </w:rPr>
+        <w:t xml:space="preserve">  aux  |  grep  python</w:t>
       </w:r>
     </w:p>
     <w:p>
@@ -12078,7 +12684,7 @@
         <w:t xml:space="preserve">his command is shown in Figure </w:t>
       </w:r>
       <w:r>
-        <w:t>8</w:t>
+        <w:t>9</w:t>
       </w:r>
       <w:r>
         <w:t>, below.</w:t>
@@ -12109,7 +12715,7 @@
                     <pic:cNvPicPr/>
                   </pic:nvPicPr>
                   <pic:blipFill>
-                    <a:blip r:embed="rId35"/>
+                    <a:blip r:embed="rId36"/>
                     <a:stretch>
                       <a:fillRect/>
                     </a:stretch>
@@ -12142,7 +12748,7 @@
           <w:szCs w:val="22"/>
         </w:rPr>
       </w:pPr>
-      <w:bookmarkStart w:id="33" w:name="_Toc214635475"/>
+      <w:bookmarkStart w:id="34" w:name="_Toc230369963"/>
       <w:r>
         <w:rPr>
           <w:i w:val="0"/>
@@ -12187,7 +12793,7 @@
           <w:sz w:val="22"/>
           <w:szCs w:val="22"/>
         </w:rPr>
-        <w:t>8</w:t>
+        <w:t>9</w:t>
       </w:r>
       <w:r>
         <w:rPr>
@@ -12217,6 +12823,7 @@
         <w:tab/>
         <w:t xml:space="preserve">Example </w:t>
       </w:r>
+      <w:proofErr w:type="spellStart"/>
       <w:r>
         <w:rPr>
           <w:i w:val="0"/>
@@ -12224,8 +12831,9 @@
           <w:sz w:val="22"/>
           <w:szCs w:val="22"/>
         </w:rPr>
-        <w:t>ps Command</w:t>
-      </w:r>
+        <w:t>ps</w:t>
+      </w:r>
+      <w:proofErr w:type="spellEnd"/>
       <w:r>
         <w:rPr>
           <w:i w:val="0"/>
@@ -12233,7 +12841,7 @@
           <w:sz w:val="22"/>
           <w:szCs w:val="22"/>
         </w:rPr>
-        <w:t xml:space="preserve"> </w:t>
+        <w:t xml:space="preserve"> Command</w:t>
       </w:r>
       <w:r>
         <w:rPr>
@@ -12242,7 +12850,7 @@
           <w:sz w:val="22"/>
           <w:szCs w:val="22"/>
         </w:rPr>
-        <w:t xml:space="preserve">Output </w:t>
+        <w:t xml:space="preserve"> </w:t>
       </w:r>
       <w:r>
         <w:rPr>
@@ -12251,9 +12859,18 @@
           <w:sz w:val="22"/>
           <w:szCs w:val="22"/>
         </w:rPr>
+        <w:t xml:space="preserve">Output </w:t>
+      </w:r>
+      <w:r>
+        <w:rPr>
+          <w:i w:val="0"/>
+          <w:iCs w:val="0"/>
+          <w:sz w:val="22"/>
+          <w:szCs w:val="22"/>
+        </w:rPr>
         <w:t>Screenshot</w:t>
       </w:r>
-      <w:bookmarkEnd w:id="33"/>
+      <w:bookmarkEnd w:id="34"/>
     </w:p>
     <w:p>
       <w:pPr>
@@ -12264,7 +12881,31 @@
         <w:t>N</w:t>
       </w:r>
       <w:r>
-        <w:t>ote there are two lines associated with server.py (their pid are 1638 and 1661).  There are two (or possibly more) pids because of the multi-processing nature of the server/clock – both processes must be killed.  Kill the processes with the following two commands (substitute the pids with those shown on the actual output):</w:t>
+        <w:t xml:space="preserve">ote there are two lines associated with server.py (their </w:t>
+      </w:r>
+      <w:proofErr w:type="spellStart"/>
+      <w:r>
+        <w:t>pid</w:t>
+      </w:r>
+      <w:proofErr w:type="spellEnd"/>
+      <w:r>
+        <w:t xml:space="preserve"> are 1638 and 1661).  There are two (or possibly more) </w:t>
+      </w:r>
+      <w:proofErr w:type="spellStart"/>
+      <w:r>
+        <w:t>pids</w:t>
+      </w:r>
+      <w:proofErr w:type="spellEnd"/>
+      <w:r>
+        <w:t xml:space="preserve"> because of the multi-processing nature of the server/clock – both processes must be killed.  Kill the processes with the following two commands (substitute the </w:t>
+      </w:r>
+      <w:proofErr w:type="spellStart"/>
+      <w:r>
+        <w:t>pids</w:t>
+      </w:r>
+      <w:proofErr w:type="spellEnd"/>
+      <w:r>
+        <w:t xml:space="preserve"> with those shown on the actual output):</w:t>
       </w:r>
     </w:p>
     <w:p>
@@ -12313,7 +12954,23 @@
         <w:t xml:space="preserve">To terminate the server with the client instead issue the following command </w:t>
       </w:r>
       <w:r>
-        <w:t xml:space="preserve">in the appropriate directory (probably /python/spiClock, use the cd cmd to navigate </w:t>
+        <w:t>in the appropriate directory (probably /python/</w:t>
+      </w:r>
+      <w:proofErr w:type="spellStart"/>
+      <w:r>
+        <w:t>spiClock</w:t>
+      </w:r>
+      <w:proofErr w:type="spellEnd"/>
+      <w:r>
+        <w:t xml:space="preserve">, use the cd </w:t>
+      </w:r>
+      <w:proofErr w:type="spellStart"/>
+      <w:r>
+        <w:t>cmd</w:t>
+      </w:r>
+      <w:proofErr w:type="spellEnd"/>
+      <w:r>
+        <w:t xml:space="preserve"> to navigate </w:t>
       </w:r>
       <w:r>
         <w:t>there</w:t>
@@ -12400,7 +13057,15 @@
         <w:t xml:space="preserve"> </w:t>
       </w:r>
       <w:r>
-        <w:t>from the output of the ps command.</w:t>
+        <w:t xml:space="preserve">from the output of the </w:t>
+      </w:r>
+      <w:proofErr w:type="spellStart"/>
+      <w:r>
+        <w:t>ps</w:t>
+      </w:r>
+      <w:proofErr w:type="spellEnd"/>
+      <w:r>
+        <w:t xml:space="preserve"> command.</w:t>
       </w:r>
       <w:r>
         <w:t xml:space="preserve">  </w:t>
@@ -12409,7 +13074,15 @@
         <w:t xml:space="preserve">Once the client connects issue </w:t>
       </w:r>
       <w:r>
-        <w:t>the “ks” command.</w:t>
+        <w:t>the “</w:t>
+      </w:r>
+      <w:proofErr w:type="spellStart"/>
+      <w:r>
+        <w:t>ks</w:t>
+      </w:r>
+      <w:proofErr w:type="spellEnd"/>
+      <w:r>
+        <w:t>” command.</w:t>
       </w:r>
     </w:p>
     <w:p>
@@ -12420,7 +13093,7 @@
           <w:color w:val="auto"/>
         </w:rPr>
       </w:pPr>
-      <w:bookmarkStart w:id="34" w:name="_Toc214635445"/>
+      <w:bookmarkStart w:id="35" w:name="_Toc230369804"/>
       <w:r>
         <w:rPr>
           <w:color w:val="auto"/>
@@ -12439,7 +13112,7 @@
         </w:rPr>
         <w:t>Server Automatically at Boot Time</w:t>
       </w:r>
-      <w:bookmarkEnd w:id="34"/>
+      <w:bookmarkEnd w:id="35"/>
     </w:p>
     <w:p>
       <w:pPr>
@@ -12512,7 +13185,23 @@
         <w:spacing w:after="60"/>
       </w:pPr>
       <w:r>
-        <w:t>Open the cron scheduling file for editing on the RPi enter the following command in a terminal window:</w:t>
+        <w:t xml:space="preserve">Open the </w:t>
+      </w:r>
+      <w:proofErr w:type="spellStart"/>
+      <w:r>
+        <w:t>cron</w:t>
+      </w:r>
+      <w:proofErr w:type="spellEnd"/>
+      <w:r>
+        <w:t xml:space="preserve"> scheduling file for editing on the </w:t>
+      </w:r>
+      <w:proofErr w:type="gramStart"/>
+      <w:r>
+        <w:t>RPi</w:t>
+      </w:r>
+      <w:proofErr w:type="gramEnd"/>
+      <w:r>
+        <w:t xml:space="preserve"> enter the following command in a terminal window:</w:t>
       </w:r>
     </w:p>
     <w:p>
@@ -12559,7 +13248,7 @@
         <w:t xml:space="preserve">provided in Figure </w:t>
       </w:r>
       <w:r>
-        <w:t>9</w:t>
+        <w:t>10</w:t>
       </w:r>
       <w:r>
         <w:t xml:space="preserve"> and then s</w:t>
@@ -12667,7 +13356,7 @@
                     <pic:cNvPicPr/>
                   </pic:nvPicPr>
                   <pic:blipFill>
-                    <a:blip r:embed="rId36"/>
+                    <a:blip r:embed="rId37"/>
                     <a:stretch>
                       <a:fillRect/>
                     </a:stretch>
@@ -12693,7 +13382,7 @@
         <w:spacing w:before="120" w:after="120"/>
         <w:jc w:val="center"/>
       </w:pPr>
-      <w:bookmarkStart w:id="35" w:name="_Toc214635476"/>
+      <w:bookmarkStart w:id="36" w:name="_Toc230369964"/>
       <w:r>
         <w:t xml:space="preserve">Figure </w:t>
       </w:r>
@@ -12710,7 +13399,7 @@
         <w:rPr>
           <w:noProof/>
         </w:rPr>
-        <w:t>9</w:t>
+        <w:t>10</w:t>
       </w:r>
       <w:r>
         <w:fldChar w:fldCharType="end"/>
@@ -12724,7 +13413,7 @@
       <w:r>
         <w:t>Crontab Screenshot</w:t>
       </w:r>
-      <w:bookmarkEnd w:id="35"/>
+      <w:bookmarkEnd w:id="36"/>
     </w:p>
     <w:p>
       <w:pPr>
@@ -12734,7 +13423,7 @@
           <w:color w:val="auto"/>
         </w:rPr>
       </w:pPr>
-      <w:bookmarkStart w:id="36" w:name="_Toc214635446"/>
+      <w:bookmarkStart w:id="37" w:name="_Toc230369805"/>
       <w:r>
         <w:rPr>
           <w:color w:val="auto"/>
@@ -12760,7 +13449,7 @@
         </w:rPr>
         <w:t>lient</w:t>
       </w:r>
-      <w:bookmarkEnd w:id="36"/>
+      <w:bookmarkEnd w:id="37"/>
     </w:p>
     <w:p>
       <w:pPr>
@@ -12861,7 +13550,13 @@
         <w:t xml:space="preserve">.  A screen shot of this is provided </w:t>
       </w:r>
       <w:r>
-        <w:t xml:space="preserve">in Figure 10, </w:t>
+        <w:t>in Figure 1</w:t>
+      </w:r>
+      <w:r>
+        <w:t>1</w:t>
+      </w:r>
+      <w:r>
+        <w:t xml:space="preserve">, </w:t>
       </w:r>
       <w:r>
         <w:t>below.</w:t>
@@ -12892,7 +13587,7 @@
                     <pic:cNvPicPr/>
                   </pic:nvPicPr>
                   <pic:blipFill>
-                    <a:blip r:embed="rId37"/>
+                    <a:blip r:embed="rId38"/>
                     <a:stretch>
                       <a:fillRect/>
                     </a:stretch>
@@ -12930,7 +13625,7 @@
           <w:szCs w:val="22"/>
         </w:rPr>
       </w:pPr>
-      <w:bookmarkStart w:id="37" w:name="_Toc214635477"/>
+      <w:bookmarkStart w:id="38" w:name="_Toc230369965"/>
       <w:r>
         <w:rPr>
           <w:i w:val="0"/>
@@ -12975,7 +13670,7 @@
           <w:sz w:val="22"/>
           <w:szCs w:val="22"/>
         </w:rPr>
-        <w:t>10</w:t>
+        <w:t>11</w:t>
       </w:r>
       <w:r>
         <w:rPr>
@@ -13005,7 +13700,7 @@
         <w:tab/>
         <w:t>Command Line Client Screenshot</w:t>
       </w:r>
-      <w:bookmarkEnd w:id="37"/>
+      <w:bookmarkEnd w:id="38"/>
     </w:p>
     <w:p>
       <w:pPr>
@@ -13024,7 +13719,7 @@
           <w:color w:val="auto"/>
         </w:rPr>
       </w:pPr>
-      <w:bookmarkStart w:id="38" w:name="_Toc214635447"/>
+      <w:bookmarkStart w:id="39" w:name="_Toc230369806"/>
       <w:r>
         <w:rPr>
           <w:color w:val="auto"/>
@@ -13037,7 +13732,7 @@
         </w:rPr>
         <w:t>the GUI Client</w:t>
       </w:r>
-      <w:bookmarkEnd w:id="38"/>
+      <w:bookmarkEnd w:id="39"/>
     </w:p>
     <w:p>
       <w:pPr>
@@ -13094,7 +13789,13 @@
         <w:t xml:space="preserve">hen the screen </w:t>
       </w:r>
       <w:r>
-        <w:t xml:space="preserve">shown in Figure 11 </w:t>
+        <w:t>shown in Figure 1</w:t>
+      </w:r>
+      <w:r>
+        <w:t>2</w:t>
+      </w:r>
+      <w:r>
+        <w:t xml:space="preserve"> </w:t>
       </w:r>
       <w:r>
         <w:t>is displayed</w:t>
@@ -13106,7 +13807,15 @@
         <w:t xml:space="preserve"> click on the appropriate UUT (this is the equivalent of the &lt;id&gt; parameter specified when starting the Command Line Client).</w:t>
       </w:r>
       <w:r>
-        <w:t xml:space="preserve">  Note that the list of available UUTs will be those listed in the cfg.cfg file.</w:t>
+        <w:t xml:space="preserve">  Note that the list of available UUTs will be those listed in the </w:t>
+      </w:r>
+      <w:proofErr w:type="spellStart"/>
+      <w:r>
+        <w:t>cfg.cfg</w:t>
+      </w:r>
+      <w:proofErr w:type="spellEnd"/>
+      <w:r>
+        <w:t xml:space="preserve"> file.</w:t>
       </w:r>
     </w:p>
     <w:p>
@@ -13134,7 +13843,7 @@
                     <pic:cNvPicPr/>
                   </pic:nvPicPr>
                   <pic:blipFill>
-                    <a:blip r:embed="rId38"/>
+                    <a:blip r:embed="rId39"/>
                     <a:stretch>
                       <a:fillRect/>
                     </a:stretch>
@@ -13166,7 +13875,7 @@
           <w:szCs w:val="22"/>
         </w:rPr>
       </w:pPr>
-      <w:bookmarkStart w:id="39" w:name="_Toc214635478"/>
+      <w:bookmarkStart w:id="40" w:name="_Toc230369966"/>
       <w:r>
         <w:rPr>
           <w:i w:val="0"/>
@@ -13211,7 +13920,7 @@
           <w:sz w:val="22"/>
           <w:szCs w:val="22"/>
         </w:rPr>
-        <w:t>11</w:t>
+        <w:t>12</w:t>
       </w:r>
       <w:r>
         <w:rPr>
@@ -13241,14 +13950,20 @@
         <w:tab/>
         <w:t>GUI Client Screenshot 1</w:t>
       </w:r>
-      <w:bookmarkEnd w:id="39"/>
+      <w:bookmarkEnd w:id="40"/>
     </w:p>
     <w:p>
       <w:pPr>
         <w:spacing w:after="240"/>
       </w:pPr>
       <w:r>
-        <w:t>Once a UUT is selected the screen shown in Figure 12 will be displayed.  Select the desired/appropriate connection type.</w:t>
+        <w:t>Once a UUT is selected the screen shown in Figure 1</w:t>
+      </w:r>
+      <w:r>
+        <w:t>3</w:t>
+      </w:r>
+      <w:r>
+        <w:t xml:space="preserve"> will be displayed.  Select the desired/appropriate connection type.</w:t>
       </w:r>
     </w:p>
     <w:p>
@@ -13276,7 +13991,7 @@
                     <pic:cNvPicPr/>
                   </pic:nvPicPr>
                   <pic:blipFill>
-                    <a:blip r:embed="rId39"/>
+                    <a:blip r:embed="rId40"/>
                     <a:stretch>
                       <a:fillRect/>
                     </a:stretch>
@@ -13302,7 +14017,7 @@
         <w:spacing w:after="120"/>
         <w:jc w:val="center"/>
       </w:pPr>
-      <w:bookmarkStart w:id="40" w:name="_Toc214635479"/>
+      <w:bookmarkStart w:id="41" w:name="_Toc230369967"/>
       <w:r>
         <w:t xml:space="preserve">Figure </w:t>
       </w:r>
@@ -13319,7 +14034,7 @@
         <w:rPr>
           <w:noProof/>
         </w:rPr>
-        <w:t>12</w:t>
+        <w:t>13</w:t>
       </w:r>
       <w:r>
         <w:fldChar w:fldCharType="end"/>
@@ -13333,7 +14048,7 @@
       <w:r>
         <w:t>GUI Client Screenshot 2</w:t>
       </w:r>
-      <w:bookmarkEnd w:id="40"/>
+      <w:bookmarkEnd w:id="41"/>
     </w:p>
     <w:p>
       <w:pPr>
@@ -13345,10 +14060,24 @@
         <w:spacing w:after="240"/>
       </w:pPr>
       <w:r>
-        <w:t xml:space="preserve">When the GUI client is started and a connection is accepted by the server the ‘m’ command is automatically issued.  The response is used to populate the GUIs buttons (GUI is ‘built’ at run time).  A screen shot of the GUI is provided </w:t>
-      </w:r>
-      <w:r>
-        <w:t xml:space="preserve">in Figure 13, </w:t>
+        <w:t xml:space="preserve">When the GUI client is started and a connection is accepted by the server </w:t>
+      </w:r>
+      <w:proofErr w:type="gramStart"/>
+      <w:r>
+        <w:t>the ‘m’</w:t>
+      </w:r>
+      <w:proofErr w:type="gramEnd"/>
+      <w:r>
+        <w:t xml:space="preserve"> command is automatically issued.  The response is used to populate the GUIs buttons (GUI is ‘built’ at run time).  A screen shot of the GUI is provided </w:t>
+      </w:r>
+      <w:r>
+        <w:t>in Figure 1</w:t>
+      </w:r>
+      <w:r>
+        <w:t>4</w:t>
+      </w:r>
+      <w:r>
+        <w:t xml:space="preserve">, </w:t>
       </w:r>
       <w:r>
         <w:t>below.</w:t>
@@ -13386,7 +14115,7 @@
                     <pic:cNvPicPr/>
                   </pic:nvPicPr>
                   <pic:blipFill>
-                    <a:blip r:embed="rId40"/>
+                    <a:blip r:embed="rId41"/>
                     <a:stretch>
                       <a:fillRect/>
                     </a:stretch>
@@ -13412,7 +14141,7 @@
         <w:spacing w:after="120"/>
         <w:jc w:val="center"/>
       </w:pPr>
-      <w:bookmarkStart w:id="41" w:name="_Toc214635480"/>
+      <w:bookmarkStart w:id="42" w:name="_Toc230369968"/>
       <w:r>
         <w:t xml:space="preserve">Figure </w:t>
       </w:r>
@@ -13429,7 +14158,7 @@
         <w:rPr>
           <w:noProof/>
         </w:rPr>
-        <w:t>13</w:t>
+        <w:t>14</w:t>
       </w:r>
       <w:r>
         <w:fldChar w:fldCharType="end"/>
@@ -13443,7 +14172,7 @@
       <w:r>
         <w:t>GUI Client Screenshot 3</w:t>
       </w:r>
-      <w:bookmarkEnd w:id="41"/>
+      <w:bookmarkEnd w:id="42"/>
     </w:p>
     <w:p>
       <w:pPr>
@@ -13453,7 +14182,7 @@
           <w:color w:val="auto"/>
         </w:rPr>
       </w:pPr>
-      <w:bookmarkStart w:id="42" w:name="_Toc214635448"/>
+      <w:bookmarkStart w:id="43" w:name="_Toc230369807"/>
       <w:r>
         <w:rPr>
           <w:color w:val="auto"/>
@@ -13472,7 +14201,7 @@
         </w:rPr>
         <w:t>Clock</w:t>
       </w:r>
-      <w:bookmarkEnd w:id="42"/>
+      <w:bookmarkEnd w:id="43"/>
     </w:p>
     <w:p>
       <w:r>
@@ -13482,7 +14211,15 @@
         <w:t>client,</w:t>
       </w:r>
       <w:r>
-        <w:t xml:space="preserve"> the clock can is started with the “sc” command.  </w:t>
+        <w:t xml:space="preserve"> the clock can is started with the “</w:t>
+      </w:r>
+      <w:proofErr w:type="spellStart"/>
+      <w:r>
+        <w:t>sc</w:t>
+      </w:r>
+      <w:proofErr w:type="spellEnd"/>
+      <w:r>
+        <w:t xml:space="preserve">” command.  </w:t>
       </w:r>
       <w:r>
         <w:t>There are 3 possible usages of this command:</w:t>
@@ -13501,6 +14238,7 @@
       <w:r>
         <w:tab/>
       </w:r>
+      <w:proofErr w:type="spellStart"/>
       <w:r>
         <w:rPr>
           <w:rFonts w:ascii="Courier New" w:hAnsi="Courier New" w:cs="Courier New"/>
@@ -13509,6 +14247,7 @@
         </w:rPr>
         <w:t>sc</w:t>
       </w:r>
+      <w:proofErr w:type="spellEnd"/>
     </w:p>
     <w:p>
       <w:pPr>
@@ -13523,14 +14262,16 @@
       <w:r>
         <w:tab/>
       </w:r>
-      <w:r>
-        <w:rPr>
-          <w:rFonts w:ascii="Courier New" w:hAnsi="Courier New" w:cs="Courier New"/>
-          <w:b/>
-          <w:bCs/>
-        </w:rPr>
-        <w:t xml:space="preserve">sc </w:t>
-      </w:r>
+      <w:proofErr w:type="spellStart"/>
+      <w:r>
+        <w:rPr>
+          <w:rFonts w:ascii="Courier New" w:hAnsi="Courier New" w:cs="Courier New"/>
+          <w:b/>
+          <w:bCs/>
+        </w:rPr>
+        <w:t>sc</w:t>
+      </w:r>
+      <w:proofErr w:type="spellEnd"/>
       <w:r>
         <w:rPr>
           <w:rFonts w:ascii="Courier New" w:hAnsi="Courier New" w:cs="Courier New"/>
@@ -13545,6 +14286,14 @@
           <w:b/>
           <w:bCs/>
         </w:rPr>
+        <w:t xml:space="preserve"> </w:t>
+      </w:r>
+      <w:r>
+        <w:rPr>
+          <w:rFonts w:ascii="Courier New" w:hAnsi="Courier New" w:cs="Courier New"/>
+          <w:b/>
+          <w:bCs/>
+        </w:rPr>
         <w:t>121314</w:t>
       </w:r>
     </w:p>
@@ -13558,14 +14307,16 @@
       <w:r>
         <w:tab/>
       </w:r>
-      <w:r>
-        <w:rPr>
-          <w:rFonts w:ascii="Courier New" w:hAnsi="Courier New" w:cs="Courier New"/>
-          <w:b/>
-          <w:bCs/>
-        </w:rPr>
-        <w:t xml:space="preserve">sc </w:t>
-      </w:r>
+      <w:proofErr w:type="spellStart"/>
+      <w:r>
+        <w:rPr>
+          <w:rFonts w:ascii="Courier New" w:hAnsi="Courier New" w:cs="Courier New"/>
+          <w:b/>
+          <w:bCs/>
+        </w:rPr>
+        <w:t>sc</w:t>
+      </w:r>
+      <w:proofErr w:type="spellEnd"/>
       <w:r>
         <w:rPr>
           <w:rFonts w:ascii="Courier New" w:hAnsi="Courier New" w:cs="Courier New"/>
@@ -13580,6 +14331,14 @@
           <w:b/>
           <w:bCs/>
         </w:rPr>
+        <w:t xml:space="preserve"> </w:t>
+      </w:r>
+      <w:r>
+        <w:rPr>
+          <w:rFonts w:ascii="Courier New" w:hAnsi="Courier New" w:cs="Courier New"/>
+          <w:b/>
+          <w:bCs/>
+        </w:rPr>
         <w:t xml:space="preserve">121314 </w:t>
       </w:r>
       <w:r>
@@ -13616,7 +14375,15 @@
         <w:t xml:space="preserve"> </w:t>
       </w:r>
       <w:r>
-        <w:t xml:space="preserve"> obtained by a call to a native python function datetime.now.</w:t>
+        <w:t xml:space="preserve"> obtained by a call to a native python function </w:t>
+      </w:r>
+      <w:proofErr w:type="spellStart"/>
+      <w:r>
+        <w:t>datetime.now</w:t>
+      </w:r>
+      <w:proofErr w:type="spellEnd"/>
+      <w:r>
+        <w:t>.</w:t>
       </w:r>
     </w:p>
     <w:p>
@@ -13627,7 +14394,15 @@
         <w:t>Type 2 d</w:t>
       </w:r>
       <w:r>
-        <w:t>elays starting the clock until datetime.now() returns the</w:t>
+        <w:t xml:space="preserve">elays starting the clock until </w:t>
+      </w:r>
+      <w:proofErr w:type="spellStart"/>
+      <w:r>
+        <w:t>datetime.now</w:t>
+      </w:r>
+      <w:proofErr w:type="spellEnd"/>
+      <w:r>
+        <w:t>() returns the</w:t>
       </w:r>
       <w:r>
         <w:t xml:space="preserve"> </w:t>
@@ -13662,7 +14437,39 @@
           <w:rFonts w:ascii="Aptos" w:hAnsi="Aptos"/>
           <w:color w:val="000000"/>
         </w:rPr>
-        <w:t xml:space="preserve"> by up to one second if datetime.now() is called right before the second changes.</w:t>
+        <w:t xml:space="preserve"> by up to one second if </w:t>
+      </w:r>
+      <w:proofErr w:type="spellStart"/>
+      <w:r>
+        <w:rPr>
+          <w:rFonts w:ascii="Aptos" w:hAnsi="Aptos"/>
+          <w:color w:val="000000"/>
+        </w:rPr>
+        <w:t>datetime.now</w:t>
+      </w:r>
+      <w:proofErr w:type="spellEnd"/>
+      <w:r>
+        <w:rPr>
+          <w:rFonts w:ascii="Aptos" w:hAnsi="Aptos"/>
+          <w:color w:val="000000"/>
+        </w:rPr>
+        <w:t xml:space="preserve">() is called right before the second </w:t>
+      </w:r>
+      <w:proofErr w:type="gramStart"/>
+      <w:r>
+        <w:rPr>
+          <w:rFonts w:ascii="Aptos" w:hAnsi="Aptos"/>
+          <w:color w:val="000000"/>
+        </w:rPr>
+        <w:t>changes</w:t>
+      </w:r>
+      <w:proofErr w:type="gramEnd"/>
+      <w:r>
+        <w:rPr>
+          <w:rFonts w:ascii="Aptos" w:hAnsi="Aptos"/>
+          <w:color w:val="000000"/>
+        </w:rPr>
+        <w:t>.</w:t>
       </w:r>
     </w:p>
     <w:p>
@@ -13688,165 +14495,240 @@
           <w:rFonts w:ascii="Aptos" w:hAnsi="Aptos"/>
           <w:color w:val="000000"/>
         </w:rPr>
-        <w:t>Type 3 starts the clock at the exact time specified, regardless of the actual time. If an invalid start time is given, it defaults to 23:59:59. This is useful when the Raspberry Pi is not connected to a wireless LAN. More details follow below.</w:t>
-      </w:r>
-    </w:p>
-    <w:p>
-      <w:pPr>
-        <w:spacing w:after="120"/>
-      </w:pPr>
-      <w:r>
-        <w:t>The RPi does not have a Real Time Clock (RTC).</w:t>
-      </w:r>
-    </w:p>
-    <w:p>
-      <w:pPr>
-        <w:spacing w:after="120"/>
-      </w:pPr>
-      <w:r>
-        <w:t>At boot time, assuming no internet connection, the RPi starts its</w:t>
-      </w:r>
-      <w:r>
-        <w:t xml:space="preserve"> </w:t>
-      </w:r>
-      <w:r>
-        <w:t>internal, SW based, time tracking function (that datetime.now() accesses) with a start time that is equal to the time it saved on its last power off event.</w:t>
-      </w:r>
-    </w:p>
-    <w:p>
+        <w:t xml:space="preserve">Type 3 </w:t>
+      </w:r>
+      <w:proofErr w:type="gramStart"/>
       <w:r>
         <w:rPr>
           <w:rFonts w:ascii="Aptos" w:hAnsi="Aptos"/>
           <w:color w:val="000000"/>
         </w:rPr>
-        <w:t xml:space="preserve">If the RPi is on and set to the correct time without internet, it counts time accurately—after one hour, 1 o'clock becomes 2 o'clock. However, if </w:t>
-      </w:r>
+        <w:t>starts</w:t>
+      </w:r>
+      <w:proofErr w:type="gramEnd"/>
       <w:r>
         <w:rPr>
           <w:rFonts w:ascii="Aptos" w:hAnsi="Aptos"/>
           <w:color w:val="000000"/>
         </w:rPr>
-        <w:t>it is</w:t>
-      </w:r>
+        <w:t xml:space="preserve"> the clock at the exact time specified, regardless of the actual time. If an invalid start time is given, it defaults to 23:59:59. This is useful when the Raspberry Pi is not connected to a wireless LAN. More details follow below.</w:t>
+      </w:r>
+    </w:p>
+    <w:p>
+      <w:pPr>
+        <w:spacing w:after="120"/>
+      </w:pPr>
+      <w:r>
+        <w:t>The RPi does not have a Real Time Clock (RTC).</w:t>
+      </w:r>
+    </w:p>
+    <w:p>
+      <w:pPr>
+        <w:spacing w:after="120"/>
+      </w:pPr>
+      <w:r>
+        <w:t>At boot time, assuming no internet connection, the RPi starts its</w:t>
+      </w:r>
+      <w:r>
+        <w:t xml:space="preserve"> </w:t>
+      </w:r>
+      <w:r>
+        <w:t xml:space="preserve">internal, SW based, time tracking function (that </w:t>
+      </w:r>
+      <w:proofErr w:type="spellStart"/>
+      <w:r>
+        <w:t>datetime.now</w:t>
+      </w:r>
+      <w:proofErr w:type="spellEnd"/>
+      <w:r>
+        <w:t>() accesses) with a start time that is equal to the time it saved on its last power off event.</w:t>
+      </w:r>
+    </w:p>
+    <w:p>
       <w:r>
         <w:rPr>
           <w:rFonts w:ascii="Aptos" w:hAnsi="Aptos"/>
           <w:color w:val="000000"/>
         </w:rPr>
-        <w:t xml:space="preserve"> turned off for four hours, when restarted, it will still read 2 o'clock instead of the actual 6 o'clock.</w:t>
-      </w:r>
-    </w:p>
-    <w:p>
-      <w:pPr>
-        <w:spacing w:after="120"/>
-      </w:pPr>
-      <w:r>
-        <w:t xml:space="preserve">If an internet connection IS available at boot </w:t>
-      </w:r>
-      <w:r>
-        <w:t>time,</w:t>
-      </w:r>
-      <w:r>
-        <w:t xml:space="preserve"> then the RPi starts its internal time tracking function with an initial value obtained from the internet.</w:t>
-      </w:r>
-    </w:p>
-    <w:p>
-      <w:pPr>
-        <w:spacing w:after="120"/>
-      </w:pPr>
-      <w:r>
-        <w:t xml:space="preserve">Note that this spiClock's SW only accesses the RPi's internal time tracking function (via the call to </w:t>
-      </w:r>
-      <w:r>
-        <w:t>d</w:t>
-      </w:r>
-      <w:r>
-        <w:t>atetime.now)</w:t>
-      </w:r>
-      <w:r>
-        <w:t xml:space="preserve"> </w:t>
-      </w:r>
-      <w:r>
-        <w:t>at</w:t>
-      </w:r>
-      <w:r>
-        <w:t xml:space="preserve"> </w:t>
-      </w:r>
-      <w:r>
-        <w:t xml:space="preserve">clock start time (when the sc command is first entered).  After </w:t>
-      </w:r>
-      <w:r>
-        <w:t>that,</w:t>
-      </w:r>
-      <w:r>
-        <w:t xml:space="preserve"> this clock keeps track of the time all on its own using the python sleep</w:t>
-      </w:r>
-      <w:r>
-        <w:t xml:space="preserve"> </w:t>
-      </w:r>
-      <w:r>
-        <w:t>(1 second) native internal function.</w:t>
-      </w:r>
-    </w:p>
-    <w:p>
-      <w:pPr>
+        <w:t xml:space="preserve">If the RPi is on and set to the correct time without internet, it counts time accurately—after one hour, 1 o'clock becomes 2 o'clock. However, if </w:t>
+      </w:r>
+      <w:r>
         <w:rPr>
           <w:rFonts w:ascii="Aptos" w:hAnsi="Aptos"/>
           <w:color w:val="000000"/>
         </w:rPr>
-      </w:pPr>
+        <w:t>it is</w:t>
+      </w:r>
       <w:r>
         <w:rPr>
           <w:rFonts w:ascii="Aptos" w:hAnsi="Aptos"/>
           <w:color w:val="000000"/>
         </w:rPr>
-        <w:t xml:space="preserve">The sleep function varies by about ±1 millisecond from the target time, potentially causing errors of up to 1.5 minutes daily. </w:t>
-      </w:r>
+        <w:t xml:space="preserve"> turned off for four hours, when restarted, it will still </w:t>
+      </w:r>
+      <w:proofErr w:type="gramStart"/>
       <w:r>
         <w:rPr>
           <w:rFonts w:ascii="Aptos" w:hAnsi="Aptos"/>
           <w:color w:val="000000"/>
         </w:rPr>
-        <w:t xml:space="preserve"> </w:t>
-      </w:r>
+        <w:t>read</w:t>
+      </w:r>
+      <w:proofErr w:type="gramEnd"/>
       <w:r>
         <w:rPr>
           <w:rFonts w:ascii="Aptos" w:hAnsi="Aptos"/>
           <w:color w:val="000000"/>
         </w:rPr>
-        <w:t>To address this, a high-precision counter measures actual sleep duration and</w:t>
-      </w:r>
-      <w:r>
-        <w:t xml:space="preserve"> the nominal sleep time is adjusted accordingly</w:t>
-      </w:r>
-      <w:r>
-        <w:t>.  This adjustment</w:t>
-      </w:r>
-      <w:r>
+        <w:t xml:space="preserve"> 2 o'clock instead of the actual 6 o'clock.</w:t>
+      </w:r>
+    </w:p>
+    <w:p>
+      <w:pPr>
+        <w:spacing w:after="120"/>
+      </w:pPr>
+      <w:r>
+        <w:t xml:space="preserve">If an internet connection IS available at boot </w:t>
+      </w:r>
+      <w:r>
+        <w:t>time,</w:t>
+      </w:r>
+      <w:r>
+        <w:t xml:space="preserve"> then the RPi starts its internal time tracking function with an initial value obtained from the internet.</w:t>
+      </w:r>
+    </w:p>
+    <w:p>
+      <w:pPr>
+        <w:spacing w:after="120"/>
+      </w:pPr>
+      <w:r>
+        <w:t xml:space="preserve">Note that this </w:t>
+      </w:r>
+      <w:proofErr w:type="spellStart"/>
+      <w:r>
+        <w:t>spiClock's</w:t>
+      </w:r>
+      <w:proofErr w:type="spellEnd"/>
+      <w:r>
+        <w:t xml:space="preserve"> SW only accesses the RPi's internal time tracking function (via the call to </w:t>
+      </w:r>
+      <w:proofErr w:type="spellStart"/>
+      <w:r>
+        <w:t>d</w:t>
+      </w:r>
+      <w:r>
+        <w:t>atetime.now</w:t>
+      </w:r>
+      <w:proofErr w:type="spellEnd"/>
+      <w:r>
+        <w:t>)</w:t>
+      </w:r>
+      <w:r>
+        <w:t xml:space="preserve"> </w:t>
+      </w:r>
+      <w:r>
+        <w:t>at</w:t>
+      </w:r>
+      <w:r>
+        <w:t xml:space="preserve"> </w:t>
+      </w:r>
+      <w:r>
+        <w:t xml:space="preserve">clock start time (when the </w:t>
+      </w:r>
+      <w:proofErr w:type="spellStart"/>
+      <w:r>
+        <w:t>sc</w:t>
+      </w:r>
+      <w:proofErr w:type="spellEnd"/>
+      <w:r>
+        <w:t xml:space="preserve"> command is first entered).  After </w:t>
+      </w:r>
+      <w:r>
+        <w:t>that,</w:t>
+      </w:r>
+      <w:r>
+        <w:t xml:space="preserve"> this clock keeps track of </w:t>
+      </w:r>
+      <w:proofErr w:type="gramStart"/>
+      <w:r>
+        <w:t>the time</w:t>
+      </w:r>
+      <w:proofErr w:type="gramEnd"/>
+      <w:r>
+        <w:t xml:space="preserve"> all on its own using the python sleep</w:t>
+      </w:r>
+      <w:r>
+        <w:t xml:space="preserve"> </w:t>
+      </w:r>
+      <w:r>
+        <w:t>(1 second) native internal function.</w:t>
+      </w:r>
+    </w:p>
+    <w:p>
+      <w:pPr>
         <w:rPr>
           <w:rFonts w:ascii="Aptos" w:hAnsi="Aptos"/>
           <w:color w:val="000000"/>
         </w:rPr>
-        <w:t xml:space="preserve"> </w:t>
-      </w:r>
+      </w:pPr>
       <w:r>
         <w:rPr>
           <w:rFonts w:ascii="Aptos" w:hAnsi="Aptos"/>
           <w:color w:val="000000"/>
         </w:rPr>
-        <w:t>is made</w:t>
+        <w:t xml:space="preserve">The sleep function varies by about ±1 millisecond from the target time, potentially causing errors of up to 1.5 minutes daily. </w:t>
       </w:r>
       <w:r>
         <w:rPr>
           <w:rFonts w:ascii="Aptos" w:hAnsi="Aptos"/>
           <w:color w:val="000000"/>
         </w:rPr>
+        <w:t xml:space="preserve"> </w:t>
+      </w:r>
+      <w:r>
+        <w:rPr>
+          <w:rFonts w:ascii="Aptos" w:hAnsi="Aptos"/>
+          <w:color w:val="000000"/>
+        </w:rPr>
+        <w:t>To address this, a high-precision counter measures actual sleep duration and</w:t>
+      </w:r>
+      <w:r>
+        <w:t xml:space="preserve"> the nominal sleep time is adjusted accordingly</w:t>
+      </w:r>
+      <w:r>
+        <w:t>.  This adjustment</w:t>
+      </w:r>
+      <w:r>
+        <w:rPr>
+          <w:rFonts w:ascii="Aptos" w:hAnsi="Aptos"/>
+          <w:color w:val="000000"/>
+        </w:rPr>
+        <w:t xml:space="preserve"> </w:t>
+      </w:r>
+      <w:r>
+        <w:rPr>
+          <w:rFonts w:ascii="Aptos" w:hAnsi="Aptos"/>
+          <w:color w:val="000000"/>
+        </w:rPr>
+        <w:t>is made</w:t>
+      </w:r>
+      <w:r>
+        <w:rPr>
+          <w:rFonts w:ascii="Aptos" w:hAnsi="Aptos"/>
+          <w:color w:val="000000"/>
+        </w:rPr>
         <w:t xml:space="preserve"> every 20 seconds.</w:t>
       </w:r>
     </w:p>
     <w:p>
       <w:r>
-        <w:t>If using the GUI, just enter the optional parameter in the text box before clicking the “Start Clock” button as shown in Figure 14, below.</w:t>
+        <w:t>If using the GUI, just enter the optional parameter in the text box before clicking the “Start Clock” button as shown in Figure 1</w:t>
+      </w:r>
+      <w:r>
+        <w:t>5</w:t>
+      </w:r>
+      <w:r>
+        <w:t>, below.</w:t>
       </w:r>
     </w:p>
     <w:p>
@@ -13873,7 +14755,7 @@
                     <pic:cNvPicPr/>
                   </pic:nvPicPr>
                   <pic:blipFill>
-                    <a:blip r:embed="rId41"/>
+                    <a:blip r:embed="rId42"/>
                     <a:stretch>
                       <a:fillRect/>
                     </a:stretch>
@@ -13899,7 +14781,7 @@
         <w:spacing w:after="120"/>
         <w:jc w:val="center"/>
       </w:pPr>
-      <w:bookmarkStart w:id="43" w:name="_Toc214635481"/>
+      <w:bookmarkStart w:id="44" w:name="_Toc230369969"/>
       <w:r>
         <w:t xml:space="preserve">Figure </w:t>
       </w:r>
@@ -13916,7 +14798,7 @@
         <w:rPr>
           <w:noProof/>
         </w:rPr>
-        <w:t>14</w:t>
+        <w:t>15</w:t>
       </w:r>
       <w:r>
         <w:fldChar w:fldCharType="end"/>
@@ -13933,7 +14815,7 @@
       <w:r>
         <w:t>4</w:t>
       </w:r>
-      <w:bookmarkEnd w:id="43"/>
+      <w:bookmarkEnd w:id="44"/>
     </w:p>
     <w:p/>
     <w:p>
@@ -13944,14 +14826,14 @@
           <w:color w:val="auto"/>
         </w:rPr>
       </w:pPr>
-      <w:bookmarkStart w:id="44" w:name="_Toc214635449"/>
+      <w:bookmarkStart w:id="45" w:name="_Toc230369808"/>
       <w:r>
         <w:rPr>
           <w:color w:val="auto"/>
         </w:rPr>
         <w:t>Memory Utilization</w:t>
       </w:r>
-      <w:bookmarkEnd w:id="44"/>
+      <w:bookmarkEnd w:id="45"/>
     </w:p>
     <w:p>
       <w:pPr>
@@ -14054,7 +14936,21 @@
         <w:rPr>
           <w:rFonts w:ascii="Courier New" w:hAnsi="Courier New" w:cs="Courier New"/>
         </w:rPr>
-        <w:t xml:space="preserve">      shared  buff/cache   available</w:t>
+        <w:t xml:space="preserve">      shared  buff/</w:t>
+      </w:r>
+      <w:proofErr w:type="gramStart"/>
+      <w:r>
+        <w:rPr>
+          <w:rFonts w:ascii="Courier New" w:hAnsi="Courier New" w:cs="Courier New"/>
+        </w:rPr>
+        <w:t xml:space="preserve">cache  </w:t>
+      </w:r>
+      <w:proofErr w:type="gramEnd"/>
+      <w:r>
+        <w:rPr>
+          <w:rFonts w:ascii="Courier New" w:hAnsi="Courier New" w:cs="Courier New"/>
+        </w:rPr>
+        <w:t xml:space="preserve"> available</w:t>
       </w:r>
     </w:p>
     <w:p>
@@ -14155,7 +15051,21 @@
         <w:rPr>
           <w:rFonts w:ascii="Courier New" w:hAnsi="Courier New" w:cs="Courier New"/>
         </w:rPr>
-        <w:t xml:space="preserve">         total        used        free      shared  buff/cache   available</w:t>
+        <w:t xml:space="preserve">         total        used        free      shared  buff/</w:t>
+      </w:r>
+      <w:proofErr w:type="gramStart"/>
+      <w:r>
+        <w:rPr>
+          <w:rFonts w:ascii="Courier New" w:hAnsi="Courier New" w:cs="Courier New"/>
+        </w:rPr>
+        <w:t xml:space="preserve">cache  </w:t>
+      </w:r>
+      <w:proofErr w:type="gramEnd"/>
+      <w:r>
+        <w:rPr>
+          <w:rFonts w:ascii="Courier New" w:hAnsi="Courier New" w:cs="Courier New"/>
+        </w:rPr>
+        <w:t xml:space="preserve"> available</w:t>
       </w:r>
     </w:p>
     <w:p>
@@ -14241,7 +15151,21 @@
         <w:rPr>
           <w:rFonts w:ascii="Courier New" w:hAnsi="Courier New" w:cs="Courier New"/>
         </w:rPr>
-        <w:t xml:space="preserve">         total        used        free      shared  buff/cache   available</w:t>
+        <w:t xml:space="preserve">         total        used        free      shared  buff/</w:t>
+      </w:r>
+      <w:proofErr w:type="gramStart"/>
+      <w:r>
+        <w:rPr>
+          <w:rFonts w:ascii="Courier New" w:hAnsi="Courier New" w:cs="Courier New"/>
+        </w:rPr>
+        <w:t xml:space="preserve">cache  </w:t>
+      </w:r>
+      <w:proofErr w:type="gramEnd"/>
+      <w:r>
+        <w:rPr>
+          <w:rFonts w:ascii="Courier New" w:hAnsi="Courier New" w:cs="Courier New"/>
+        </w:rPr>
+        <w:t xml:space="preserve"> available</w:t>
       </w:r>
     </w:p>
     <w:p>
@@ -14327,7 +15251,21 @@
         <w:rPr>
           <w:rFonts w:ascii="Courier New" w:hAnsi="Courier New" w:cs="Courier New"/>
         </w:rPr>
-        <w:t xml:space="preserve">         total        used        free      shared  buff/cache   available</w:t>
+        <w:t xml:space="preserve">         total        used        free      shared  buff/</w:t>
+      </w:r>
+      <w:proofErr w:type="gramStart"/>
+      <w:r>
+        <w:rPr>
+          <w:rFonts w:ascii="Courier New" w:hAnsi="Courier New" w:cs="Courier New"/>
+        </w:rPr>
+        <w:t xml:space="preserve">cache  </w:t>
+      </w:r>
+      <w:proofErr w:type="gramEnd"/>
+      <w:r>
+        <w:rPr>
+          <w:rFonts w:ascii="Courier New" w:hAnsi="Courier New" w:cs="Courier New"/>
+        </w:rPr>
+        <w:t xml:space="preserve"> available</w:t>
       </w:r>
     </w:p>
     <w:p>
@@ -14425,7 +15363,7 @@
           <w:color w:val="auto"/>
         </w:rPr>
       </w:pPr>
-      <w:bookmarkStart w:id="45" w:name="_Toc214635450"/>
+      <w:bookmarkStart w:id="46" w:name="_Toc230369809"/>
       <w:r>
         <w:rPr>
           <w:color w:val="auto"/>
@@ -14451,7 +15389,7 @@
         </w:rPr>
         <w:t xml:space="preserve"> Client-Server Architecture</w:t>
       </w:r>
-      <w:bookmarkEnd w:id="45"/>
+      <w:bookmarkEnd w:id="46"/>
     </w:p>
     <w:p>
       <w:pPr>
@@ -14461,7 +15399,7 @@
           <w:color w:val="auto"/>
         </w:rPr>
       </w:pPr>
-      <w:bookmarkStart w:id="46" w:name="_Toc214635451"/>
+      <w:bookmarkStart w:id="47" w:name="_Toc230369810"/>
       <w:r>
         <w:rPr>
           <w:color w:val="auto"/>
@@ -14474,7 +15412,7 @@
         </w:rPr>
         <w:t>ntroduction</w:t>
       </w:r>
-      <w:bookmarkEnd w:id="46"/>
+      <w:bookmarkEnd w:id="47"/>
     </w:p>
     <w:p>
       <w:pPr>
@@ -14734,7 +15672,7 @@
           <w:color w:val="auto"/>
         </w:rPr>
       </w:pPr>
-      <w:bookmarkStart w:id="47" w:name="_Toc214635452"/>
+      <w:bookmarkStart w:id="48" w:name="_Toc230369811"/>
       <w:r>
         <w:rPr>
           <w:color w:val="auto"/>
@@ -14783,7 +15721,7 @@
         </w:rPr>
         <w:t>s</w:t>
       </w:r>
-      <w:bookmarkEnd w:id="47"/>
+      <w:bookmarkEnd w:id="48"/>
     </w:p>
     <w:p>
       <w:pPr>
@@ -14881,7 +15819,7 @@
           <w:color w:val="auto"/>
         </w:rPr>
       </w:pPr>
-      <w:bookmarkStart w:id="48" w:name="_Toc214635453"/>
+      <w:bookmarkStart w:id="49" w:name="_Toc230369812"/>
       <w:r>
         <w:rPr>
           <w:color w:val="auto"/>
@@ -14954,7 +15892,7 @@
         </w:rPr>
         <w:t>erver</w:t>
       </w:r>
-      <w:bookmarkEnd w:id="48"/>
+      <w:bookmarkEnd w:id="49"/>
     </w:p>
     <w:p>
       <w:pPr>
@@ -15170,16 +16108,26 @@
           <w:sz w:val="20"/>
           <w:szCs w:val="20"/>
         </w:rPr>
-        <w:t>port) is removed from the list and as a result the handleClient</w:t>
-      </w:r>
+        <w:t xml:space="preserve">port) is removed from the list and as a result the </w:t>
+      </w:r>
+      <w:proofErr w:type="spellStart"/>
       <w:r>
         <w:rPr>
           <w:rFonts w:ascii="Verdana" w:hAnsi="Verdana"/>
           <w:sz w:val="20"/>
           <w:szCs w:val="20"/>
         </w:rPr>
+        <w:t>handleClient</w:t>
+      </w:r>
+      <w:r>
+        <w:rPr>
+          <w:rFonts w:ascii="Verdana" w:hAnsi="Verdana"/>
+          <w:sz w:val="20"/>
+          <w:szCs w:val="20"/>
+        </w:rPr>
         <w:t>’s</w:t>
       </w:r>
+      <w:proofErr w:type="spellEnd"/>
       <w:r>
         <w:rPr>
           <w:rFonts w:ascii="Verdana" w:hAnsi="Verdana"/>
@@ -15203,14 +16151,32 @@
           <w:sz w:val="20"/>
           <w:szCs w:val="20"/>
         </w:rPr>
-        <w:t xml:space="preserve">When a client issues a "ks" (kill server) </w:t>
-      </w:r>
+        <w:t>When a client issues a "</w:t>
+      </w:r>
+      <w:proofErr w:type="spellStart"/>
       <w:r>
         <w:rPr>
           <w:rFonts w:ascii="Verdana" w:hAnsi="Verdana"/>
           <w:sz w:val="20"/>
           <w:szCs w:val="20"/>
         </w:rPr>
+        <w:t>ks</w:t>
+      </w:r>
+      <w:proofErr w:type="spellEnd"/>
+      <w:r>
+        <w:rPr>
+          <w:rFonts w:ascii="Verdana" w:hAnsi="Verdana"/>
+          <w:sz w:val="20"/>
+          <w:szCs w:val="20"/>
+        </w:rPr>
+        <w:t xml:space="preserve">" (kill server) </w:t>
+      </w:r>
+      <w:r>
+        <w:rPr>
+          <w:rFonts w:ascii="Verdana" w:hAnsi="Verdana"/>
+          <w:sz w:val="20"/>
+          <w:szCs w:val="20"/>
+        </w:rPr>
         <w:t xml:space="preserve">command, </w:t>
       </w:r>
       <w:r>
@@ -15219,7 +16185,25 @@
           <w:sz w:val="20"/>
           <w:szCs w:val="20"/>
         </w:rPr>
-        <w:t>not only does that client terminate but all other clients terminate as well.  Furthermore the "ks" command causes the server itself (</w:t>
+        <w:t>not only does that client terminate but all other clients terminate as well.  Furthermore the "</w:t>
+      </w:r>
+      <w:proofErr w:type="spellStart"/>
+      <w:r>
+        <w:rPr>
+          <w:rFonts w:ascii="Verdana" w:hAnsi="Verdana"/>
+          <w:sz w:val="20"/>
+          <w:szCs w:val="20"/>
+        </w:rPr>
+        <w:t>ks</w:t>
+      </w:r>
+      <w:proofErr w:type="spellEnd"/>
+      <w:r>
+        <w:rPr>
+          <w:rFonts w:ascii="Verdana" w:hAnsi="Verdana"/>
+          <w:sz w:val="20"/>
+          <w:szCs w:val="20"/>
+        </w:rPr>
+        <w:t>" command causes the server itself (</w:t>
       </w:r>
       <w:r>
         <w:rPr>
@@ -15262,7 +16246,25 @@
           <w:sz w:val="20"/>
           <w:szCs w:val="20"/>
         </w:rPr>
-        <w:t xml:space="preserve">Upon receipt of the ks command the server (1) sends a message to all clients (including the one sent the command) indicating that the server is shutting down so that the client will exit gracefully, (2) terminates all clients and then finally (3) the server </w:t>
+        <w:t xml:space="preserve">Upon receipt of the </w:t>
+      </w:r>
+      <w:proofErr w:type="spellStart"/>
+      <w:r>
+        <w:rPr>
+          <w:rFonts w:ascii="Verdana" w:hAnsi="Verdana"/>
+          <w:sz w:val="20"/>
+          <w:szCs w:val="20"/>
+        </w:rPr>
+        <w:t>ks</w:t>
+      </w:r>
+      <w:proofErr w:type="spellEnd"/>
+      <w:r>
+        <w:rPr>
+          <w:rFonts w:ascii="Verdana" w:hAnsi="Verdana"/>
+          <w:sz w:val="20"/>
+          <w:szCs w:val="20"/>
+        </w:rPr>
+        <w:t xml:space="preserve"> command the server (1) sends a message to all clients (including the one sent the command) indicating that the server is shutting down so that the client will exit gracefully, (2) terminates all clients and then finally (3) the server </w:t>
       </w:r>
       <w:r>
         <w:rPr>
@@ -15307,7 +16309,7 @@
           <w:color w:val="auto"/>
         </w:rPr>
       </w:pPr>
-      <w:bookmarkStart w:id="49" w:name="_Toc214635454"/>
+      <w:bookmarkStart w:id="50" w:name="_Toc230369813"/>
       <w:r>
         <w:rPr>
           <w:color w:val="auto"/>
@@ -15380,7 +16382,7 @@
         </w:rPr>
         <w:t>vents</w:t>
       </w:r>
-      <w:bookmarkEnd w:id="49"/>
+      <w:bookmarkEnd w:id="50"/>
     </w:p>
     <w:p>
       <w:pPr>
@@ -15397,14 +16399,32 @@
           <w:sz w:val="20"/>
           <w:szCs w:val="20"/>
         </w:rPr>
-        <w:t>If a user clicks the red X in the client window (closes the window) that client unexpectedly (from the server's viewpoint) terminates.  This contrasts with the client issuing the close or ks command where the server is explicitly notified of the client's termination.  An unexpected termination</w:t>
-      </w:r>
+        <w:t xml:space="preserve">If a user clicks the red X in the client window (closes the window) that client unexpectedly (from the server's viewpoint) terminates.  This contrasts with the client issuing the close or </w:t>
+      </w:r>
+      <w:proofErr w:type="spellStart"/>
       <w:r>
         <w:rPr>
           <w:rFonts w:ascii="Verdana" w:hAnsi="Verdana"/>
           <w:sz w:val="20"/>
           <w:szCs w:val="20"/>
         </w:rPr>
+        <w:t>ks</w:t>
+      </w:r>
+      <w:proofErr w:type="spellEnd"/>
+      <w:r>
+        <w:rPr>
+          <w:rFonts w:ascii="Verdana" w:hAnsi="Verdana"/>
+          <w:sz w:val="20"/>
+          <w:szCs w:val="20"/>
+        </w:rPr>
+        <w:t xml:space="preserve"> command where the server is explicitly notified of the client's termination.  An unexpected termination</w:t>
+      </w:r>
+      <w:r>
+        <w:rPr>
+          <w:rFonts w:ascii="Verdana" w:hAnsi="Verdana"/>
+          <w:sz w:val="20"/>
+          <w:szCs w:val="20"/>
+        </w:rPr>
         <w:t xml:space="preserve"> </w:t>
       </w:r>
       <w:r>
@@ -15413,7 +16433,25 @@
           <w:sz w:val="20"/>
           <w:szCs w:val="20"/>
         </w:rPr>
-        <w:t>results in a sort of unattached thread and socket that may continue to exist even when the server exits.  This situation is rectified by two try/except blocks in function handleClient.  Two are needed because it was empirically determined the Window and Linux systems seem to block (waiting for a command from the associated client) in different places.</w:t>
+        <w:t xml:space="preserve">results in a sort of unattached thread and socket that may continue to exist even when the server exits.  This situation is rectified by two try/except blocks in function </w:t>
+      </w:r>
+      <w:proofErr w:type="spellStart"/>
+      <w:r>
+        <w:rPr>
+          <w:rFonts w:ascii="Verdana" w:hAnsi="Verdana"/>
+          <w:sz w:val="20"/>
+          <w:szCs w:val="20"/>
+        </w:rPr>
+        <w:t>handleClient</w:t>
+      </w:r>
+      <w:proofErr w:type="spellEnd"/>
+      <w:r>
+        <w:rPr>
+          <w:rFonts w:ascii="Verdana" w:hAnsi="Verdana"/>
+          <w:sz w:val="20"/>
+          <w:szCs w:val="20"/>
+        </w:rPr>
+        <w:t>.  Two are needed because it was empirically determined the Window and Linux systems seem to block (waiting for a command from the associated client) in different places.</w:t>
       </w:r>
     </w:p>
     <w:p>
@@ -15441,7 +16479,7 @@
           <w:color w:val="auto"/>
         </w:rPr>
       </w:pPr>
-      <w:bookmarkStart w:id="50" w:name="_Toc214635455"/>
+      <w:bookmarkStart w:id="51" w:name="_Toc230369814"/>
       <w:r>
         <w:rPr>
           <w:color w:val="auto"/>
@@ -15449,7 +16487,7 @@
         <w:lastRenderedPageBreak/>
         <w:t>Connection Types</w:t>
       </w:r>
-      <w:bookmarkEnd w:id="50"/>
+      <w:bookmarkEnd w:id="51"/>
     </w:p>
     <w:p>
       <w:pPr>
@@ -15497,7 +16535,7 @@
           <w:sz w:val="20"/>
           <w:szCs w:val="20"/>
         </w:rPr>
-        <w:t>5</w:t>
+        <w:t>6</w:t>
       </w:r>
       <w:r>
         <w:rPr>
@@ -15540,7 +16578,7 @@
                     <pic:cNvPicPr/>
                   </pic:nvPicPr>
                   <pic:blipFill>
-                    <a:blip r:embed="rId42"/>
+                    <a:blip r:embed="rId43"/>
                     <a:stretch>
                       <a:fillRect/>
                     </a:stretch>
@@ -15566,7 +16604,7 @@
         <w:spacing w:after="120"/>
         <w:jc w:val="center"/>
       </w:pPr>
-      <w:bookmarkStart w:id="51" w:name="_Toc214635482"/>
+      <w:bookmarkStart w:id="52" w:name="_Toc230369970"/>
       <w:r>
         <w:t xml:space="preserve">Figure </w:t>
       </w:r>
@@ -15586,7 +16624,7 @@
         <w:rPr>
           <w:noProof/>
         </w:rPr>
-        <w:t>15</w:t>
+        <w:t>16</w:t>
       </w:r>
       <w:r>
         <w:fldChar w:fldCharType="end"/>
@@ -15600,7 +16638,7 @@
       <w:r>
         <w:t>Connection Types</w:t>
       </w:r>
-      <w:bookmarkEnd w:id="51"/>
+      <w:bookmarkEnd w:id="52"/>
     </w:p>
     <w:p>
       <w:pPr>
@@ -15633,14 +16671,23 @@
           <w:sz w:val="20"/>
           <w:szCs w:val="20"/>
         </w:rPr>
-        <w:t>.  The address can be found via the i</w:t>
-      </w:r>
+        <w:t xml:space="preserve">.  The address can be found via the </w:t>
+      </w:r>
+      <w:proofErr w:type="spellStart"/>
       <w:r>
         <w:rPr>
           <w:rFonts w:ascii="Verdana" w:hAnsi="Verdana"/>
           <w:sz w:val="20"/>
           <w:szCs w:val="20"/>
         </w:rPr>
+        <w:t>i</w:t>
+      </w:r>
+      <w:r>
+        <w:rPr>
+          <w:rFonts w:ascii="Verdana" w:hAnsi="Verdana"/>
+          <w:sz w:val="20"/>
+          <w:szCs w:val="20"/>
+        </w:rPr>
         <w:t>f</w:t>
       </w:r>
       <w:r>
@@ -15649,7 +16696,16 @@
           <w:sz w:val="20"/>
           <w:szCs w:val="20"/>
         </w:rPr>
-        <w:t>config command in a command window open on the machine that will be running the server.</w:t>
+        <w:t>config</w:t>
+      </w:r>
+      <w:proofErr w:type="spellEnd"/>
+      <w:r>
+        <w:rPr>
+          <w:rFonts w:ascii="Verdana" w:hAnsi="Verdana"/>
+          <w:sz w:val="20"/>
+          <w:szCs w:val="20"/>
+        </w:rPr>
+        <w:t xml:space="preserve"> command in a command window open on the machine that will be running the server.</w:t>
       </w:r>
     </w:p>
     <w:p>
@@ -15701,7 +16757,7 @@
         </w:rPr>
         <w:tab/>
       </w:r>
-      <w:hyperlink r:id="rId43" w:history="1">
+      <w:hyperlink r:id="rId44" w:history="1">
         <w:r>
           <w:rPr>
             <w:rStyle w:val="Hyperlink"/>
@@ -16234,7 +17290,7 @@
           <w:color w:val="auto"/>
         </w:rPr>
       </w:pPr>
-      <w:bookmarkStart w:id="52" w:name="_Toc214635456"/>
+      <w:bookmarkStart w:id="53" w:name="_Toc230369815"/>
       <w:r>
         <w:rPr>
           <w:color w:val="auto"/>
@@ -16271,7 +17327,7 @@
         </w:rPr>
         <w:t>irewall</w:t>
       </w:r>
-      <w:bookmarkEnd w:id="52"/>
+      <w:bookmarkEnd w:id="53"/>
     </w:p>
     <w:p>
       <w:pPr>
@@ -16504,7 +17560,7 @@
                     <pic:cNvPicPr/>
                   </pic:nvPicPr>
                   <pic:blipFill>
-                    <a:blip r:embed="rId44"/>
+                    <a:blip r:embed="rId45"/>
                     <a:stretch>
                       <a:fillRect/>
                     </a:stretch>
@@ -16564,7 +17620,7 @@
                     <pic:cNvPicPr/>
                   </pic:nvPicPr>
                   <pic:blipFill>
-                    <a:blip r:embed="rId45"/>
+                    <a:blip r:embed="rId46"/>
                     <a:stretch>
                       <a:fillRect/>
                     </a:stretch>
@@ -16622,7 +17678,7 @@
                     <pic:cNvPicPr/>
                   </pic:nvPicPr>
                   <pic:blipFill>
-                    <a:blip r:embed="rId46"/>
+                    <a:blip r:embed="rId47"/>
                     <a:stretch>
                       <a:fillRect/>
                     </a:stretch>
@@ -16718,7 +17774,7 @@
                     <pic:cNvPicPr/>
                   </pic:nvPicPr>
                   <pic:blipFill>
-                    <a:blip r:embed="rId47"/>
+                    <a:blip r:embed="rId48"/>
                     <a:stretch>
                       <a:fillRect/>
                     </a:stretch>
@@ -16752,7 +17808,7 @@
           <w:color w:val="auto"/>
         </w:rPr>
       </w:pPr>
-      <w:bookmarkStart w:id="53" w:name="_Toc214635457"/>
+      <w:bookmarkStart w:id="54" w:name="_Toc230369816"/>
       <w:r>
         <w:rPr>
           <w:color w:val="auto"/>
@@ -16760,7 +17816,7 @@
         <w:lastRenderedPageBreak/>
         <w:t>Functional Call Tree</w:t>
       </w:r>
-      <w:bookmarkEnd w:id="53"/>
+      <w:bookmarkEnd w:id="54"/>
     </w:p>
     <w:p>
       <w:pPr>
@@ -16794,7 +17850,7 @@
                     <pic:cNvPicPr/>
                   </pic:nvPicPr>
                   <pic:blipFill>
-                    <a:blip r:embed="rId48"/>
+                    <a:blip r:embed="rId49"/>
                     <a:stretch>
                       <a:fillRect/>
                     </a:stretch>
@@ -16820,7 +17876,7 @@
         <w:spacing w:after="120"/>
         <w:jc w:val="center"/>
       </w:pPr>
-      <w:bookmarkStart w:id="54" w:name="_Toc214635483"/>
+      <w:bookmarkStart w:id="55" w:name="_Toc230369971"/>
       <w:r>
         <w:t xml:space="preserve">Figure </w:t>
       </w:r>
@@ -16840,7 +17896,7 @@
         <w:rPr>
           <w:noProof/>
         </w:rPr>
-        <w:t>16</w:t>
+        <w:t>17</w:t>
       </w:r>
       <w:r>
         <w:fldChar w:fldCharType="end"/>
@@ -16854,7 +17910,7 @@
       <w:r>
         <w:t>Functional Call Tree</w:t>
       </w:r>
-      <w:bookmarkEnd w:id="54"/>
+      <w:bookmarkEnd w:id="55"/>
     </w:p>
     <w:p>
       <w:pPr>
@@ -16873,7 +17929,7 @@
           <w:color w:val="auto"/>
         </w:rPr>
       </w:pPr>
-      <w:bookmarkStart w:id="55" w:name="_Toc214635458"/>
+      <w:bookmarkStart w:id="56" w:name="_Toc230369817"/>
       <w:r>
         <w:rPr>
           <w:color w:val="auto"/>
@@ -16904,7 +17960,7 @@
         </w:rPr>
         <w:t>SSH, SCP and other Handy RPi Commands</w:t>
       </w:r>
-      <w:bookmarkEnd w:id="55"/>
+      <w:bookmarkEnd w:id="56"/>
     </w:p>
     <w:p>
       <w:pPr>
@@ -16914,14 +17970,14 @@
           <w:color w:val="auto"/>
         </w:rPr>
       </w:pPr>
-      <w:bookmarkStart w:id="56" w:name="_Toc214635459"/>
+      <w:bookmarkStart w:id="57" w:name="_Toc230369818"/>
       <w:r>
         <w:rPr>
           <w:color w:val="auto"/>
         </w:rPr>
         <w:t>Installing Python3</w:t>
       </w:r>
-      <w:bookmarkEnd w:id="56"/>
+      <w:bookmarkEnd w:id="57"/>
     </w:p>
     <w:p>
       <w:pPr>
@@ -17006,13 +18062,23 @@
           <w:bCs/>
         </w:rPr>
       </w:pPr>
-      <w:r>
-        <w:rPr>
-          <w:rFonts w:ascii="Courier New" w:hAnsi="Courier New" w:cs="Courier New"/>
-          <w:b/>
-          <w:bCs/>
-        </w:rPr>
-        <w:t xml:space="preserve">sudo </w:t>
+      <w:proofErr w:type="spellStart"/>
+      <w:r>
+        <w:rPr>
+          <w:rFonts w:ascii="Courier New" w:hAnsi="Courier New" w:cs="Courier New"/>
+          <w:b/>
+          <w:bCs/>
+        </w:rPr>
+        <w:t>sudo</w:t>
+      </w:r>
+      <w:proofErr w:type="spellEnd"/>
+      <w:r>
+        <w:rPr>
+          <w:rFonts w:ascii="Courier New" w:hAnsi="Courier New" w:cs="Courier New"/>
+          <w:b/>
+          <w:bCs/>
+        </w:rPr>
+        <w:t xml:space="preserve"> </w:t>
       </w:r>
       <w:r>
         <w:rPr>
@@ -17087,14 +18153,14 @@
           <w:color w:val="auto"/>
         </w:rPr>
       </w:pPr>
-      <w:bookmarkStart w:id="57" w:name="_Toc214635460"/>
+      <w:bookmarkStart w:id="58" w:name="_Toc230369819"/>
       <w:r>
         <w:rPr>
           <w:color w:val="auto"/>
         </w:rPr>
         <w:t>Installing Python Packages</w:t>
       </w:r>
-      <w:bookmarkEnd w:id="57"/>
+      <w:bookmarkEnd w:id="58"/>
     </w:p>
     <w:p>
       <w:pPr>
@@ -17109,11 +18175,16 @@
       <w:r>
         <w:t xml:space="preserve">  </w:t>
       </w:r>
+      <w:proofErr w:type="spellStart"/>
       <w:r>
         <w:t>y</w:t>
       </w:r>
       <w:r>
-        <w:t xml:space="preserve">aml </w:t>
+        <w:t>aml</w:t>
+      </w:r>
+      <w:proofErr w:type="spellEnd"/>
+      <w:r>
+        <w:t xml:space="preserve"> </w:t>
       </w:r>
       <w:r>
         <w:t xml:space="preserve">(Yet Another Markup Language) </w:t>
@@ -17121,8 +18192,13 @@
       <w:r>
         <w:t xml:space="preserve">is an exception.  To install </w:t>
       </w:r>
-      <w:r>
-        <w:t>yaml use the following command:</w:t>
+      <w:proofErr w:type="spellStart"/>
+      <w:r>
+        <w:t>yaml</w:t>
+      </w:r>
+      <w:proofErr w:type="spellEnd"/>
+      <w:r>
+        <w:t xml:space="preserve"> use the following command:</w:t>
       </w:r>
     </w:p>
     <w:p>
@@ -17135,13 +18211,23 @@
           <w:bCs/>
         </w:rPr>
       </w:pPr>
-      <w:r>
-        <w:rPr>
-          <w:rFonts w:ascii="Courier New" w:hAnsi="Courier New" w:cs="Courier New"/>
-          <w:b/>
-          <w:bCs/>
-        </w:rPr>
-        <w:t xml:space="preserve">sudo </w:t>
+      <w:proofErr w:type="spellStart"/>
+      <w:r>
+        <w:rPr>
+          <w:rFonts w:ascii="Courier New" w:hAnsi="Courier New" w:cs="Courier New"/>
+          <w:b/>
+          <w:bCs/>
+        </w:rPr>
+        <w:t>sudo</w:t>
+      </w:r>
+      <w:proofErr w:type="spellEnd"/>
+      <w:r>
+        <w:rPr>
+          <w:rFonts w:ascii="Courier New" w:hAnsi="Courier New" w:cs="Courier New"/>
+          <w:b/>
+          <w:bCs/>
+        </w:rPr>
+        <w:t xml:space="preserve"> </w:t>
       </w:r>
       <w:r>
         <w:rPr>
@@ -17311,7 +18397,25 @@
           <w:b/>
           <w:bCs/>
         </w:rPr>
-        <w:t>ip  install  &lt;package_name&gt;</w:t>
+        <w:t>ip  install  &lt;</w:t>
+      </w:r>
+      <w:proofErr w:type="spellStart"/>
+      <w:r>
+        <w:rPr>
+          <w:rFonts w:ascii="Courier New" w:hAnsi="Courier New" w:cs="Courier New"/>
+          <w:b/>
+          <w:bCs/>
+        </w:rPr>
+        <w:t>package_name</w:t>
+      </w:r>
+      <w:proofErr w:type="spellEnd"/>
+      <w:r>
+        <w:rPr>
+          <w:rFonts w:ascii="Courier New" w:hAnsi="Courier New" w:cs="Courier New"/>
+          <w:b/>
+          <w:bCs/>
+        </w:rPr>
+        <w:t>&gt;</w:t>
       </w:r>
     </w:p>
     <w:p>
@@ -17322,7 +18426,7 @@
           <w:color w:val="auto"/>
         </w:rPr>
       </w:pPr>
-      <w:bookmarkStart w:id="58" w:name="_Toc214635461"/>
+      <w:bookmarkStart w:id="59" w:name="_Toc230369820"/>
       <w:r>
         <w:rPr>
           <w:color w:val="auto"/>
@@ -17353,7 +18457,7 @@
         </w:rPr>
         <w:t>Sessions</w:t>
       </w:r>
-      <w:bookmarkEnd w:id="58"/>
+      <w:bookmarkEnd w:id="59"/>
     </w:p>
     <w:p>
       <w:r>
@@ -17614,7 +18718,7 @@
           <w:color w:val="auto"/>
         </w:rPr>
       </w:pPr>
-      <w:bookmarkStart w:id="59" w:name="_Toc214635462"/>
+      <w:bookmarkStart w:id="60" w:name="_Toc230369821"/>
       <w:r>
         <w:rPr>
           <w:color w:val="auto"/>
@@ -17646,7 +18750,7 @@
         </w:rPr>
         <w:t>:</w:t>
       </w:r>
-      <w:bookmarkEnd w:id="59"/>
+      <w:bookmarkEnd w:id="60"/>
     </w:p>
     <w:p>
       <w:r>
@@ -17654,20 +18758,36 @@
           <w:rFonts w:ascii="Aptos" w:hAnsi="Aptos"/>
           <w:color w:val="000000"/>
         </w:rPr>
-        <w:t xml:space="preserve">The command to start an SSH session varies by connection type—Ethernet or LAN. For LAN, use the RPi's IP address, which you can find by running `ifconfig` on a terminal </w:t>
-      </w:r>
+        <w:t>The command to start an SSH session varies by connection type—Ethernet or LAN. For LAN, use the RPi's IP address, which you can find by running `</w:t>
+      </w:r>
+      <w:proofErr w:type="spellStart"/>
       <w:r>
         <w:rPr>
           <w:rFonts w:ascii="Aptos" w:hAnsi="Aptos"/>
           <w:color w:val="000000"/>
         </w:rPr>
-        <w:t xml:space="preserve">window directly on the </w:t>
-      </w:r>
+        <w:t>ifconfig</w:t>
+      </w:r>
+      <w:proofErr w:type="spellEnd"/>
       <w:r>
         <w:rPr>
           <w:rFonts w:ascii="Aptos" w:hAnsi="Aptos"/>
           <w:color w:val="000000"/>
         </w:rPr>
+        <w:t xml:space="preserve">` on a terminal </w:t>
+      </w:r>
+      <w:r>
+        <w:rPr>
+          <w:rFonts w:ascii="Aptos" w:hAnsi="Aptos"/>
+          <w:color w:val="000000"/>
+        </w:rPr>
+        <w:t xml:space="preserve">window directly on the </w:t>
+      </w:r>
+      <w:r>
+        <w:rPr>
+          <w:rFonts w:ascii="Aptos" w:hAnsi="Aptos"/>
+          <w:color w:val="000000"/>
+        </w:rPr>
         <w:t>RPi with a monitor, keyboard, and mouse.</w:t>
       </w:r>
     </w:p>
@@ -17723,8 +18843,17 @@
           <w:bCs/>
         </w:rPr>
         <w:tab/>
+      </w:r>
+      <w:proofErr w:type="spellStart"/>
+      <w:r>
+        <w:rPr>
+          <w:rFonts w:ascii="Courier New" w:hAnsi="Courier New" w:cs="Courier New"/>
+          <w:b/>
+          <w:bCs/>
+        </w:rPr>
         <w:t>pi@raspberrypi.local</w:t>
       </w:r>
+      <w:proofErr w:type="spellEnd"/>
     </w:p>
     <w:p>
       <w:pPr>
@@ -17876,7 +19005,7 @@
           <w:color w:val="auto"/>
         </w:rPr>
       </w:pPr>
-      <w:bookmarkStart w:id="60" w:name="_Toc214635463"/>
+      <w:bookmarkStart w:id="61" w:name="_Toc230369822"/>
       <w:r>
         <w:rPr>
           <w:color w:val="auto"/>
@@ -17925,7 +19054,7 @@
         </w:rPr>
         <w:t>:</w:t>
       </w:r>
-      <w:bookmarkEnd w:id="60"/>
+      <w:bookmarkEnd w:id="61"/>
     </w:p>
     <w:p>
       <w:pPr>
@@ -18102,6 +19231,7 @@
           <w:bCs/>
         </w:rPr>
       </w:pPr>
+      <w:proofErr w:type="spellStart"/>
       <w:r>
         <w:rPr>
           <w:rFonts w:ascii="Courier New" w:hAnsi="Courier New" w:cs="Courier New"/>
@@ -18110,6 +19240,7 @@
         </w:rPr>
         <w:t>scp</w:t>
       </w:r>
+      <w:proofErr w:type="spellEnd"/>
       <w:r>
         <w:rPr>
           <w:rFonts w:ascii="Courier New" w:hAnsi="Courier New" w:cs="Courier New"/>
@@ -18159,6 +19290,7 @@
         </w:rPr>
         <w:t>:~/python/</w:t>
       </w:r>
+      <w:proofErr w:type="spellStart"/>
       <w:r>
         <w:rPr>
           <w:rFonts w:ascii="Courier New" w:hAnsi="Courier New" w:cs="Courier New"/>
@@ -18167,6 +19299,7 @@
         </w:rPr>
         <w:t>spiClock</w:t>
       </w:r>
+      <w:proofErr w:type="spellEnd"/>
     </w:p>
     <w:p>
       <w:pPr>
@@ -18189,7 +19322,23 @@
           <w:b/>
           <w:bCs/>
         </w:rPr>
-        <w:t xml:space="preserve">opy all .py files </w:t>
+        <w:t>opy all .</w:t>
+      </w:r>
+      <w:proofErr w:type="spellStart"/>
+      <w:r>
+        <w:rPr>
+          <w:b/>
+          <w:bCs/>
+        </w:rPr>
+        <w:t>py</w:t>
+      </w:r>
+      <w:proofErr w:type="spellEnd"/>
+      <w:r>
+        <w:rPr>
+          <w:b/>
+          <w:bCs/>
+        </w:rPr>
+        <w:t xml:space="preserve"> files </w:t>
       </w:r>
       <w:r>
         <w:rPr>
@@ -18279,6 +19428,7 @@
           <w:bCs/>
         </w:rPr>
       </w:pPr>
+      <w:proofErr w:type="spellStart"/>
       <w:r>
         <w:rPr>
           <w:rFonts w:ascii="Courier New" w:hAnsi="Courier New" w:cs="Courier New"/>
@@ -18287,6 +19437,7 @@
         </w:rPr>
         <w:t>scp</w:t>
       </w:r>
+      <w:proofErr w:type="spellEnd"/>
       <w:r>
         <w:rPr>
           <w:rFonts w:ascii="Courier New" w:hAnsi="Courier New" w:cs="Courier New"/>
@@ -18294,8 +19445,18 @@
           <w:bCs/>
         </w:rPr>
         <w:tab/>
-        <w:t>*.py</w:t>
-      </w:r>
+        <w:t>*.</w:t>
+      </w:r>
+      <w:proofErr w:type="spellStart"/>
+      <w:r>
+        <w:rPr>
+          <w:rFonts w:ascii="Courier New" w:hAnsi="Courier New" w:cs="Courier New"/>
+          <w:b/>
+          <w:bCs/>
+        </w:rPr>
+        <w:t>py</w:t>
+      </w:r>
+      <w:proofErr w:type="spellEnd"/>
       <w:r>
         <w:rPr>
           <w:rFonts w:ascii="Courier New" w:hAnsi="Courier New" w:cs="Courier New"/>
@@ -18320,7 +19481,7 @@
         </w:rPr>
         <w:tab/>
       </w:r>
-      <w:hyperlink r:id="rId49" w:history="1">
+      <w:hyperlink r:id="rId50" w:history="1">
         <w:r>
           <w:rPr>
             <w:rFonts w:ascii="Courier New" w:hAnsi="Courier New" w:cs="Courier New"/>
@@ -18336,8 +19497,18 @@
           <w:b/>
           <w:bCs/>
         </w:rPr>
-        <w:t>:~/python/spiClock</w:t>
-      </w:r>
+        <w:t>:~/python/</w:t>
+      </w:r>
+      <w:proofErr w:type="spellStart"/>
+      <w:r>
+        <w:rPr>
+          <w:rFonts w:ascii="Courier New" w:hAnsi="Courier New" w:cs="Courier New"/>
+          <w:b/>
+          <w:bCs/>
+        </w:rPr>
+        <w:t>spiClock</w:t>
+      </w:r>
+      <w:proofErr w:type="spellEnd"/>
     </w:p>
     <w:p>
       <w:pPr>
@@ -18429,6 +19600,7 @@
           <w:bCs/>
         </w:rPr>
       </w:pPr>
+      <w:proofErr w:type="spellStart"/>
       <w:r>
         <w:rPr>
           <w:rFonts w:ascii="Courier New" w:hAnsi="Courier New" w:cs="Courier New"/>
@@ -18445,6 +19617,7 @@
         </w:rPr>
         <w:t>cp</w:t>
       </w:r>
+      <w:proofErr w:type="spellEnd"/>
       <w:r>
         <w:rPr>
           <w:rFonts w:ascii="Courier New" w:hAnsi="Courier New" w:cs="Courier New"/>
@@ -18459,7 +19632,25 @@
           <w:b/>
           <w:bCs/>
         </w:rPr>
-        <w:t xml:space="preserve">pi@192.168.1.130:~/python/spiClock/pics/240x320a.jpg </w:t>
+        <w:t>pi@192.168.1.130:~/python/</w:t>
+      </w:r>
+      <w:proofErr w:type="spellStart"/>
+      <w:r>
+        <w:rPr>
+          <w:rFonts w:ascii="Courier New" w:hAnsi="Courier New" w:cs="Courier New"/>
+          <w:b/>
+          <w:bCs/>
+        </w:rPr>
+        <w:t>spiClock</w:t>
+      </w:r>
+      <w:proofErr w:type="spellEnd"/>
+      <w:r>
+        <w:rPr>
+          <w:rFonts w:ascii="Courier New" w:hAnsi="Courier New" w:cs="Courier New"/>
+          <w:b/>
+          <w:bCs/>
+        </w:rPr>
+        <w:t xml:space="preserve">/pics/240x320a.jpg </w:t>
       </w:r>
       <w:r>
         <w:rPr>
@@ -18488,7 +19679,7 @@
           <w:color w:val="auto"/>
         </w:rPr>
       </w:pPr>
-      <w:bookmarkStart w:id="61" w:name="_Toc214635464"/>
+      <w:bookmarkStart w:id="62" w:name="_Toc230369823"/>
       <w:r>
         <w:rPr>
           <w:color w:val="auto"/>
@@ -18537,7 +19728,7 @@
         </w:rPr>
         <w:t>ey:</w:t>
       </w:r>
-      <w:bookmarkEnd w:id="61"/>
+      <w:bookmarkEnd w:id="62"/>
     </w:p>
     <w:p>
       <w:r>
@@ -18562,7 +19753,15 @@
         <w:t>i</w:t>
       </w:r>
       <w:r>
-        <w:t xml:space="preserve"> (replace stang with appropriate </w:t>
+        <w:t xml:space="preserve"> (replace </w:t>
+      </w:r>
+      <w:proofErr w:type="spellStart"/>
+      <w:r>
+        <w:t>stang</w:t>
+      </w:r>
+      <w:proofErr w:type="spellEnd"/>
+      <w:r>
+        <w:t xml:space="preserve"> with appropriate </w:t>
       </w:r>
       <w:r>
         <w:t>username and use correct IP address of the RPi</w:t>
@@ -18603,13 +19802,23 @@
           <w:bCs/>
         </w:rPr>
       </w:pPr>
-      <w:r>
-        <w:rPr>
-          <w:rFonts w:ascii="Courier New" w:hAnsi="Courier New" w:cs="Courier New"/>
-          <w:b/>
-          <w:bCs/>
-        </w:rPr>
-        <w:t xml:space="preserve">scp </w:t>
+      <w:proofErr w:type="spellStart"/>
+      <w:r>
+        <w:rPr>
+          <w:rFonts w:ascii="Courier New" w:hAnsi="Courier New" w:cs="Courier New"/>
+          <w:b/>
+          <w:bCs/>
+        </w:rPr>
+        <w:t>scp</w:t>
+      </w:r>
+      <w:proofErr w:type="spellEnd"/>
+      <w:r>
+        <w:rPr>
+          <w:rFonts w:ascii="Courier New" w:hAnsi="Courier New" w:cs="Courier New"/>
+          <w:b/>
+          <w:bCs/>
+        </w:rPr>
+        <w:t xml:space="preserve"> </w:t>
       </w:r>
       <w:r>
         <w:rPr>
@@ -18661,7 +19870,7 @@
         </w:rPr>
         <w:t xml:space="preserve">\.ssh\*.pub"  </w:t>
       </w:r>
-      <w:hyperlink r:id="rId50" w:history="1">
+      <w:hyperlink r:id="rId51" w:history="1">
         <w:r>
           <w:rPr>
             <w:rFonts w:ascii="Courier New" w:hAnsi="Courier New" w:cs="Courier New"/>
@@ -18718,13 +19927,23 @@
           <w:bCs/>
         </w:rPr>
       </w:pPr>
-      <w:r>
-        <w:rPr>
-          <w:rFonts w:ascii="Courier New" w:hAnsi="Courier New" w:cs="Courier New"/>
-          <w:b/>
-          <w:bCs/>
-        </w:rPr>
-        <w:t xml:space="preserve">mkdir </w:t>
+      <w:proofErr w:type="spellStart"/>
+      <w:r>
+        <w:rPr>
+          <w:rFonts w:ascii="Courier New" w:hAnsi="Courier New" w:cs="Courier New"/>
+          <w:b/>
+          <w:bCs/>
+        </w:rPr>
+        <w:t>mkdir</w:t>
+      </w:r>
+      <w:proofErr w:type="spellEnd"/>
+      <w:r>
+        <w:rPr>
+          <w:rFonts w:ascii="Courier New" w:hAnsi="Courier New" w:cs="Courier New"/>
+          <w:b/>
+          <w:bCs/>
+        </w:rPr>
+        <w:t xml:space="preserve"> </w:t>
       </w:r>
       <w:r>
         <w:rPr>
@@ -18769,13 +19988,23 @@
           <w:bCs/>
         </w:rPr>
       </w:pPr>
-      <w:r>
-        <w:rPr>
-          <w:rFonts w:ascii="Courier New" w:hAnsi="Courier New" w:cs="Courier New"/>
-          <w:b/>
-          <w:bCs/>
-        </w:rPr>
-        <w:t xml:space="preserve">chmod </w:t>
+      <w:proofErr w:type="spellStart"/>
+      <w:r>
+        <w:rPr>
+          <w:rFonts w:ascii="Courier New" w:hAnsi="Courier New" w:cs="Courier New"/>
+          <w:b/>
+          <w:bCs/>
+        </w:rPr>
+        <w:t>chmod</w:t>
+      </w:r>
+      <w:proofErr w:type="spellEnd"/>
+      <w:r>
+        <w:rPr>
+          <w:rFonts w:ascii="Courier New" w:hAnsi="Courier New" w:cs="Courier New"/>
+          <w:b/>
+          <w:bCs/>
+        </w:rPr>
+        <w:t xml:space="preserve"> </w:t>
       </w:r>
       <w:r>
         <w:rPr>
@@ -18925,8 +20154,18 @@
           <w:b/>
           <w:bCs/>
         </w:rPr>
-        <w:t xml:space="preserve"> ~/.ssh/authorized_keys</w:t>
-      </w:r>
+        <w:t xml:space="preserve"> ~/.ssh/</w:t>
+      </w:r>
+      <w:proofErr w:type="spellStart"/>
+      <w:r>
+        <w:rPr>
+          <w:rFonts w:ascii="Courier New" w:hAnsi="Courier New" w:cs="Courier New"/>
+          <w:b/>
+          <w:bCs/>
+        </w:rPr>
+        <w:t>authorized_keys</w:t>
+      </w:r>
+      <w:proofErr w:type="spellEnd"/>
     </w:p>
     <w:p>
       <w:pPr>
@@ -18938,6 +20177,7 @@
           <w:bCs/>
         </w:rPr>
       </w:pPr>
+      <w:proofErr w:type="spellStart"/>
       <w:r>
         <w:rPr>
           <w:rFonts w:ascii="Courier New" w:hAnsi="Courier New" w:cs="Courier New"/>
@@ -18946,6 +20186,7 @@
         </w:rPr>
         <w:t>chmod</w:t>
       </w:r>
+      <w:proofErr w:type="spellEnd"/>
       <w:r>
         <w:rPr>
           <w:rFonts w:ascii="Courier New" w:hAnsi="Courier New" w:cs="Courier New"/>
@@ -18976,8 +20217,18 @@
           <w:b/>
           <w:bCs/>
         </w:rPr>
-        <w:t xml:space="preserve"> ~/.ssh/authorized_keys</w:t>
-      </w:r>
+        <w:t xml:space="preserve"> ~/.ssh/</w:t>
+      </w:r>
+      <w:proofErr w:type="spellStart"/>
+      <w:r>
+        <w:rPr>
+          <w:rFonts w:ascii="Courier New" w:hAnsi="Courier New" w:cs="Courier New"/>
+          <w:b/>
+          <w:bCs/>
+        </w:rPr>
+        <w:t>authorized_keys</w:t>
+      </w:r>
+      <w:proofErr w:type="spellEnd"/>
     </w:p>
     <w:p>
       <w:pPr>
@@ -19038,13 +20289,41 @@
           <w:bCs/>
         </w:rPr>
       </w:pPr>
-      <w:r>
-        <w:rPr>
-          <w:rFonts w:ascii="Courier New" w:hAnsi="Courier New" w:cs="Courier New"/>
-          <w:b/>
-          <w:bCs/>
-        </w:rPr>
-        <w:t>sudo systemctl restart ssh</w:t>
+      <w:proofErr w:type="spellStart"/>
+      <w:r>
+        <w:rPr>
+          <w:rFonts w:ascii="Courier New" w:hAnsi="Courier New" w:cs="Courier New"/>
+          <w:b/>
+          <w:bCs/>
+        </w:rPr>
+        <w:t>sudo</w:t>
+      </w:r>
+      <w:proofErr w:type="spellEnd"/>
+      <w:r>
+        <w:rPr>
+          <w:rFonts w:ascii="Courier New" w:hAnsi="Courier New" w:cs="Courier New"/>
+          <w:b/>
+          <w:bCs/>
+        </w:rPr>
+        <w:t xml:space="preserve"> </w:t>
+      </w:r>
+      <w:proofErr w:type="spellStart"/>
+      <w:r>
+        <w:rPr>
+          <w:rFonts w:ascii="Courier New" w:hAnsi="Courier New" w:cs="Courier New"/>
+          <w:b/>
+          <w:bCs/>
+        </w:rPr>
+        <w:t>systemctl</w:t>
+      </w:r>
+      <w:proofErr w:type="spellEnd"/>
+      <w:r>
+        <w:rPr>
+          <w:rFonts w:ascii="Courier New" w:hAnsi="Courier New" w:cs="Courier New"/>
+          <w:b/>
+          <w:bCs/>
+        </w:rPr>
+        <w:t xml:space="preserve"> restart ssh</w:t>
       </w:r>
     </w:p>
     <w:p>
@@ -19065,41 +20344,57 @@
           <w:color w:val="000000"/>
         </w:rPr>
         <w:lastRenderedPageBreak/>
-        <w:t xml:space="preserve">Now when SSH-ing you will be prompted for the passphrase you used when you created the key </w:t>
-      </w:r>
+        <w:t>Now when SSH-</w:t>
+      </w:r>
+      <w:proofErr w:type="spellStart"/>
       <w:r>
         <w:rPr>
           <w:rFonts w:ascii="Aptos" w:hAnsi="Aptos"/>
           <w:color w:val="000000"/>
         </w:rPr>
-        <w:t xml:space="preserve">so essentially, </w:t>
-      </w:r>
+        <w:t>ing</w:t>
+      </w:r>
+      <w:proofErr w:type="spellEnd"/>
       <w:r>
         <w:rPr>
           <w:rFonts w:ascii="Aptos" w:hAnsi="Aptos"/>
           <w:color w:val="000000"/>
         </w:rPr>
-        <w:t>we are</w:t>
+        <w:t xml:space="preserve"> you will be prompted for the passphrase you used when you created the key </w:t>
       </w:r>
       <w:r>
         <w:rPr>
           <w:rFonts w:ascii="Aptos" w:hAnsi="Aptos"/>
           <w:color w:val="000000"/>
         </w:rPr>
-        <w:t xml:space="preserve"> no better off than before.  T</w:t>
+        <w:t xml:space="preserve">so essentially, </w:t>
       </w:r>
       <w:r>
         <w:rPr>
           <w:rFonts w:ascii="Aptos" w:hAnsi="Aptos"/>
           <w:color w:val="000000"/>
         </w:rPr>
-        <w:t>o not have to enter that every time</w:t>
+        <w:t>we are</w:t>
       </w:r>
       <w:r>
         <w:rPr>
           <w:rFonts w:ascii="Aptos" w:hAnsi="Aptos"/>
           <w:color w:val="000000"/>
         </w:rPr>
+        <w:t xml:space="preserve"> no better off than before.  T</w:t>
+      </w:r>
+      <w:r>
+        <w:rPr>
+          <w:rFonts w:ascii="Aptos" w:hAnsi="Aptos"/>
+          <w:color w:val="000000"/>
+        </w:rPr>
+        <w:t>o not have to enter that every time</w:t>
+      </w:r>
+      <w:r>
+        <w:rPr>
+          <w:rFonts w:ascii="Aptos" w:hAnsi="Aptos"/>
+          <w:color w:val="000000"/>
+        </w:rPr>
         <w:t xml:space="preserve"> follow the procedure provided below.</w:t>
       </w:r>
     </w:p>
@@ -19219,13 +20514,23 @@
         </w:rPr>
         <w:t>-</w:t>
       </w:r>
-      <w:r>
-        <w:rPr>
-          <w:rFonts w:ascii="Courier New" w:hAnsi="Courier New" w:cs="Courier New"/>
-          <w:b/>
-          <w:bCs/>
-        </w:rPr>
-        <w:t>StartupType Automatic</w:t>
+      <w:proofErr w:type="spellStart"/>
+      <w:r>
+        <w:rPr>
+          <w:rFonts w:ascii="Courier New" w:hAnsi="Courier New" w:cs="Courier New"/>
+          <w:b/>
+          <w:bCs/>
+        </w:rPr>
+        <w:t>StartupType</w:t>
+      </w:r>
+      <w:proofErr w:type="spellEnd"/>
+      <w:r>
+        <w:rPr>
+          <w:rFonts w:ascii="Courier New" w:hAnsi="Courier New" w:cs="Courier New"/>
+          <w:b/>
+          <w:bCs/>
+        </w:rPr>
+        <w:t xml:space="preserve"> Automatic</w:t>
       </w:r>
     </w:p>
     <w:p>
@@ -19371,7 +20676,7 @@
           <w:color w:val="auto"/>
         </w:rPr>
       </w:pPr>
-      <w:bookmarkStart w:id="62" w:name="_Toc214635465"/>
+      <w:bookmarkStart w:id="63" w:name="_Toc230369824"/>
       <w:r>
         <w:rPr>
           <w:color w:val="auto"/>
@@ -19408,7 +20713,7 @@
         </w:rPr>
         <w:t>ynchronization:</w:t>
       </w:r>
-      <w:bookmarkEnd w:id="62"/>
+      <w:bookmarkEnd w:id="63"/>
     </w:p>
     <w:p>
       <w:r>
@@ -19446,14 +20751,25 @@
           <w:bCs/>
         </w:rPr>
       </w:pPr>
-      <w:r>
-        <w:rPr>
-          <w:rFonts w:ascii="Courier New" w:hAnsi="Courier New" w:cs="Courier New"/>
-          <w:b/>
-          <w:bCs/>
-        </w:rPr>
-        <w:t xml:space="preserve">sudo  </w:t>
-      </w:r>
+      <w:proofErr w:type="spellStart"/>
+      <w:r>
+        <w:rPr>
+          <w:rFonts w:ascii="Courier New" w:hAnsi="Courier New" w:cs="Courier New"/>
+          <w:b/>
+          <w:bCs/>
+        </w:rPr>
+        <w:t>sudo</w:t>
+      </w:r>
+      <w:proofErr w:type="spellEnd"/>
+      <w:r>
+        <w:rPr>
+          <w:rFonts w:ascii="Courier New" w:hAnsi="Courier New" w:cs="Courier New"/>
+          <w:b/>
+          <w:bCs/>
+        </w:rPr>
+        <w:t xml:space="preserve">  </w:t>
+      </w:r>
+      <w:proofErr w:type="spellStart"/>
       <w:r>
         <w:rPr>
           <w:rFonts w:ascii="Courier New" w:hAnsi="Courier New" w:cs="Courier New"/>
@@ -19462,6 +20778,7 @@
         </w:rPr>
         <w:t>timedatectl</w:t>
       </w:r>
+      <w:proofErr w:type="spellEnd"/>
       <w:r>
         <w:rPr>
           <w:rFonts w:ascii="Courier New" w:hAnsi="Courier New" w:cs="Courier New"/>
@@ -19476,7 +20793,25 @@
           <w:b/>
           <w:bCs/>
         </w:rPr>
-        <w:t xml:space="preserve"> set-ntp </w:t>
+        <w:t xml:space="preserve"> set-</w:t>
+      </w:r>
+      <w:proofErr w:type="spellStart"/>
+      <w:r>
+        <w:rPr>
+          <w:rFonts w:ascii="Courier New" w:hAnsi="Courier New" w:cs="Courier New"/>
+          <w:b/>
+          <w:bCs/>
+        </w:rPr>
+        <w:t>ntp</w:t>
+      </w:r>
+      <w:proofErr w:type="spellEnd"/>
+      <w:r>
+        <w:rPr>
+          <w:rFonts w:ascii="Courier New" w:hAnsi="Courier New" w:cs="Courier New"/>
+          <w:b/>
+          <w:bCs/>
+        </w:rPr>
+        <w:t xml:space="preserve"> </w:t>
       </w:r>
       <w:r>
         <w:rPr>
@@ -19503,7 +20838,7 @@
           <w:color w:val="auto"/>
         </w:rPr>
       </w:pPr>
-      <w:bookmarkStart w:id="63" w:name="_Toc214635466"/>
+      <w:bookmarkStart w:id="64" w:name="_Toc230369825"/>
       <w:r>
         <w:rPr>
           <w:color w:val="auto"/>
@@ -19528,7 +20863,7 @@
         </w:rPr>
         <w:t>:</w:t>
       </w:r>
-      <w:bookmarkEnd w:id="63"/>
+      <w:bookmarkEnd w:id="64"/>
     </w:p>
     <w:p>
       <w:r>
@@ -19545,13 +20880,23 @@
           <w:bCs/>
         </w:rPr>
       </w:pPr>
-      <w:r>
-        <w:rPr>
-          <w:rFonts w:ascii="Courier New" w:hAnsi="Courier New" w:cs="Courier New"/>
-          <w:b/>
-          <w:bCs/>
-        </w:rPr>
-        <w:t>ps  aux  |  grep  python</w:t>
+      <w:proofErr w:type="spellStart"/>
+      <w:r>
+        <w:rPr>
+          <w:rFonts w:ascii="Courier New" w:hAnsi="Courier New" w:cs="Courier New"/>
+          <w:b/>
+          <w:bCs/>
+        </w:rPr>
+        <w:t>ps</w:t>
+      </w:r>
+      <w:proofErr w:type="spellEnd"/>
+      <w:r>
+        <w:rPr>
+          <w:rFonts w:ascii="Courier New" w:hAnsi="Courier New" w:cs="Courier New"/>
+          <w:b/>
+          <w:bCs/>
+        </w:rPr>
+        <w:t xml:space="preserve">  aux  |  grep  python</w:t>
       </w:r>
     </w:p>
     <w:p>
@@ -19562,7 +20907,7 @@
           <w:color w:val="auto"/>
         </w:rPr>
       </w:pPr>
-      <w:bookmarkStart w:id="64" w:name="_Toc214635467"/>
+      <w:bookmarkStart w:id="65" w:name="_Toc230369826"/>
       <w:r>
         <w:rPr>
           <w:color w:val="auto"/>
@@ -19575,7 +20920,7 @@
         </w:rPr>
         <w:t>:</w:t>
       </w:r>
-      <w:bookmarkEnd w:id="64"/>
+      <w:bookmarkEnd w:id="65"/>
     </w:p>
     <w:p>
       <w:r>
@@ -19628,8 +20973,18 @@
           <w:b/>
           <w:bCs/>
         </w:rPr>
-        <w:t xml:space="preserve"> -lntp</w:t>
-      </w:r>
+        <w:t xml:space="preserve"> -</w:t>
+      </w:r>
+      <w:proofErr w:type="spellStart"/>
+      <w:r>
+        <w:rPr>
+          <w:rFonts w:ascii="Courier New" w:hAnsi="Courier New" w:cs="Courier New"/>
+          <w:b/>
+          <w:bCs/>
+        </w:rPr>
+        <w:t>lntp</w:t>
+      </w:r>
+      <w:proofErr w:type="spellEnd"/>
       <w:r>
         <w:rPr>
           <w:rFonts w:ascii="Courier New" w:hAnsi="Courier New" w:cs="Courier New"/>
@@ -19727,7 +21082,25 @@
           <w:b/>
           <w:bCs/>
         </w:rPr>
-        <w:t>‘tcp|State’</w:t>
+        <w:t>‘</w:t>
+      </w:r>
+      <w:proofErr w:type="spellStart"/>
+      <w:r>
+        <w:rPr>
+          <w:rFonts w:ascii="Courier New" w:hAnsi="Courier New" w:cs="Courier New"/>
+          <w:b/>
+          <w:bCs/>
+        </w:rPr>
+        <w:t>tcp|State</w:t>
+      </w:r>
+      <w:proofErr w:type="spellEnd"/>
+      <w:r>
+        <w:rPr>
+          <w:rFonts w:ascii="Courier New" w:hAnsi="Courier New" w:cs="Courier New"/>
+          <w:b/>
+          <w:bCs/>
+        </w:rPr>
+        <w:t>’</w:t>
       </w:r>
     </w:p>
     <w:p>
@@ -19740,8 +21113,8 @@
           <w:bCs/>
         </w:rPr>
         <w:sectPr>
-          <w:headerReference w:type="default" r:id="rId51"/>
-          <w:footerReference w:type="default" r:id="rId52"/>
+          <w:headerReference w:type="default" r:id="rId52"/>
+          <w:footerReference w:type="default" r:id="rId53"/>
           <w:pgSz w:w="12240" w:h="15840" w:code="1"/>
           <w:pgMar w:top="1008" w:right="1008" w:bottom="1008" w:left="1008" w:header="1008" w:footer="288" w:gutter="0"/>
           <w:pgNumType w:start="1"/>
@@ -19762,8 +21135,8 @@
       </w:pPr>
     </w:p>
     <w:sectPr>
-      <w:headerReference w:type="default" r:id="rId53"/>
-      <w:footerReference w:type="default" r:id="rId54"/>
+      <w:headerReference w:type="default" r:id="rId54"/>
+      <w:footerReference w:type="default" r:id="rId55"/>
       <w:pgSz w:w="12240" w:h="15840" w:code="1"/>
       <w:pgMar w:top="1008" w:right="1008" w:bottom="1008" w:left="1008" w:header="1008" w:footer="288" w:gutter="0"/>
       <w:pgNumType w:start="1"/>
@@ -22147,7 +23520,7 @@
     <w:autoRedefine/>
     <w:uiPriority w:val="39"/>
     <w:unhideWhenUsed/>
-    <w:rsid w:val="000E05F6"/>
+    <w:rsid w:val="00D01155"/>
     <w:pPr>
       <w:tabs>
         <w:tab w:val="left" w:pos="440"/>
@@ -22157,8 +23530,10 @@
     </w:pPr>
     <w:rPr>
       <w:rFonts w:eastAsiaTheme="minorEastAsia" w:cs="Times New Roman"/>
+      <w:noProof/>
       <w:kern w:val="0"/>
       <w:sz w:val="20"/>
+      <w:szCs w:val="20"/>
       <w14:ligatures w14:val="none"/>
     </w:rPr>
   </w:style>
